--- a/mainWidget/mainWidget/src/template/殉爆仿真计算数据表.docx
+++ b/mainWidget/mainWidget/src/template/殉爆仿真计算数据表.docx
@@ -3040,6 +3040,7 @@
           </w:tcPr>
           <w:p>
             <w:pPr>
+              <w:spacing w:line="240" w:lineRule="auto"/>
               <w:ind w:firstLine="480"/>
             </w:pPr>
             <w:r>
@@ -3058,6 +3059,7 @@
           </w:tcPr>
           <w:p>
             <w:pPr>
+              <w:spacing w:line="240" w:lineRule="auto"/>
               <w:ind w:firstLine="480"/>
             </w:pPr>
             <w:r>
@@ -3076,6 +3078,7 @@
           </w:tcPr>
           <w:p>
             <w:pPr>
+              <w:spacing w:line="240" w:lineRule="auto"/>
               <w:ind w:firstLine="480"/>
             </w:pPr>
             <w:r>
@@ -3092,6 +3095,7 @@
           </w:tcPr>
           <w:p>
             <w:pPr>
+              <w:spacing w:line="240" w:lineRule="auto"/>
               <w:ind w:firstLine="480"/>
             </w:pPr>
             <w:r>
@@ -3108,6 +3112,7 @@
           </w:tcPr>
           <w:p>
             <w:pPr>
+              <w:spacing w:line="240" w:lineRule="auto"/>
               <w:ind w:firstLine="480"/>
             </w:pPr>
             <w:r>
@@ -3126,6 +3131,7 @@
           </w:tcPr>
           <w:p>
             <w:pPr>
+              <w:spacing w:line="240" w:lineRule="auto"/>
               <w:ind w:firstLine="480"/>
             </w:pPr>
           </w:p>
@@ -3136,6 +3142,7 @@
           </w:tcPr>
           <w:p>
             <w:pPr>
+              <w:spacing w:line="240" w:lineRule="auto"/>
               <w:ind w:firstLine="480"/>
             </w:pPr>
           </w:p>
@@ -3146,6 +3153,7 @@
           </w:tcPr>
           <w:p>
             <w:pPr>
+              <w:spacing w:line="240" w:lineRule="auto"/>
               <w:ind w:firstLine="480"/>
             </w:pPr>
           </w:p>
@@ -3156,6 +3164,7 @@
           </w:tcPr>
           <w:p>
             <w:pPr>
+              <w:spacing w:line="240" w:lineRule="auto"/>
               <w:ind w:firstLine="480"/>
             </w:pPr>
           </w:p>
@@ -3166,6 +3175,7 @@
           </w:tcPr>
           <w:p>
             <w:pPr>
+              <w:spacing w:line="240" w:lineRule="auto"/>
               <w:ind w:firstLine="480"/>
             </w:pPr>
           </w:p>
@@ -3985,7 +3995,6 @@
         <w:jc w:val="center"/>
       </w:pPr>
       <w:r>
-        <w:lastRenderedPageBreak/>
         <w:t>表</w:t>
       </w:r>
       <w:r>
@@ -4027,12 +4036,14 @@
           </w:tcPr>
           <w:p>
             <w:pPr>
+              <w:spacing w:line="240" w:lineRule="auto"/>
               <w:ind w:firstLine="480"/>
             </w:pPr>
             <w:r>
               <w:rPr>
                 <w:rFonts w:hint="eastAsia"/>
               </w:rPr>
+              <w:lastRenderedPageBreak/>
               <w:t>A/</w:t>
             </w:r>
             <w:proofErr w:type="spellStart"/>
@@ -4051,6 +4062,7 @@
           </w:tcPr>
           <w:p>
             <w:pPr>
+              <w:spacing w:line="240" w:lineRule="auto"/>
               <w:ind w:firstLine="480"/>
             </w:pPr>
             <w:r>
@@ -4075,6 +4087,7 @@
           </w:tcPr>
           <w:p>
             <w:pPr>
+              <w:spacing w:line="240" w:lineRule="auto"/>
               <w:ind w:firstLine="480"/>
             </w:pPr>
             <w:r>
@@ -4091,6 +4104,7 @@
           </w:tcPr>
           <w:p>
             <w:pPr>
+              <w:spacing w:line="240" w:lineRule="auto"/>
               <w:ind w:firstLine="480"/>
             </w:pPr>
             <w:r>
@@ -4107,6 +4121,7 @@
           </w:tcPr>
           <w:p>
             <w:pPr>
+              <w:spacing w:line="240" w:lineRule="auto"/>
               <w:ind w:firstLine="480"/>
             </w:pPr>
             <w:r>
@@ -4125,6 +4140,7 @@
           </w:tcPr>
           <w:p>
             <w:pPr>
+              <w:spacing w:line="240" w:lineRule="auto"/>
               <w:ind w:firstLine="480"/>
             </w:pPr>
           </w:p>
@@ -4135,6 +4151,7 @@
           </w:tcPr>
           <w:p>
             <w:pPr>
+              <w:spacing w:line="240" w:lineRule="auto"/>
               <w:ind w:firstLine="480"/>
             </w:pPr>
           </w:p>
@@ -4145,6 +4162,7 @@
           </w:tcPr>
           <w:p>
             <w:pPr>
+              <w:spacing w:line="240" w:lineRule="auto"/>
               <w:ind w:firstLine="480"/>
             </w:pPr>
           </w:p>
@@ -4155,6 +4173,7 @@
           </w:tcPr>
           <w:p>
             <w:pPr>
+              <w:spacing w:line="240" w:lineRule="auto"/>
               <w:ind w:firstLine="480"/>
             </w:pPr>
           </w:p>
@@ -4165,6 +4184,7 @@
           </w:tcPr>
           <w:p>
             <w:pPr>
+              <w:spacing w:line="240" w:lineRule="auto"/>
               <w:ind w:firstLine="480"/>
             </w:pPr>
           </w:p>
@@ -4318,7 +4338,7 @@
         <w:ind w:firstLineChars="0" w:firstLine="0"/>
         <w:jc w:val="center"/>
         <w:rPr>
-          <w:rFonts w:eastAsia="仿宋" w:hint="eastAsia"/>
+          <w:rFonts w:eastAsia="仿宋"/>
           <w:kern w:val="0"/>
         </w:rPr>
       </w:pPr>
@@ -4422,6 +4442,7 @@
           </w:tcPr>
           <w:p>
             <w:pPr>
+              <w:spacing w:line="240" w:lineRule="auto"/>
               <w:ind w:firstLineChars="0" w:firstLine="0"/>
               <w:jc w:val="center"/>
             </w:pPr>
@@ -4439,6 +4460,7 @@
           </w:tcPr>
           <w:p>
             <w:pPr>
+              <w:spacing w:line="240" w:lineRule="auto"/>
               <w:ind w:firstLineChars="0" w:firstLine="0"/>
               <w:jc w:val="center"/>
             </w:pPr>
@@ -4453,6 +4475,7 @@
           </w:tcPr>
           <w:p>
             <w:pPr>
+              <w:spacing w:line="240" w:lineRule="auto"/>
               <w:ind w:firstLineChars="0" w:firstLine="0"/>
               <w:jc w:val="center"/>
             </w:pPr>
@@ -4464,6 +4487,7 @@
           </w:tcPr>
           <w:p>
             <w:pPr>
+              <w:spacing w:line="240" w:lineRule="auto"/>
               <w:ind w:firstLineChars="0" w:firstLine="0"/>
               <w:jc w:val="center"/>
             </w:pPr>
@@ -4480,6 +4504,7 @@
           </w:tcPr>
           <w:p>
             <w:pPr>
+              <w:spacing w:line="240" w:lineRule="auto"/>
               <w:ind w:firstLineChars="0" w:firstLine="0"/>
               <w:jc w:val="center"/>
             </w:pPr>
@@ -4497,6 +4522,7 @@
           </w:tcPr>
           <w:p>
             <w:pPr>
+              <w:spacing w:line="240" w:lineRule="auto"/>
               <w:ind w:firstLineChars="0" w:firstLine="0"/>
               <w:jc w:val="center"/>
             </w:pPr>
@@ -4514,6 +4540,7 @@
           </w:tcPr>
           <w:p>
             <w:pPr>
+              <w:spacing w:line="240" w:lineRule="auto"/>
               <w:ind w:firstLineChars="0" w:firstLine="0"/>
               <w:jc w:val="center"/>
             </w:pPr>
@@ -4555,6 +4582,7 @@
           </w:tcPr>
           <w:p>
             <w:pPr>
+              <w:spacing w:line="240" w:lineRule="auto"/>
               <w:ind w:firstLineChars="0" w:firstLine="0"/>
               <w:jc w:val="center"/>
             </w:pPr>
@@ -4568,6 +4596,7 @@
           </w:tcPr>
           <w:p>
             <w:pPr>
+              <w:spacing w:line="240" w:lineRule="auto"/>
               <w:ind w:firstLineChars="0" w:firstLine="0"/>
               <w:jc w:val="center"/>
             </w:pPr>
@@ -4585,6 +4614,7 @@
           </w:tcPr>
           <w:p>
             <w:pPr>
+              <w:spacing w:line="240" w:lineRule="auto"/>
               <w:ind w:firstLineChars="0" w:firstLine="0"/>
               <w:jc w:val="center"/>
             </w:pPr>
@@ -4602,6 +4632,7 @@
           </w:tcPr>
           <w:p>
             <w:pPr>
+              <w:spacing w:line="240" w:lineRule="auto"/>
               <w:ind w:firstLineChars="0" w:firstLine="0"/>
               <w:jc w:val="center"/>
             </w:pPr>
@@ -4643,6 +4674,7 @@
           </w:tcPr>
           <w:p>
             <w:pPr>
+              <w:spacing w:line="240" w:lineRule="auto"/>
               <w:ind w:firstLineChars="0" w:firstLine="0"/>
               <w:jc w:val="center"/>
             </w:pPr>
@@ -4656,6 +4688,7 @@
           </w:tcPr>
           <w:p>
             <w:pPr>
+              <w:spacing w:line="240" w:lineRule="auto"/>
               <w:ind w:firstLineChars="0" w:firstLine="0"/>
               <w:jc w:val="center"/>
             </w:pPr>
@@ -4673,6 +4706,7 @@
           </w:tcPr>
           <w:p>
             <w:pPr>
+              <w:spacing w:line="240" w:lineRule="auto"/>
               <w:ind w:firstLineChars="0" w:firstLine="0"/>
               <w:jc w:val="center"/>
             </w:pPr>
@@ -4690,6 +4724,7 @@
           </w:tcPr>
           <w:p>
             <w:pPr>
+              <w:spacing w:line="240" w:lineRule="auto"/>
               <w:ind w:firstLineChars="0" w:firstLine="0"/>
               <w:jc w:val="center"/>
             </w:pPr>
@@ -4731,6 +4766,7 @@
           </w:tcPr>
           <w:p>
             <w:pPr>
+              <w:spacing w:line="240" w:lineRule="auto"/>
               <w:ind w:firstLineChars="0" w:firstLine="0"/>
               <w:jc w:val="center"/>
             </w:pPr>
@@ -4747,6 +4783,7 @@
           </w:tcPr>
           <w:p>
             <w:pPr>
+              <w:spacing w:line="240" w:lineRule="auto"/>
               <w:ind w:firstLineChars="0" w:firstLine="0"/>
               <w:jc w:val="center"/>
             </w:pPr>
@@ -4764,6 +4801,7 @@
           </w:tcPr>
           <w:p>
             <w:pPr>
+              <w:spacing w:line="240" w:lineRule="auto"/>
               <w:ind w:firstLineChars="0" w:firstLine="0"/>
               <w:jc w:val="center"/>
             </w:pPr>
@@ -4781,6 +4819,7 @@
           </w:tcPr>
           <w:p>
             <w:pPr>
+              <w:spacing w:line="240" w:lineRule="auto"/>
               <w:ind w:firstLineChars="0" w:firstLine="0"/>
               <w:jc w:val="center"/>
             </w:pPr>
@@ -4822,6 +4861,7 @@
           </w:tcPr>
           <w:p>
             <w:pPr>
+              <w:spacing w:line="240" w:lineRule="auto"/>
               <w:ind w:firstLineChars="0" w:firstLine="0"/>
               <w:jc w:val="center"/>
             </w:pPr>
@@ -4838,6 +4878,7 @@
           </w:tcPr>
           <w:p>
             <w:pPr>
+              <w:spacing w:line="240" w:lineRule="auto"/>
               <w:ind w:firstLineChars="0" w:firstLine="0"/>
               <w:jc w:val="center"/>
             </w:pPr>
@@ -4855,6 +4896,7 @@
           </w:tcPr>
           <w:p>
             <w:pPr>
+              <w:spacing w:line="240" w:lineRule="auto"/>
               <w:ind w:firstLineChars="0" w:firstLine="0"/>
               <w:jc w:val="center"/>
             </w:pPr>
@@ -4872,6 +4914,7 @@
           </w:tcPr>
           <w:p>
             <w:pPr>
+              <w:spacing w:line="240" w:lineRule="auto"/>
               <w:ind w:firstLineChars="0" w:firstLine="0"/>
               <w:jc w:val="center"/>
             </w:pPr>
@@ -4913,6 +4956,7 @@
           </w:tcPr>
           <w:p>
             <w:pPr>
+              <w:spacing w:line="240" w:lineRule="auto"/>
               <w:ind w:firstLineChars="0" w:firstLine="0"/>
               <w:jc w:val="center"/>
             </w:pPr>
@@ -4929,6 +4973,7 @@
           </w:tcPr>
           <w:p>
             <w:pPr>
+              <w:spacing w:line="240" w:lineRule="auto"/>
               <w:ind w:firstLineChars="0" w:firstLine="0"/>
               <w:jc w:val="center"/>
             </w:pPr>
@@ -4946,6 +4991,7 @@
           </w:tcPr>
           <w:p>
             <w:pPr>
+              <w:spacing w:line="240" w:lineRule="auto"/>
               <w:ind w:firstLineChars="0" w:firstLine="0"/>
               <w:jc w:val="center"/>
             </w:pPr>
@@ -4963,6 +5009,7 @@
           </w:tcPr>
           <w:p>
             <w:pPr>
+              <w:spacing w:line="240" w:lineRule="auto"/>
               <w:ind w:firstLineChars="0" w:firstLine="0"/>
               <w:jc w:val="center"/>
             </w:pPr>
@@ -5004,6 +5051,7 @@
           </w:tcPr>
           <w:p>
             <w:pPr>
+              <w:spacing w:line="240" w:lineRule="auto"/>
               <w:ind w:firstLineChars="0" w:firstLine="0"/>
               <w:jc w:val="center"/>
             </w:pPr>
@@ -5020,13 +5068,15 @@
           </w:tcPr>
           <w:p>
             <w:pPr>
-              <w:ind w:firstLineChars="0" w:firstLine="0"/>
-              <w:jc w:val="center"/>
-            </w:pPr>
-            <w:r>
-              <w:rPr>
-                <w:rFonts w:hint="eastAsia"/>
-              </w:rPr>
+              <w:spacing w:line="240" w:lineRule="auto"/>
+              <w:ind w:firstLineChars="0" w:firstLine="0"/>
+              <w:jc w:val="center"/>
+            </w:pPr>
+            <w:r>
+              <w:rPr>
+                <w:rFonts w:hint="eastAsia"/>
+              </w:rPr>
+              <w:lastRenderedPageBreak/>
               <w:t>7</w:t>
             </w:r>
           </w:p>
@@ -5037,6 +5087,7 @@
           </w:tcPr>
           <w:p>
             <w:pPr>
+              <w:spacing w:line="240" w:lineRule="auto"/>
               <w:ind w:firstLineChars="0" w:firstLine="0"/>
               <w:jc w:val="center"/>
             </w:pPr>
@@ -5054,6 +5105,7 @@
           </w:tcPr>
           <w:p>
             <w:pPr>
+              <w:spacing w:line="240" w:lineRule="auto"/>
               <w:ind w:firstLineChars="0" w:firstLine="0"/>
               <w:jc w:val="center"/>
             </w:pPr>
@@ -5095,6 +5147,7 @@
           </w:tcPr>
           <w:p>
             <w:pPr>
+              <w:spacing w:line="240" w:lineRule="auto"/>
               <w:ind w:firstLineChars="0" w:firstLine="0"/>
               <w:jc w:val="center"/>
             </w:pPr>
@@ -5108,6 +5161,7 @@
           </w:tcPr>
           <w:p>
             <w:pPr>
+              <w:spacing w:line="240" w:lineRule="auto"/>
               <w:ind w:firstLineChars="0" w:firstLine="0"/>
               <w:jc w:val="center"/>
             </w:pPr>
@@ -5125,6 +5179,7 @@
           </w:tcPr>
           <w:p>
             <w:pPr>
+              <w:spacing w:line="240" w:lineRule="auto"/>
               <w:ind w:firstLineChars="0" w:firstLine="0"/>
               <w:jc w:val="center"/>
             </w:pPr>
@@ -5142,6 +5197,7 @@
           </w:tcPr>
           <w:p>
             <w:pPr>
+              <w:spacing w:line="240" w:lineRule="auto"/>
               <w:ind w:firstLineChars="0" w:firstLine="0"/>
               <w:jc w:val="center"/>
             </w:pPr>
@@ -5183,6 +5239,7 @@
           </w:tcPr>
           <w:p>
             <w:pPr>
+              <w:spacing w:line="240" w:lineRule="auto"/>
               <w:ind w:firstLineChars="0" w:firstLine="0"/>
               <w:jc w:val="center"/>
             </w:pPr>
@@ -5202,14 +5259,14 @@
           </w:tcPr>
           <w:p>
             <w:pPr>
-              <w:ind w:firstLineChars="0" w:firstLine="0"/>
-              <w:jc w:val="center"/>
-            </w:pPr>
-            <w:r>
-              <w:rPr>
-                <w:rFonts w:hint="eastAsia"/>
-              </w:rPr>
-              <w:lastRenderedPageBreak/>
+              <w:spacing w:line="240" w:lineRule="auto"/>
+              <w:ind w:firstLineChars="0" w:firstLine="0"/>
+              <w:jc w:val="center"/>
+            </w:pPr>
+            <w:r>
+              <w:rPr>
+                <w:rFonts w:hint="eastAsia"/>
+              </w:rPr>
               <w:t>9</w:t>
             </w:r>
           </w:p>
@@ -5220,6 +5277,7 @@
           </w:tcPr>
           <w:p>
             <w:pPr>
+              <w:spacing w:line="240" w:lineRule="auto"/>
               <w:ind w:firstLineChars="0" w:firstLine="0"/>
               <w:jc w:val="center"/>
             </w:pPr>
@@ -5237,6 +5295,7 @@
           </w:tcPr>
           <w:p>
             <w:pPr>
+              <w:spacing w:line="240" w:lineRule="auto"/>
               <w:ind w:firstLineChars="0" w:firstLine="0"/>
               <w:jc w:val="center"/>
             </w:pPr>
@@ -5278,6 +5337,7 @@
           </w:tcPr>
           <w:p>
             <w:pPr>
+              <w:spacing w:line="240" w:lineRule="auto"/>
               <w:ind w:firstLineChars="0" w:firstLine="0"/>
               <w:jc w:val="center"/>
             </w:pPr>
@@ -5294,6 +5354,7 @@
           </w:tcPr>
           <w:p>
             <w:pPr>
+              <w:spacing w:line="240" w:lineRule="auto"/>
               <w:ind w:firstLineChars="0" w:firstLine="0"/>
               <w:jc w:val="center"/>
             </w:pPr>
@@ -5311,6 +5372,7 @@
           </w:tcPr>
           <w:p>
             <w:pPr>
+              <w:spacing w:line="240" w:lineRule="auto"/>
               <w:ind w:firstLineChars="0" w:firstLine="0"/>
               <w:jc w:val="center"/>
             </w:pPr>
@@ -5328,6 +5390,7 @@
           </w:tcPr>
           <w:p>
             <w:pPr>
+              <w:spacing w:line="240" w:lineRule="auto"/>
               <w:ind w:firstLineChars="0" w:firstLine="0"/>
               <w:jc w:val="center"/>
             </w:pPr>
@@ -5366,6 +5429,7 @@
           </w:tcPr>
           <w:p>
             <w:pPr>
+              <w:spacing w:line="240" w:lineRule="auto"/>
               <w:ind w:firstLineChars="0" w:firstLine="0"/>
               <w:jc w:val="center"/>
             </w:pPr>
@@ -5382,6 +5446,7 @@
           </w:tcPr>
           <w:p>
             <w:pPr>
+              <w:spacing w:line="240" w:lineRule="auto"/>
               <w:ind w:firstLineChars="0" w:firstLine="0"/>
               <w:jc w:val="center"/>
             </w:pPr>
@@ -5399,6 +5464,7 @@
           </w:tcPr>
           <w:p>
             <w:pPr>
+              <w:spacing w:line="240" w:lineRule="auto"/>
               <w:ind w:firstLineChars="0" w:firstLine="0"/>
               <w:jc w:val="center"/>
             </w:pPr>
@@ -5416,6 +5482,7 @@
           </w:tcPr>
           <w:p>
             <w:pPr>
+              <w:spacing w:line="240" w:lineRule="auto"/>
               <w:ind w:firstLineChars="0" w:firstLine="0"/>
               <w:jc w:val="center"/>
             </w:pPr>
@@ -5457,6 +5524,7 @@
           </w:tcPr>
           <w:p>
             <w:pPr>
+              <w:spacing w:line="240" w:lineRule="auto"/>
               <w:ind w:firstLineChars="0" w:firstLine="0"/>
               <w:jc w:val="center"/>
             </w:pPr>
@@ -5488,6 +5556,7 @@
           </w:tcPr>
           <w:p>
             <w:pPr>
+              <w:spacing w:line="240" w:lineRule="auto"/>
               <w:ind w:firstLineChars="0" w:firstLine="0"/>
               <w:jc w:val="center"/>
             </w:pPr>
@@ -5505,6 +5574,7 @@
           </w:tcPr>
           <w:p>
             <w:pPr>
+              <w:spacing w:line="240" w:lineRule="auto"/>
               <w:ind w:firstLineChars="0" w:firstLine="0"/>
               <w:jc w:val="center"/>
             </w:pPr>
@@ -5522,6 +5592,7 @@
           </w:tcPr>
           <w:p>
             <w:pPr>
+              <w:spacing w:line="240" w:lineRule="auto"/>
               <w:ind w:firstLineChars="0" w:firstLine="0"/>
               <w:jc w:val="center"/>
             </w:pPr>
@@ -5563,6 +5634,7 @@
           </w:tcPr>
           <w:p>
             <w:pPr>
+              <w:spacing w:line="240" w:lineRule="auto"/>
               <w:ind w:firstLineChars="0" w:firstLine="0"/>
               <w:jc w:val="center"/>
             </w:pPr>
@@ -5636,6 +5708,7 @@
           </w:tcPr>
           <w:p>
             <w:pPr>
+              <w:spacing w:line="240" w:lineRule="auto"/>
               <w:ind w:firstLineChars="0" w:firstLine="0"/>
               <w:jc w:val="center"/>
             </w:pPr>
@@ -5653,6 +5726,7 @@
           </w:tcPr>
           <w:p>
             <w:pPr>
+              <w:spacing w:line="240" w:lineRule="auto"/>
               <w:ind w:firstLineChars="0" w:firstLine="0"/>
               <w:jc w:val="center"/>
             </w:pPr>
@@ -5667,6 +5741,7 @@
           </w:tcPr>
           <w:p>
             <w:pPr>
+              <w:spacing w:line="240" w:lineRule="auto"/>
               <w:ind w:firstLineChars="0" w:firstLine="0"/>
               <w:jc w:val="center"/>
             </w:pPr>
@@ -5678,6 +5753,7 @@
           </w:tcPr>
           <w:p>
             <w:pPr>
+              <w:spacing w:line="240" w:lineRule="auto"/>
               <w:ind w:firstLineChars="0" w:firstLine="0"/>
               <w:jc w:val="center"/>
             </w:pPr>
@@ -5694,6 +5770,7 @@
           </w:tcPr>
           <w:p>
             <w:pPr>
+              <w:spacing w:line="240" w:lineRule="auto"/>
               <w:ind w:firstLineChars="0" w:firstLine="0"/>
               <w:jc w:val="center"/>
             </w:pPr>
@@ -5711,6 +5788,7 @@
           </w:tcPr>
           <w:p>
             <w:pPr>
+              <w:spacing w:line="240" w:lineRule="auto"/>
               <w:ind w:firstLineChars="0" w:firstLine="0"/>
               <w:jc w:val="center"/>
             </w:pPr>
@@ -5728,6 +5806,7 @@
           </w:tcPr>
           <w:p>
             <w:pPr>
+              <w:spacing w:line="240" w:lineRule="auto"/>
               <w:ind w:firstLineChars="0" w:firstLine="0"/>
               <w:jc w:val="center"/>
             </w:pPr>
@@ -5769,6 +5848,7 @@
           </w:tcPr>
           <w:p>
             <w:pPr>
+              <w:spacing w:line="240" w:lineRule="auto"/>
               <w:ind w:firstLineChars="0" w:firstLine="0"/>
               <w:jc w:val="center"/>
             </w:pPr>
@@ -5782,6 +5862,7 @@
           </w:tcPr>
           <w:p>
             <w:pPr>
+              <w:spacing w:line="240" w:lineRule="auto"/>
               <w:ind w:firstLineChars="0" w:firstLine="0"/>
               <w:jc w:val="center"/>
             </w:pPr>
@@ -5799,6 +5880,7 @@
           </w:tcPr>
           <w:p>
             <w:pPr>
+              <w:spacing w:line="240" w:lineRule="auto"/>
               <w:ind w:firstLineChars="0" w:firstLine="0"/>
               <w:jc w:val="center"/>
             </w:pPr>
@@ -5816,6 +5898,7 @@
           </w:tcPr>
           <w:p>
             <w:pPr>
+              <w:spacing w:line="240" w:lineRule="auto"/>
               <w:ind w:firstLineChars="0" w:firstLine="0"/>
               <w:jc w:val="center"/>
             </w:pPr>
@@ -5857,6 +5940,7 @@
           </w:tcPr>
           <w:p>
             <w:pPr>
+              <w:spacing w:line="240" w:lineRule="auto"/>
               <w:ind w:firstLineChars="0" w:firstLine="0"/>
               <w:jc w:val="center"/>
             </w:pPr>
@@ -5873,6 +5957,7 @@
           </w:tcPr>
           <w:p>
             <w:pPr>
+              <w:spacing w:line="240" w:lineRule="auto"/>
               <w:ind w:firstLineChars="0" w:firstLine="0"/>
               <w:jc w:val="center"/>
             </w:pPr>
@@ -5890,6 +5975,7 @@
           </w:tcPr>
           <w:p>
             <w:pPr>
+              <w:spacing w:line="240" w:lineRule="auto"/>
               <w:ind w:firstLineChars="0" w:firstLine="0"/>
               <w:jc w:val="center"/>
             </w:pPr>
@@ -5907,6 +5993,7 @@
           </w:tcPr>
           <w:p>
             <w:pPr>
+              <w:spacing w:line="240" w:lineRule="auto"/>
               <w:ind w:firstLineChars="0" w:firstLine="0"/>
               <w:jc w:val="center"/>
             </w:pPr>
@@ -5948,6 +6035,7 @@
           </w:tcPr>
           <w:p>
             <w:pPr>
+              <w:spacing w:line="240" w:lineRule="auto"/>
               <w:ind w:firstLineChars="0" w:firstLine="0"/>
               <w:jc w:val="center"/>
             </w:pPr>
@@ -5964,6 +6052,7 @@
           </w:tcPr>
           <w:p>
             <w:pPr>
+              <w:spacing w:line="240" w:lineRule="auto"/>
               <w:ind w:firstLineChars="0" w:firstLine="0"/>
               <w:jc w:val="center"/>
             </w:pPr>
@@ -5981,6 +6070,7 @@
           </w:tcPr>
           <w:p>
             <w:pPr>
+              <w:spacing w:line="240" w:lineRule="auto"/>
               <w:ind w:firstLineChars="0" w:firstLine="0"/>
               <w:jc w:val="center"/>
             </w:pPr>
@@ -5998,6 +6088,7 @@
           </w:tcPr>
           <w:p>
             <w:pPr>
+              <w:spacing w:line="240" w:lineRule="auto"/>
               <w:ind w:firstLineChars="0" w:firstLine="0"/>
               <w:jc w:val="center"/>
             </w:pPr>
@@ -6039,6 +6130,7 @@
           </w:tcPr>
           <w:p>
             <w:pPr>
+              <w:spacing w:line="240" w:lineRule="auto"/>
               <w:ind w:firstLineChars="0" w:firstLine="0"/>
               <w:jc w:val="center"/>
             </w:pPr>
@@ -6055,6 +6147,7 @@
           </w:tcPr>
           <w:p>
             <w:pPr>
+              <w:spacing w:line="240" w:lineRule="auto"/>
               <w:ind w:firstLineChars="0" w:firstLine="0"/>
               <w:jc w:val="center"/>
             </w:pPr>
@@ -6072,6 +6165,7 @@
           </w:tcPr>
           <w:p>
             <w:pPr>
+              <w:spacing w:line="240" w:lineRule="auto"/>
               <w:ind w:firstLineChars="0" w:firstLine="0"/>
               <w:jc w:val="center"/>
             </w:pPr>
@@ -6089,6 +6183,7 @@
           </w:tcPr>
           <w:p>
             <w:pPr>
+              <w:spacing w:line="240" w:lineRule="auto"/>
               <w:ind w:firstLineChars="0" w:firstLine="0"/>
               <w:jc w:val="center"/>
             </w:pPr>
@@ -6130,6 +6225,7 @@
           </w:tcPr>
           <w:p>
             <w:pPr>
+              <w:spacing w:line="240" w:lineRule="auto"/>
               <w:ind w:firstLineChars="0" w:firstLine="0"/>
               <w:jc w:val="center"/>
             </w:pPr>
@@ -6146,6 +6242,7 @@
           </w:tcPr>
           <w:p>
             <w:pPr>
+              <w:spacing w:line="240" w:lineRule="auto"/>
               <w:ind w:firstLineChars="0" w:firstLine="0"/>
               <w:jc w:val="center"/>
             </w:pPr>
@@ -6163,6 +6260,7 @@
           </w:tcPr>
           <w:p>
             <w:pPr>
+              <w:spacing w:line="240" w:lineRule="auto"/>
               <w:ind w:firstLineChars="0" w:firstLine="0"/>
               <w:jc w:val="center"/>
             </w:pPr>
@@ -6180,6 +6278,7 @@
           </w:tcPr>
           <w:p>
             <w:pPr>
+              <w:spacing w:line="240" w:lineRule="auto"/>
               <w:ind w:firstLineChars="0" w:firstLine="0"/>
               <w:jc w:val="center"/>
             </w:pPr>
@@ -6221,6 +6320,7 @@
           </w:tcPr>
           <w:p>
             <w:pPr>
+              <w:spacing w:line="240" w:lineRule="auto"/>
               <w:ind w:firstLineChars="0" w:firstLine="0"/>
               <w:jc w:val="center"/>
             </w:pPr>
@@ -6234,6 +6334,7 @@
           </w:tcPr>
           <w:p>
             <w:pPr>
+              <w:spacing w:line="240" w:lineRule="auto"/>
               <w:ind w:firstLineChars="0" w:firstLine="0"/>
               <w:jc w:val="center"/>
             </w:pPr>
@@ -6251,6 +6352,7 @@
           </w:tcPr>
           <w:p>
             <w:pPr>
+              <w:spacing w:line="240" w:lineRule="auto"/>
               <w:ind w:firstLineChars="0" w:firstLine="0"/>
               <w:jc w:val="center"/>
             </w:pPr>
@@ -6268,6 +6370,7 @@
           </w:tcPr>
           <w:p>
             <w:pPr>
+              <w:spacing w:line="240" w:lineRule="auto"/>
               <w:ind w:firstLineChars="0" w:firstLine="0"/>
               <w:jc w:val="center"/>
             </w:pPr>
@@ -6309,6 +6412,7 @@
           </w:tcPr>
           <w:p>
             <w:pPr>
+              <w:spacing w:line="240" w:lineRule="auto"/>
               <w:ind w:firstLineChars="0" w:firstLine="0"/>
               <w:jc w:val="center"/>
             </w:pPr>
@@ -6325,6 +6429,7 @@
           </w:tcPr>
           <w:p>
             <w:pPr>
+              <w:spacing w:line="240" w:lineRule="auto"/>
               <w:ind w:firstLineChars="0" w:firstLine="0"/>
               <w:jc w:val="center"/>
             </w:pPr>
@@ -6342,6 +6447,7 @@
           </w:tcPr>
           <w:p>
             <w:pPr>
+              <w:spacing w:line="240" w:lineRule="auto"/>
               <w:ind w:firstLineChars="0" w:firstLine="0"/>
               <w:jc w:val="center"/>
             </w:pPr>
@@ -6359,6 +6465,7 @@
           </w:tcPr>
           <w:p>
             <w:pPr>
+              <w:spacing w:line="240" w:lineRule="auto"/>
               <w:ind w:firstLineChars="0" w:firstLine="0"/>
               <w:jc w:val="center"/>
             </w:pPr>
@@ -6400,6 +6507,7 @@
           </w:tcPr>
           <w:p>
             <w:pPr>
+              <w:spacing w:line="240" w:lineRule="auto"/>
               <w:ind w:firstLineChars="0" w:firstLine="0"/>
               <w:jc w:val="center"/>
             </w:pPr>
@@ -6416,6 +6524,7 @@
           </w:tcPr>
           <w:p>
             <w:pPr>
+              <w:spacing w:line="240" w:lineRule="auto"/>
               <w:ind w:firstLineChars="0" w:firstLine="0"/>
               <w:jc w:val="center"/>
             </w:pPr>
@@ -6433,6 +6542,7 @@
           </w:tcPr>
           <w:p>
             <w:pPr>
+              <w:spacing w:line="240" w:lineRule="auto"/>
               <w:ind w:firstLineChars="0" w:firstLine="0"/>
               <w:jc w:val="center"/>
             </w:pPr>
@@ -6450,6 +6560,7 @@
           </w:tcPr>
           <w:p>
             <w:pPr>
+              <w:spacing w:line="240" w:lineRule="auto"/>
               <w:ind w:firstLineChars="0" w:firstLine="0"/>
               <w:jc w:val="center"/>
             </w:pPr>
@@ -6491,6 +6602,7 @@
           </w:tcPr>
           <w:p>
             <w:pPr>
+              <w:spacing w:line="240" w:lineRule="auto"/>
               <w:ind w:firstLineChars="0" w:firstLine="0"/>
               <w:jc w:val="center"/>
             </w:pPr>
@@ -6522,13 +6634,15 @@
           </w:tcPr>
           <w:p>
             <w:pPr>
-              <w:ind w:firstLineChars="0" w:firstLine="0"/>
-              <w:jc w:val="center"/>
-            </w:pPr>
-            <w:r>
-              <w:rPr>
-                <w:rFonts w:hint="eastAsia"/>
-              </w:rPr>
+              <w:spacing w:line="240" w:lineRule="auto"/>
+              <w:ind w:firstLineChars="0" w:firstLine="0"/>
+              <w:jc w:val="center"/>
+            </w:pPr>
+            <w:r>
+              <w:rPr>
+                <w:rFonts w:hint="eastAsia"/>
+              </w:rPr>
+              <w:lastRenderedPageBreak/>
               <w:t>10</w:t>
             </w:r>
           </w:p>
@@ -6539,6 +6653,7 @@
           </w:tcPr>
           <w:p>
             <w:pPr>
+              <w:spacing w:line="240" w:lineRule="auto"/>
               <w:ind w:firstLineChars="0" w:firstLine="0"/>
               <w:jc w:val="center"/>
             </w:pPr>
@@ -6556,6 +6671,7 @@
           </w:tcPr>
           <w:p>
             <w:pPr>
+              <w:spacing w:line="240" w:lineRule="auto"/>
               <w:ind w:firstLineChars="0" w:firstLine="0"/>
               <w:jc w:val="center"/>
             </w:pPr>
@@ -6597,6 +6713,7 @@
           </w:tcPr>
           <w:p>
             <w:pPr>
+              <w:spacing w:line="240" w:lineRule="auto"/>
               <w:ind w:firstLineChars="0" w:firstLine="0"/>
               <w:jc w:val="center"/>
             </w:pPr>
@@ -6678,6 +6795,7 @@
           </w:tcPr>
           <w:p>
             <w:pPr>
+              <w:spacing w:line="240" w:lineRule="auto"/>
               <w:ind w:firstLineChars="0" w:firstLine="0"/>
               <w:jc w:val="center"/>
             </w:pPr>
@@ -6695,6 +6813,7 @@
           </w:tcPr>
           <w:p>
             <w:pPr>
+              <w:spacing w:line="240" w:lineRule="auto"/>
               <w:ind w:firstLineChars="0" w:firstLine="0"/>
               <w:jc w:val="center"/>
             </w:pPr>
@@ -6709,6 +6828,7 @@
           </w:tcPr>
           <w:p>
             <w:pPr>
+              <w:spacing w:line="240" w:lineRule="auto"/>
               <w:ind w:firstLineChars="0" w:firstLine="0"/>
               <w:jc w:val="center"/>
             </w:pPr>
@@ -6720,6 +6840,7 @@
           </w:tcPr>
           <w:p>
             <w:pPr>
+              <w:spacing w:line="240" w:lineRule="auto"/>
               <w:ind w:firstLineChars="0" w:firstLine="0"/>
               <w:jc w:val="center"/>
             </w:pPr>
@@ -6736,6 +6857,7 @@
           </w:tcPr>
           <w:p>
             <w:pPr>
+              <w:spacing w:line="240" w:lineRule="auto"/>
               <w:ind w:firstLineChars="0" w:firstLine="0"/>
               <w:jc w:val="center"/>
             </w:pPr>
@@ -6753,6 +6875,7 @@
           </w:tcPr>
           <w:p>
             <w:pPr>
+              <w:spacing w:line="240" w:lineRule="auto"/>
               <w:ind w:firstLineChars="0" w:firstLine="0"/>
               <w:jc w:val="center"/>
             </w:pPr>
@@ -6770,6 +6893,7 @@
           </w:tcPr>
           <w:p>
             <w:pPr>
+              <w:spacing w:line="240" w:lineRule="auto"/>
               <w:ind w:firstLineChars="0" w:firstLine="0"/>
               <w:jc w:val="center"/>
             </w:pPr>
@@ -6808,6 +6932,7 @@
           </w:tcPr>
           <w:p>
             <w:pPr>
+              <w:spacing w:line="240" w:lineRule="auto"/>
               <w:ind w:firstLineChars="0" w:firstLine="0"/>
               <w:jc w:val="center"/>
             </w:pPr>
@@ -6821,6 +6946,7 @@
           </w:tcPr>
           <w:p>
             <w:pPr>
+              <w:spacing w:line="240" w:lineRule="auto"/>
               <w:ind w:firstLineChars="0" w:firstLine="0"/>
               <w:jc w:val="center"/>
             </w:pPr>
@@ -6838,6 +6964,7 @@
           </w:tcPr>
           <w:p>
             <w:pPr>
+              <w:spacing w:line="240" w:lineRule="auto"/>
               <w:ind w:firstLineChars="0" w:firstLine="0"/>
               <w:jc w:val="center"/>
             </w:pPr>
@@ -6855,6 +6982,7 @@
           </w:tcPr>
           <w:p>
             <w:pPr>
+              <w:spacing w:line="240" w:lineRule="auto"/>
               <w:ind w:firstLineChars="0" w:firstLine="0"/>
               <w:jc w:val="center"/>
             </w:pPr>
@@ -6893,6 +7021,7 @@
           </w:tcPr>
           <w:p>
             <w:pPr>
+              <w:spacing w:line="240" w:lineRule="auto"/>
               <w:ind w:firstLineChars="0" w:firstLine="0"/>
               <w:jc w:val="center"/>
             </w:pPr>
@@ -6909,6 +7038,7 @@
           </w:tcPr>
           <w:p>
             <w:pPr>
+              <w:spacing w:line="240" w:lineRule="auto"/>
               <w:ind w:firstLineChars="0" w:firstLine="0"/>
               <w:jc w:val="center"/>
             </w:pPr>
@@ -6926,6 +7056,7 @@
           </w:tcPr>
           <w:p>
             <w:pPr>
+              <w:spacing w:line="240" w:lineRule="auto"/>
               <w:ind w:firstLineChars="0" w:firstLine="0"/>
               <w:jc w:val="center"/>
             </w:pPr>
@@ -6943,6 +7074,7 @@
           </w:tcPr>
           <w:p>
             <w:pPr>
+              <w:spacing w:line="240" w:lineRule="auto"/>
               <w:ind w:firstLineChars="0" w:firstLine="0"/>
               <w:jc w:val="center"/>
             </w:pPr>
@@ -6981,6 +7113,7 @@
           </w:tcPr>
           <w:p>
             <w:pPr>
+              <w:spacing w:line="240" w:lineRule="auto"/>
               <w:ind w:firstLineChars="0" w:firstLine="0"/>
               <w:jc w:val="center"/>
             </w:pPr>
@@ -6997,6 +7130,7 @@
           </w:tcPr>
           <w:p>
             <w:pPr>
+              <w:spacing w:line="240" w:lineRule="auto"/>
               <w:ind w:firstLineChars="0" w:firstLine="0"/>
               <w:jc w:val="center"/>
             </w:pPr>
@@ -7014,6 +7148,7 @@
           </w:tcPr>
           <w:p>
             <w:pPr>
+              <w:spacing w:line="240" w:lineRule="auto"/>
               <w:ind w:firstLineChars="0" w:firstLine="0"/>
               <w:jc w:val="center"/>
             </w:pPr>
@@ -7031,6 +7166,7 @@
           </w:tcPr>
           <w:p>
             <w:pPr>
+              <w:spacing w:line="240" w:lineRule="auto"/>
               <w:ind w:firstLineChars="0" w:firstLine="0"/>
               <w:jc w:val="center"/>
             </w:pPr>
@@ -7069,6 +7205,7 @@
           </w:tcPr>
           <w:p>
             <w:pPr>
+              <w:spacing w:line="240" w:lineRule="auto"/>
               <w:ind w:firstLineChars="0" w:firstLine="0"/>
               <w:jc w:val="center"/>
             </w:pPr>
@@ -7085,6 +7222,7 @@
           </w:tcPr>
           <w:p>
             <w:pPr>
+              <w:spacing w:line="240" w:lineRule="auto"/>
               <w:ind w:firstLineChars="0" w:firstLine="0"/>
               <w:jc w:val="center"/>
             </w:pPr>
@@ -7102,6 +7240,7 @@
           </w:tcPr>
           <w:p>
             <w:pPr>
+              <w:spacing w:line="240" w:lineRule="auto"/>
               <w:ind w:firstLineChars="0" w:firstLine="0"/>
               <w:jc w:val="center"/>
             </w:pPr>
@@ -7119,6 +7258,7 @@
           </w:tcPr>
           <w:p>
             <w:pPr>
+              <w:spacing w:line="240" w:lineRule="auto"/>
               <w:ind w:firstLineChars="0" w:firstLine="0"/>
               <w:jc w:val="center"/>
             </w:pPr>
@@ -7141,14 +7281,7 @@
               <w:rPr>
                 <w:rFonts w:hint="eastAsia"/>
               </w:rPr>
-              <w:t>切线模</w:t>
-            </w:r>
-            <w:r>
-              <w:rPr>
-                <w:rFonts w:hint="eastAsia"/>
-              </w:rPr>
-              <w:lastRenderedPageBreak/>
-              <w:t>量</w:t>
+              <w:t>切线模量</w:t>
             </w:r>
             <w:r>
               <w:rPr>
@@ -7164,11 +7297,11 @@
           </w:tcPr>
           <w:p>
             <w:pPr>
-              <w:ind w:firstLineChars="0" w:firstLine="0"/>
-              <w:jc w:val="center"/>
-            </w:pPr>
-            <w:r>
-              <w:lastRenderedPageBreak/>
+              <w:spacing w:line="240" w:lineRule="auto"/>
+              <w:ind w:firstLineChars="0" w:firstLine="0"/>
+              <w:jc w:val="center"/>
+            </w:pPr>
+            <w:r>
               <w:t>MPa</w:t>
             </w:r>
           </w:p>
@@ -7181,14 +7314,14 @@
           </w:tcPr>
           <w:p>
             <w:pPr>
-              <w:ind w:firstLineChars="0" w:firstLine="0"/>
-              <w:jc w:val="center"/>
-            </w:pPr>
-            <w:r>
-              <w:rPr>
-                <w:rFonts w:hint="eastAsia"/>
-              </w:rPr>
-              <w:lastRenderedPageBreak/>
+              <w:spacing w:line="240" w:lineRule="auto"/>
+              <w:ind w:firstLineChars="0" w:firstLine="0"/>
+              <w:jc w:val="center"/>
+            </w:pPr>
+            <w:r>
+              <w:rPr>
+                <w:rFonts w:hint="eastAsia"/>
+              </w:rPr>
               <w:t>6</w:t>
             </w:r>
           </w:p>
@@ -7199,6 +7332,7 @@
           </w:tcPr>
           <w:p>
             <w:pPr>
+              <w:spacing w:line="240" w:lineRule="auto"/>
               <w:ind w:firstLineChars="0" w:firstLine="0"/>
               <w:jc w:val="center"/>
             </w:pPr>
@@ -7216,6 +7350,7 @@
           </w:tcPr>
           <w:p>
             <w:pPr>
+              <w:spacing w:line="240" w:lineRule="auto"/>
               <w:ind w:firstLineChars="0" w:firstLine="0"/>
               <w:jc w:val="center"/>
             </w:pPr>
@@ -7254,6 +7389,7 @@
           </w:tcPr>
           <w:p>
             <w:pPr>
+              <w:spacing w:line="240" w:lineRule="auto"/>
               <w:ind w:firstLineChars="0" w:firstLine="0"/>
               <w:jc w:val="center"/>
             </w:pPr>
@@ -7267,6 +7403,7 @@
           </w:tcPr>
           <w:p>
             <w:pPr>
+              <w:spacing w:line="240" w:lineRule="auto"/>
               <w:ind w:firstLineChars="0" w:firstLine="0"/>
               <w:jc w:val="center"/>
             </w:pPr>
@@ -7284,6 +7421,7 @@
           </w:tcPr>
           <w:p>
             <w:pPr>
+              <w:spacing w:line="240" w:lineRule="auto"/>
               <w:ind w:firstLineChars="0" w:firstLine="0"/>
               <w:jc w:val="center"/>
             </w:pPr>
@@ -7301,6 +7439,7 @@
           </w:tcPr>
           <w:p>
             <w:pPr>
+              <w:spacing w:line="240" w:lineRule="auto"/>
               <w:ind w:firstLineChars="0" w:firstLine="0"/>
               <w:jc w:val="center"/>
             </w:pPr>
@@ -7339,6 +7478,7 @@
           </w:tcPr>
           <w:p>
             <w:pPr>
+              <w:spacing w:line="240" w:lineRule="auto"/>
               <w:ind w:firstLineChars="0" w:firstLine="0"/>
               <w:jc w:val="center"/>
             </w:pPr>
@@ -7355,6 +7495,7 @@
           </w:tcPr>
           <w:p>
             <w:pPr>
+              <w:spacing w:line="240" w:lineRule="auto"/>
               <w:ind w:firstLineChars="0" w:firstLine="0"/>
               <w:jc w:val="center"/>
             </w:pPr>
@@ -7372,6 +7513,7 @@
           </w:tcPr>
           <w:p>
             <w:pPr>
+              <w:spacing w:line="240" w:lineRule="auto"/>
               <w:ind w:firstLineChars="0" w:firstLine="0"/>
               <w:jc w:val="center"/>
             </w:pPr>
@@ -7389,6 +7531,7 @@
           </w:tcPr>
           <w:p>
             <w:pPr>
+              <w:spacing w:line="240" w:lineRule="auto"/>
               <w:ind w:firstLineChars="0" w:firstLine="0"/>
               <w:jc w:val="center"/>
             </w:pPr>
@@ -7427,6 +7570,7 @@
           </w:tcPr>
           <w:p>
             <w:pPr>
+              <w:spacing w:line="240" w:lineRule="auto"/>
               <w:ind w:firstLineChars="0" w:firstLine="0"/>
               <w:jc w:val="center"/>
             </w:pPr>
@@ -7443,6 +7587,7 @@
           </w:tcPr>
           <w:p>
             <w:pPr>
+              <w:spacing w:line="240" w:lineRule="auto"/>
               <w:ind w:firstLineChars="0" w:firstLine="0"/>
               <w:jc w:val="center"/>
             </w:pPr>
@@ -7460,6 +7605,7 @@
           </w:tcPr>
           <w:p>
             <w:pPr>
+              <w:spacing w:line="240" w:lineRule="auto"/>
               <w:ind w:firstLineChars="0" w:firstLine="0"/>
               <w:jc w:val="center"/>
             </w:pPr>
@@ -7477,6 +7623,7 @@
           </w:tcPr>
           <w:p>
             <w:pPr>
+              <w:spacing w:line="240" w:lineRule="auto"/>
               <w:ind w:firstLineChars="0" w:firstLine="0"/>
               <w:jc w:val="center"/>
             </w:pPr>
@@ -7515,6 +7662,7 @@
           </w:tcPr>
           <w:p>
             <w:pPr>
+              <w:spacing w:line="240" w:lineRule="auto"/>
               <w:ind w:firstLineChars="0" w:firstLine="0"/>
               <w:jc w:val="center"/>
             </w:pPr>
@@ -7546,6 +7694,7 @@
           </w:tcPr>
           <w:p>
             <w:pPr>
+              <w:spacing w:line="240" w:lineRule="auto"/>
               <w:ind w:firstLineChars="0" w:firstLine="0"/>
               <w:jc w:val="center"/>
             </w:pPr>
@@ -7563,6 +7712,7 @@
           </w:tcPr>
           <w:p>
             <w:pPr>
+              <w:spacing w:line="240" w:lineRule="auto"/>
               <w:ind w:firstLineChars="0" w:firstLine="0"/>
               <w:jc w:val="center"/>
             </w:pPr>
@@ -7580,6 +7730,7 @@
           </w:tcPr>
           <w:p>
             <w:pPr>
+              <w:spacing w:line="240" w:lineRule="auto"/>
               <w:ind w:firstLineChars="0" w:firstLine="0"/>
               <w:jc w:val="center"/>
             </w:pPr>
@@ -7618,6 +7769,7 @@
           </w:tcPr>
           <w:p>
             <w:pPr>
+              <w:spacing w:line="240" w:lineRule="auto"/>
               <w:ind w:firstLineChars="0" w:firstLine="0"/>
               <w:jc w:val="center"/>
             </w:pPr>
@@ -7691,6 +7843,7 @@
           </w:tcPr>
           <w:p>
             <w:pPr>
+              <w:spacing w:line="240" w:lineRule="auto"/>
               <w:ind w:firstLineChars="0" w:firstLine="0"/>
               <w:jc w:val="center"/>
             </w:pPr>
@@ -7708,6 +7861,7 @@
           </w:tcPr>
           <w:p>
             <w:pPr>
+              <w:spacing w:line="240" w:lineRule="auto"/>
               <w:ind w:firstLineChars="0" w:firstLine="0"/>
               <w:jc w:val="center"/>
             </w:pPr>
@@ -7722,6 +7876,7 @@
           </w:tcPr>
           <w:p>
             <w:pPr>
+              <w:spacing w:line="240" w:lineRule="auto"/>
               <w:ind w:firstLineChars="0" w:firstLine="0"/>
               <w:jc w:val="center"/>
             </w:pPr>
@@ -7733,6 +7888,7 @@
           </w:tcPr>
           <w:p>
             <w:pPr>
+              <w:spacing w:line="240" w:lineRule="auto"/>
               <w:ind w:firstLineChars="0" w:firstLine="0"/>
               <w:jc w:val="center"/>
             </w:pPr>
@@ -7749,13 +7905,15 @@
           </w:tcPr>
           <w:p>
             <w:pPr>
-              <w:ind w:firstLineChars="0" w:firstLine="0"/>
-              <w:jc w:val="center"/>
-            </w:pPr>
-            <w:r>
-              <w:rPr>
-                <w:rFonts w:hint="eastAsia"/>
-              </w:rPr>
+              <w:spacing w:line="240" w:lineRule="auto"/>
+              <w:ind w:firstLineChars="0" w:firstLine="0"/>
+              <w:jc w:val="center"/>
+            </w:pPr>
+            <w:r>
+              <w:rPr>
+                <w:rFonts w:hint="eastAsia"/>
+              </w:rPr>
+              <w:lastRenderedPageBreak/>
               <w:t>1</w:t>
             </w:r>
           </w:p>
@@ -7766,6 +7924,7 @@
           </w:tcPr>
           <w:p>
             <w:pPr>
+              <w:spacing w:line="240" w:lineRule="auto"/>
               <w:ind w:firstLineChars="0" w:firstLine="0"/>
               <w:jc w:val="center"/>
             </w:pPr>
@@ -7783,6 +7942,7 @@
           </w:tcPr>
           <w:p>
             <w:pPr>
+              <w:spacing w:line="240" w:lineRule="auto"/>
               <w:ind w:firstLineChars="0" w:firstLine="0"/>
               <w:jc w:val="center"/>
             </w:pPr>
@@ -7824,6 +7984,7 @@
           </w:tcPr>
           <w:p>
             <w:pPr>
+              <w:spacing w:line="240" w:lineRule="auto"/>
               <w:ind w:firstLineChars="0" w:firstLine="0"/>
               <w:jc w:val="center"/>
             </w:pPr>
@@ -7837,6 +7998,7 @@
           </w:tcPr>
           <w:p>
             <w:pPr>
+              <w:spacing w:line="240" w:lineRule="auto"/>
               <w:ind w:firstLineChars="0" w:firstLine="0"/>
               <w:jc w:val="center"/>
             </w:pPr>
@@ -7854,6 +8016,7 @@
           </w:tcPr>
           <w:p>
             <w:pPr>
+              <w:spacing w:line="240" w:lineRule="auto"/>
               <w:ind w:firstLineChars="0" w:firstLine="0"/>
               <w:jc w:val="center"/>
             </w:pPr>
@@ -7871,6 +8034,7 @@
           </w:tcPr>
           <w:p>
             <w:pPr>
+              <w:spacing w:line="240" w:lineRule="auto"/>
               <w:ind w:firstLineChars="0" w:firstLine="0"/>
               <w:jc w:val="center"/>
             </w:pPr>
@@ -7912,6 +8076,7 @@
           </w:tcPr>
           <w:p>
             <w:pPr>
+              <w:spacing w:line="240" w:lineRule="auto"/>
               <w:ind w:firstLineChars="0" w:firstLine="0"/>
               <w:jc w:val="center"/>
             </w:pPr>
@@ -7928,6 +8093,7 @@
           </w:tcPr>
           <w:p>
             <w:pPr>
+              <w:spacing w:line="240" w:lineRule="auto"/>
               <w:ind w:firstLineChars="0" w:firstLine="0"/>
               <w:jc w:val="center"/>
             </w:pPr>
@@ -7945,6 +8111,7 @@
           </w:tcPr>
           <w:p>
             <w:pPr>
+              <w:spacing w:line="240" w:lineRule="auto"/>
               <w:ind w:firstLineChars="0" w:firstLine="0"/>
               <w:jc w:val="center"/>
             </w:pPr>
@@ -7962,6 +8129,7 @@
           </w:tcPr>
           <w:p>
             <w:pPr>
+              <w:spacing w:line="240" w:lineRule="auto"/>
               <w:ind w:firstLineChars="0" w:firstLine="0"/>
               <w:jc w:val="center"/>
             </w:pPr>
@@ -8003,6 +8171,7 @@
           </w:tcPr>
           <w:p>
             <w:pPr>
+              <w:spacing w:line="240" w:lineRule="auto"/>
               <w:ind w:firstLineChars="0" w:firstLine="0"/>
               <w:jc w:val="center"/>
             </w:pPr>
@@ -8019,6 +8188,7 @@
           </w:tcPr>
           <w:p>
             <w:pPr>
+              <w:spacing w:line="240" w:lineRule="auto"/>
               <w:ind w:firstLineChars="0" w:firstLine="0"/>
               <w:jc w:val="center"/>
             </w:pPr>
@@ -8036,6 +8206,7 @@
           </w:tcPr>
           <w:p>
             <w:pPr>
+              <w:spacing w:line="240" w:lineRule="auto"/>
               <w:ind w:firstLineChars="0" w:firstLine="0"/>
               <w:jc w:val="center"/>
             </w:pPr>
@@ -8053,6 +8224,7 @@
           </w:tcPr>
           <w:p>
             <w:pPr>
+              <w:spacing w:line="240" w:lineRule="auto"/>
               <w:ind w:firstLineChars="0" w:firstLine="0"/>
               <w:jc w:val="center"/>
             </w:pPr>
@@ -8094,6 +8266,7 @@
           </w:tcPr>
           <w:p>
             <w:pPr>
+              <w:spacing w:line="240" w:lineRule="auto"/>
               <w:ind w:firstLineChars="0" w:firstLine="0"/>
               <w:jc w:val="center"/>
             </w:pPr>
@@ -8110,6 +8283,7 @@
           </w:tcPr>
           <w:p>
             <w:pPr>
+              <w:spacing w:line="240" w:lineRule="auto"/>
               <w:ind w:firstLineChars="0" w:firstLine="0"/>
               <w:jc w:val="center"/>
             </w:pPr>
@@ -8127,6 +8301,7 @@
           </w:tcPr>
           <w:p>
             <w:pPr>
+              <w:spacing w:line="240" w:lineRule="auto"/>
               <w:ind w:firstLineChars="0" w:firstLine="0"/>
               <w:jc w:val="center"/>
             </w:pPr>
@@ -8144,6 +8319,7 @@
           </w:tcPr>
           <w:p>
             <w:pPr>
+              <w:spacing w:line="240" w:lineRule="auto"/>
               <w:ind w:firstLineChars="0" w:firstLine="0"/>
               <w:jc w:val="center"/>
             </w:pPr>
@@ -8185,6 +8361,7 @@
           </w:tcPr>
           <w:p>
             <w:pPr>
+              <w:spacing w:line="240" w:lineRule="auto"/>
               <w:ind w:firstLineChars="0" w:firstLine="0"/>
               <w:jc w:val="center"/>
             </w:pPr>
@@ -8201,6 +8378,7 @@
           </w:tcPr>
           <w:p>
             <w:pPr>
+              <w:spacing w:line="240" w:lineRule="auto"/>
               <w:ind w:firstLineChars="0" w:firstLine="0"/>
               <w:jc w:val="center"/>
             </w:pPr>
@@ -8218,6 +8396,7 @@
           </w:tcPr>
           <w:p>
             <w:pPr>
+              <w:spacing w:line="240" w:lineRule="auto"/>
               <w:ind w:firstLineChars="0" w:firstLine="0"/>
               <w:jc w:val="center"/>
             </w:pPr>
@@ -8235,6 +8414,7 @@
           </w:tcPr>
           <w:p>
             <w:pPr>
+              <w:spacing w:line="240" w:lineRule="auto"/>
               <w:ind w:firstLineChars="0" w:firstLine="0"/>
               <w:jc w:val="center"/>
             </w:pPr>
@@ -8276,6 +8456,7 @@
           </w:tcPr>
           <w:p>
             <w:pPr>
+              <w:spacing w:line="240" w:lineRule="auto"/>
               <w:ind w:firstLineChars="0" w:firstLine="0"/>
               <w:jc w:val="center"/>
             </w:pPr>
@@ -8289,6 +8470,7 @@
           </w:tcPr>
           <w:p>
             <w:pPr>
+              <w:spacing w:line="240" w:lineRule="auto"/>
               <w:ind w:firstLineChars="0" w:firstLine="0"/>
               <w:jc w:val="center"/>
             </w:pPr>
@@ -8306,6 +8488,7 @@
           </w:tcPr>
           <w:p>
             <w:pPr>
+              <w:spacing w:line="240" w:lineRule="auto"/>
               <w:ind w:firstLineChars="0" w:firstLine="0"/>
               <w:jc w:val="center"/>
             </w:pPr>
@@ -8323,6 +8506,7 @@
           </w:tcPr>
           <w:p>
             <w:pPr>
+              <w:spacing w:line="240" w:lineRule="auto"/>
               <w:ind w:firstLineChars="0" w:firstLine="0"/>
               <w:jc w:val="center"/>
             </w:pPr>
@@ -8364,6 +8548,7 @@
           </w:tcPr>
           <w:p>
             <w:pPr>
+              <w:spacing w:line="240" w:lineRule="auto"/>
               <w:ind w:firstLineChars="0" w:firstLine="0"/>
               <w:jc w:val="center"/>
             </w:pPr>
@@ -8380,6 +8565,7 @@
           </w:tcPr>
           <w:p>
             <w:pPr>
+              <w:spacing w:line="240" w:lineRule="auto"/>
               <w:ind w:firstLineChars="0" w:firstLine="0"/>
               <w:jc w:val="center"/>
             </w:pPr>
@@ -8397,6 +8583,7 @@
           </w:tcPr>
           <w:p>
             <w:pPr>
+              <w:spacing w:line="240" w:lineRule="auto"/>
               <w:ind w:firstLineChars="0" w:firstLine="0"/>
               <w:jc w:val="center"/>
             </w:pPr>
@@ -8414,6 +8601,7 @@
           </w:tcPr>
           <w:p>
             <w:pPr>
+              <w:spacing w:line="240" w:lineRule="auto"/>
               <w:ind w:firstLineChars="0" w:firstLine="0"/>
               <w:jc w:val="center"/>
             </w:pPr>
@@ -8455,6 +8643,7 @@
           </w:tcPr>
           <w:p>
             <w:pPr>
+              <w:spacing w:line="240" w:lineRule="auto"/>
               <w:ind w:firstLineChars="0" w:firstLine="0"/>
               <w:jc w:val="center"/>
             </w:pPr>
@@ -8471,6 +8660,7 @@
           </w:tcPr>
           <w:p>
             <w:pPr>
+              <w:spacing w:line="240" w:lineRule="auto"/>
               <w:ind w:firstLineChars="0" w:firstLine="0"/>
               <w:jc w:val="center"/>
             </w:pPr>
@@ -8488,6 +8678,7 @@
           </w:tcPr>
           <w:p>
             <w:pPr>
+              <w:spacing w:line="240" w:lineRule="auto"/>
               <w:ind w:firstLineChars="0" w:firstLine="0"/>
               <w:jc w:val="center"/>
             </w:pPr>
@@ -8505,6 +8696,7 @@
           </w:tcPr>
           <w:p>
             <w:pPr>
+              <w:spacing w:line="240" w:lineRule="auto"/>
               <w:ind w:firstLineChars="0" w:firstLine="0"/>
               <w:jc w:val="center"/>
             </w:pPr>
@@ -8546,6 +8738,7 @@
           </w:tcPr>
           <w:p>
             <w:pPr>
+              <w:spacing w:line="240" w:lineRule="auto"/>
               <w:ind w:firstLineChars="0" w:firstLine="0"/>
               <w:jc w:val="center"/>
             </w:pPr>
@@ -8577,6 +8770,7 @@
           </w:tcPr>
           <w:p>
             <w:pPr>
+              <w:spacing w:line="240" w:lineRule="auto"/>
               <w:ind w:firstLineChars="0" w:firstLine="0"/>
               <w:jc w:val="center"/>
             </w:pPr>
@@ -8594,6 +8788,7 @@
           </w:tcPr>
           <w:p>
             <w:pPr>
+              <w:spacing w:line="240" w:lineRule="auto"/>
               <w:ind w:firstLineChars="0" w:firstLine="0"/>
               <w:jc w:val="center"/>
             </w:pPr>
@@ -8611,6 +8806,7 @@
           </w:tcPr>
           <w:p>
             <w:pPr>
+              <w:spacing w:line="240" w:lineRule="auto"/>
               <w:ind w:firstLineChars="0" w:firstLine="0"/>
               <w:jc w:val="center"/>
             </w:pPr>
@@ -8652,6 +8848,7 @@
           </w:tcPr>
           <w:p>
             <w:pPr>
+              <w:spacing w:line="240" w:lineRule="auto"/>
               <w:ind w:firstLineChars="0" w:firstLine="0"/>
               <w:jc w:val="center"/>
             </w:pPr>
@@ -9274,7 +9471,21 @@
           <w:b/>
         </w:rPr>
         <w:lastRenderedPageBreak/>
-        <w:t>3.3 发动机跌落安全性预示结果</w:t>
+        <w:t xml:space="preserve">3.3 </w:t>
+      </w:r>
+      <w:r>
+        <w:rPr>
+          <w:rFonts w:ascii="黑体" w:eastAsia="黑体" w:hAnsi="黑体" w:hint="eastAsia"/>
+          <w:b/>
+        </w:rPr>
+        <w:t>发动机殉爆</w:t>
+      </w:r>
+      <w:r>
+        <w:rPr>
+          <w:rFonts w:ascii="黑体" w:eastAsia="黑体" w:hAnsi="黑体" w:hint="eastAsia"/>
+          <w:b/>
+        </w:rPr>
+        <w:t>安全性预示结果</w:t>
       </w:r>
     </w:p>
     <w:p>
@@ -9341,12 +9552,12 @@
       </w:tblPr>
       <w:tblGrid>
         <w:gridCol w:w="1680"/>
+        <w:gridCol w:w="2813"/>
         <w:gridCol w:w="1843"/>
-        <w:gridCol w:w="2187"/>
-        <w:gridCol w:w="1476"/>
+        <w:gridCol w:w="1417"/>
         <w:gridCol w:w="2268"/>
-        <w:gridCol w:w="1985"/>
-        <w:gridCol w:w="1865"/>
+        <w:gridCol w:w="1843"/>
+        <w:gridCol w:w="1440"/>
       </w:tblGrid>
       <w:tr>
         <w:trPr>
@@ -9361,7 +9572,7 @@
           </w:tcPr>
           <w:p>
             <w:pPr>
-              <w:spacing w:line="360" w:lineRule="auto"/>
+              <w:spacing w:line="240" w:lineRule="auto"/>
               <w:ind w:firstLineChars="83" w:firstLine="199"/>
               <w:jc w:val="center"/>
               <w:rPr>
@@ -9378,33 +9589,33 @@
         </w:tc>
         <w:tc>
           <w:tcPr>
+            <w:tcW w:w="2813" w:type="dxa"/>
+            <w:vAlign w:val="center"/>
+          </w:tcPr>
+          <w:p>
+            <w:pPr>
+              <w:spacing w:line="240" w:lineRule="auto"/>
+              <w:ind w:firstLineChars="0" w:firstLine="0"/>
+              <w:jc w:val="center"/>
+              <w:rPr>
+                <w:rFonts w:ascii="宋体" w:hAnsi="宋体"/>
+              </w:rPr>
+            </w:pPr>
+            <w:r>
+              <w:rPr>
+                <w:rFonts w:ascii="宋体" w:hAnsi="宋体" w:hint="eastAsia"/>
+              </w:rPr>
+              <w:t>发动机壳体最大应力</w:t>
+            </w:r>
+          </w:p>
+        </w:tc>
+        <w:tc>
+          <w:tcPr>
             <w:tcW w:w="1843" w:type="dxa"/>
-            <w:vAlign w:val="center"/>
-          </w:tcPr>
-          <w:p>
-            <w:pPr>
-              <w:spacing w:line="360" w:lineRule="auto"/>
-              <w:ind w:firstLineChars="0" w:firstLine="0"/>
-              <w:jc w:val="center"/>
-              <w:rPr>
-                <w:rFonts w:ascii="宋体" w:hAnsi="宋体"/>
-              </w:rPr>
-            </w:pPr>
-            <w:r>
-              <w:rPr>
-                <w:rFonts w:ascii="宋体" w:hAnsi="宋体" w:hint="eastAsia"/>
-              </w:rPr>
-              <w:t>发动机壳体最大应力</w:t>
-            </w:r>
-          </w:p>
-        </w:tc>
-        <w:tc>
-          <w:tcPr>
-            <w:tcW w:w="2187" w:type="dxa"/>
-          </w:tcPr>
-          <w:p>
-            <w:pPr>
-              <w:spacing w:line="360" w:lineRule="auto"/>
+          </w:tcPr>
+          <w:p>
+            <w:pPr>
+              <w:spacing w:line="240" w:lineRule="auto"/>
               <w:ind w:firstLineChars="0" w:firstLine="0"/>
               <w:jc w:val="center"/>
               <w:rPr>
@@ -9421,11 +9632,11 @@
         </w:tc>
         <w:tc>
           <w:tcPr>
-            <w:tcW w:w="1476" w:type="dxa"/>
-          </w:tcPr>
-          <w:p>
-            <w:pPr>
-              <w:spacing w:line="360" w:lineRule="auto"/>
+            <w:tcW w:w="1417" w:type="dxa"/>
+          </w:tcPr>
+          <w:p>
+            <w:pPr>
+              <w:spacing w:line="240" w:lineRule="auto"/>
               <w:ind w:firstLineChars="0" w:firstLine="0"/>
               <w:jc w:val="center"/>
               <w:rPr>
@@ -9447,7 +9658,7 @@
           </w:tcPr>
           <w:p>
             <w:pPr>
-              <w:spacing w:line="360" w:lineRule="auto"/>
+              <w:spacing w:line="240" w:lineRule="auto"/>
               <w:ind w:firstLineChars="0" w:firstLine="0"/>
               <w:jc w:val="center"/>
               <w:rPr>
@@ -9464,11 +9675,11 @@
         </w:tc>
         <w:tc>
           <w:tcPr>
-            <w:tcW w:w="1985" w:type="dxa"/>
-          </w:tcPr>
-          <w:p>
-            <w:pPr>
-              <w:spacing w:line="360" w:lineRule="auto"/>
+            <w:tcW w:w="1843" w:type="dxa"/>
+          </w:tcPr>
+          <w:p>
+            <w:pPr>
+              <w:spacing w:line="240" w:lineRule="auto"/>
               <w:ind w:firstLineChars="0" w:firstLine="0"/>
               <w:jc w:val="center"/>
               <w:rPr>
@@ -9485,11 +9696,11 @@
         </w:tc>
         <w:tc>
           <w:tcPr>
-            <w:tcW w:w="1865" w:type="dxa"/>
-          </w:tcPr>
-          <w:p>
-            <w:pPr>
-              <w:spacing w:line="360" w:lineRule="auto"/>
+            <w:tcW w:w="1440" w:type="dxa"/>
+          </w:tcPr>
+          <w:p>
+            <w:pPr>
+              <w:spacing w:line="240" w:lineRule="auto"/>
               <w:ind w:firstLineChars="0" w:firstLine="0"/>
               <w:jc w:val="center"/>
               <w:rPr>
@@ -9518,7 +9729,7 @@
           </w:tcPr>
           <w:p>
             <w:pPr>
-              <w:spacing w:line="360" w:lineRule="auto"/>
+              <w:spacing w:line="240" w:lineRule="auto"/>
               <w:ind w:firstLine="480"/>
               <w:jc w:val="center"/>
               <w:rPr>
@@ -9529,33 +9740,33 @@
         </w:tc>
         <w:tc>
           <w:tcPr>
+            <w:tcW w:w="2813" w:type="dxa"/>
+            <w:vAlign w:val="center"/>
+          </w:tcPr>
+          <w:p>
+            <w:pPr>
+              <w:spacing w:line="240" w:lineRule="auto"/>
+              <w:ind w:firstLineChars="0" w:firstLine="0"/>
+              <w:jc w:val="center"/>
+              <w:rPr>
+                <w:rFonts w:ascii="宋体" w:hAnsi="宋体"/>
+              </w:rPr>
+            </w:pPr>
+            <w:r>
+              <w:rPr>
+                <w:rFonts w:ascii="宋体" w:hAnsi="宋体" w:hint="eastAsia"/>
+              </w:rPr>
+              <w:t>发动机壳体最小应力</w:t>
+            </w:r>
+          </w:p>
+        </w:tc>
+        <w:tc>
+          <w:tcPr>
             <w:tcW w:w="1843" w:type="dxa"/>
-            <w:vAlign w:val="center"/>
-          </w:tcPr>
-          <w:p>
-            <w:pPr>
-              <w:spacing w:line="360" w:lineRule="auto"/>
-              <w:ind w:firstLineChars="0" w:firstLine="0"/>
-              <w:jc w:val="center"/>
-              <w:rPr>
-                <w:rFonts w:ascii="宋体" w:hAnsi="宋体"/>
-              </w:rPr>
-            </w:pPr>
-            <w:r>
-              <w:rPr>
-                <w:rFonts w:ascii="宋体" w:hAnsi="宋体" w:hint="eastAsia"/>
-              </w:rPr>
-              <w:t>发动机壳体最小应力</w:t>
-            </w:r>
-          </w:p>
-        </w:tc>
-        <w:tc>
-          <w:tcPr>
-            <w:tcW w:w="2187" w:type="dxa"/>
-          </w:tcPr>
-          <w:p>
-            <w:pPr>
-              <w:spacing w:line="360" w:lineRule="auto"/>
+          </w:tcPr>
+          <w:p>
+            <w:pPr>
+              <w:spacing w:line="240" w:lineRule="auto"/>
               <w:ind w:firstLineChars="0" w:firstLine="0"/>
               <w:jc w:val="center"/>
               <w:rPr>
@@ -9572,11 +9783,11 @@
         </w:tc>
         <w:tc>
           <w:tcPr>
-            <w:tcW w:w="1476" w:type="dxa"/>
-          </w:tcPr>
-          <w:p>
-            <w:pPr>
-              <w:spacing w:line="360" w:lineRule="auto"/>
+            <w:tcW w:w="1417" w:type="dxa"/>
+          </w:tcPr>
+          <w:p>
+            <w:pPr>
+              <w:spacing w:line="240" w:lineRule="auto"/>
               <w:ind w:firstLineChars="0" w:firstLine="0"/>
               <w:jc w:val="center"/>
               <w:rPr>
@@ -9598,7 +9809,7 @@
           </w:tcPr>
           <w:p>
             <w:pPr>
-              <w:spacing w:line="360" w:lineRule="auto"/>
+              <w:spacing w:line="240" w:lineRule="auto"/>
               <w:ind w:firstLineChars="0" w:firstLine="0"/>
               <w:jc w:val="center"/>
               <w:rPr>
@@ -9615,11 +9826,11 @@
         </w:tc>
         <w:tc>
           <w:tcPr>
-            <w:tcW w:w="1985" w:type="dxa"/>
-          </w:tcPr>
-          <w:p>
-            <w:pPr>
-              <w:spacing w:line="360" w:lineRule="auto"/>
+            <w:tcW w:w="1843" w:type="dxa"/>
+          </w:tcPr>
+          <w:p>
+            <w:pPr>
+              <w:spacing w:line="240" w:lineRule="auto"/>
               <w:ind w:firstLineChars="0" w:firstLine="0"/>
               <w:jc w:val="center"/>
               <w:rPr>
@@ -9636,11 +9847,11 @@
         </w:tc>
         <w:tc>
           <w:tcPr>
-            <w:tcW w:w="1865" w:type="dxa"/>
-          </w:tcPr>
-          <w:p>
-            <w:pPr>
-              <w:spacing w:line="360" w:lineRule="auto"/>
+            <w:tcW w:w="1440" w:type="dxa"/>
+          </w:tcPr>
+          <w:p>
+            <w:pPr>
+              <w:spacing w:line="240" w:lineRule="auto"/>
               <w:ind w:firstLineChars="0" w:firstLine="0"/>
               <w:jc w:val="center"/>
               <w:rPr>
@@ -9669,7 +9880,7 @@
           </w:tcPr>
           <w:p>
             <w:pPr>
-              <w:spacing w:line="360" w:lineRule="auto"/>
+              <w:spacing w:line="240" w:lineRule="auto"/>
               <w:ind w:firstLine="480"/>
               <w:jc w:val="center"/>
               <w:rPr>
@@ -9680,33 +9891,33 @@
         </w:tc>
         <w:tc>
           <w:tcPr>
+            <w:tcW w:w="2813" w:type="dxa"/>
+            <w:vAlign w:val="center"/>
+          </w:tcPr>
+          <w:p>
+            <w:pPr>
+              <w:spacing w:line="240" w:lineRule="auto"/>
+              <w:ind w:firstLineChars="0" w:firstLine="0"/>
+              <w:jc w:val="center"/>
+              <w:rPr>
+                <w:rFonts w:ascii="宋体" w:hAnsi="宋体"/>
+              </w:rPr>
+            </w:pPr>
+            <w:r>
+              <w:rPr>
+                <w:rFonts w:ascii="宋体" w:hAnsi="宋体" w:hint="eastAsia"/>
+              </w:rPr>
+              <w:t>发动机壳体平均应力</w:t>
+            </w:r>
+          </w:p>
+        </w:tc>
+        <w:tc>
+          <w:tcPr>
             <w:tcW w:w="1843" w:type="dxa"/>
-            <w:vAlign w:val="center"/>
-          </w:tcPr>
-          <w:p>
-            <w:pPr>
-              <w:spacing w:line="360" w:lineRule="auto"/>
-              <w:ind w:firstLineChars="0" w:firstLine="0"/>
-              <w:jc w:val="center"/>
-              <w:rPr>
-                <w:rFonts w:ascii="宋体" w:hAnsi="宋体"/>
-              </w:rPr>
-            </w:pPr>
-            <w:r>
-              <w:rPr>
-                <w:rFonts w:ascii="宋体" w:hAnsi="宋体" w:hint="eastAsia"/>
-              </w:rPr>
-              <w:t>发动机壳体平均应力</w:t>
-            </w:r>
-          </w:p>
-        </w:tc>
-        <w:tc>
-          <w:tcPr>
-            <w:tcW w:w="2187" w:type="dxa"/>
-          </w:tcPr>
-          <w:p>
-            <w:pPr>
-              <w:spacing w:line="360" w:lineRule="auto"/>
+          </w:tcPr>
+          <w:p>
+            <w:pPr>
+              <w:spacing w:line="240" w:lineRule="auto"/>
               <w:ind w:firstLineChars="0" w:firstLine="0"/>
               <w:jc w:val="center"/>
               <w:rPr>
@@ -9723,11 +9934,11 @@
         </w:tc>
         <w:tc>
           <w:tcPr>
-            <w:tcW w:w="1476" w:type="dxa"/>
-          </w:tcPr>
-          <w:p>
-            <w:pPr>
-              <w:spacing w:line="360" w:lineRule="auto"/>
+            <w:tcW w:w="1417" w:type="dxa"/>
+          </w:tcPr>
+          <w:p>
+            <w:pPr>
+              <w:spacing w:line="240" w:lineRule="auto"/>
               <w:ind w:firstLineChars="0" w:firstLine="0"/>
               <w:jc w:val="center"/>
               <w:rPr>
@@ -9749,7 +9960,7 @@
           </w:tcPr>
           <w:p>
             <w:pPr>
-              <w:spacing w:line="360" w:lineRule="auto"/>
+              <w:spacing w:line="240" w:lineRule="auto"/>
               <w:ind w:firstLineChars="0" w:firstLine="0"/>
               <w:jc w:val="center"/>
               <w:rPr>
@@ -9766,11 +9977,11 @@
         </w:tc>
         <w:tc>
           <w:tcPr>
-            <w:tcW w:w="1985" w:type="dxa"/>
-          </w:tcPr>
-          <w:p>
-            <w:pPr>
-              <w:spacing w:line="360" w:lineRule="auto"/>
+            <w:tcW w:w="1843" w:type="dxa"/>
+          </w:tcPr>
+          <w:p>
+            <w:pPr>
+              <w:spacing w:line="240" w:lineRule="auto"/>
               <w:ind w:firstLineChars="0" w:firstLine="0"/>
               <w:jc w:val="center"/>
               <w:rPr>
@@ -9787,11 +9998,11 @@
         </w:tc>
         <w:tc>
           <w:tcPr>
-            <w:tcW w:w="1865" w:type="dxa"/>
-          </w:tcPr>
-          <w:p>
-            <w:pPr>
-              <w:spacing w:line="360" w:lineRule="auto"/>
+            <w:tcW w:w="1440" w:type="dxa"/>
+          </w:tcPr>
+          <w:p>
+            <w:pPr>
+              <w:spacing w:line="240" w:lineRule="auto"/>
               <w:ind w:firstLineChars="0" w:firstLine="0"/>
               <w:jc w:val="center"/>
               <w:rPr>
@@ -9820,7 +10031,7 @@
           </w:tcPr>
           <w:p>
             <w:pPr>
-              <w:spacing w:line="360" w:lineRule="auto"/>
+              <w:spacing w:line="240" w:lineRule="auto"/>
               <w:ind w:firstLine="480"/>
               <w:jc w:val="center"/>
               <w:rPr>
@@ -9831,33 +10042,33 @@
         </w:tc>
         <w:tc>
           <w:tcPr>
+            <w:tcW w:w="2813" w:type="dxa"/>
+            <w:vAlign w:val="center"/>
+          </w:tcPr>
+          <w:p>
+            <w:pPr>
+              <w:spacing w:line="240" w:lineRule="auto"/>
+              <w:ind w:firstLineChars="0" w:firstLine="0"/>
+              <w:jc w:val="center"/>
+              <w:rPr>
+                <w:rFonts w:ascii="宋体" w:hAnsi="宋体"/>
+              </w:rPr>
+            </w:pPr>
+            <w:r>
+              <w:rPr>
+                <w:rFonts w:ascii="宋体" w:hAnsi="宋体" w:hint="eastAsia"/>
+              </w:rPr>
+              <w:t>发动机壳体应力标准差</w:t>
+            </w:r>
+          </w:p>
+        </w:tc>
+        <w:tc>
+          <w:tcPr>
             <w:tcW w:w="1843" w:type="dxa"/>
-            <w:vAlign w:val="center"/>
-          </w:tcPr>
-          <w:p>
-            <w:pPr>
-              <w:spacing w:line="360" w:lineRule="auto"/>
-              <w:ind w:firstLineChars="0" w:firstLine="0"/>
-              <w:jc w:val="center"/>
-              <w:rPr>
-                <w:rFonts w:ascii="宋体" w:hAnsi="宋体"/>
-              </w:rPr>
-            </w:pPr>
-            <w:r>
-              <w:rPr>
-                <w:rFonts w:ascii="宋体" w:hAnsi="宋体" w:hint="eastAsia"/>
-              </w:rPr>
-              <w:t>发动机壳体应力标准差</w:t>
-            </w:r>
-          </w:p>
-        </w:tc>
-        <w:tc>
-          <w:tcPr>
-            <w:tcW w:w="2187" w:type="dxa"/>
-          </w:tcPr>
-          <w:p>
-            <w:pPr>
-              <w:spacing w:line="360" w:lineRule="auto"/>
+          </w:tcPr>
+          <w:p>
+            <w:pPr>
+              <w:spacing w:line="240" w:lineRule="auto"/>
               <w:ind w:firstLineChars="0" w:firstLine="0"/>
               <w:jc w:val="center"/>
               <w:rPr>
@@ -9874,11 +10085,11 @@
         </w:tc>
         <w:tc>
           <w:tcPr>
-            <w:tcW w:w="1476" w:type="dxa"/>
-          </w:tcPr>
-          <w:p>
-            <w:pPr>
-              <w:spacing w:line="360" w:lineRule="auto"/>
+            <w:tcW w:w="1417" w:type="dxa"/>
+          </w:tcPr>
+          <w:p>
+            <w:pPr>
+              <w:spacing w:line="240" w:lineRule="auto"/>
               <w:ind w:firstLineChars="0" w:firstLine="0"/>
               <w:jc w:val="center"/>
               <w:rPr>
@@ -9900,7 +10111,7 @@
           </w:tcPr>
           <w:p>
             <w:pPr>
-              <w:spacing w:line="360" w:lineRule="auto"/>
+              <w:spacing w:line="240" w:lineRule="auto"/>
               <w:ind w:firstLineChars="0" w:firstLine="0"/>
               <w:jc w:val="center"/>
               <w:rPr>
@@ -9917,11 +10128,11 @@
         </w:tc>
         <w:tc>
           <w:tcPr>
-            <w:tcW w:w="1985" w:type="dxa"/>
-          </w:tcPr>
-          <w:p>
-            <w:pPr>
-              <w:spacing w:line="360" w:lineRule="auto"/>
+            <w:tcW w:w="1843" w:type="dxa"/>
+          </w:tcPr>
+          <w:p>
+            <w:pPr>
+              <w:spacing w:line="240" w:lineRule="auto"/>
               <w:ind w:firstLineChars="0" w:firstLine="0"/>
               <w:jc w:val="center"/>
               <w:rPr>
@@ -9938,11 +10149,11 @@
         </w:tc>
         <w:tc>
           <w:tcPr>
-            <w:tcW w:w="1865" w:type="dxa"/>
-          </w:tcPr>
-          <w:p>
-            <w:pPr>
-              <w:spacing w:line="360" w:lineRule="auto"/>
+            <w:tcW w:w="1440" w:type="dxa"/>
+          </w:tcPr>
+          <w:p>
+            <w:pPr>
+              <w:spacing w:line="240" w:lineRule="auto"/>
               <w:ind w:firstLineChars="0" w:firstLine="0"/>
               <w:jc w:val="center"/>
               <w:rPr>
@@ -9971,7 +10182,7 @@
           </w:tcPr>
           <w:p>
             <w:pPr>
-              <w:spacing w:line="360" w:lineRule="auto"/>
+              <w:spacing w:line="240" w:lineRule="auto"/>
               <w:ind w:firstLine="480"/>
               <w:jc w:val="center"/>
               <w:rPr>
@@ -9982,33 +10193,33 @@
         </w:tc>
         <w:tc>
           <w:tcPr>
+            <w:tcW w:w="2813" w:type="dxa"/>
+            <w:vAlign w:val="center"/>
+          </w:tcPr>
+          <w:p>
+            <w:pPr>
+              <w:spacing w:line="240" w:lineRule="auto"/>
+              <w:ind w:firstLineChars="0" w:firstLine="0"/>
+              <w:jc w:val="center"/>
+              <w:rPr>
+                <w:rFonts w:ascii="宋体" w:hAnsi="宋体"/>
+              </w:rPr>
+            </w:pPr>
+            <w:r>
+              <w:rPr>
+                <w:rFonts w:ascii="宋体" w:hAnsi="宋体" w:hint="eastAsia"/>
+              </w:rPr>
+              <w:t>固体推进剂最大应力</w:t>
+            </w:r>
+          </w:p>
+        </w:tc>
+        <w:tc>
+          <w:tcPr>
             <w:tcW w:w="1843" w:type="dxa"/>
-            <w:vAlign w:val="center"/>
-          </w:tcPr>
-          <w:p>
-            <w:pPr>
-              <w:spacing w:line="360" w:lineRule="auto"/>
-              <w:ind w:firstLineChars="0" w:firstLine="0"/>
-              <w:jc w:val="center"/>
-              <w:rPr>
-                <w:rFonts w:ascii="宋体" w:hAnsi="宋体"/>
-              </w:rPr>
-            </w:pPr>
-            <w:r>
-              <w:rPr>
-                <w:rFonts w:ascii="宋体" w:hAnsi="宋体" w:hint="eastAsia"/>
-              </w:rPr>
-              <w:t>固体推进剂最大应力</w:t>
-            </w:r>
-          </w:p>
-        </w:tc>
-        <w:tc>
-          <w:tcPr>
-            <w:tcW w:w="2187" w:type="dxa"/>
-          </w:tcPr>
-          <w:p>
-            <w:pPr>
-              <w:spacing w:line="360" w:lineRule="auto"/>
+          </w:tcPr>
+          <w:p>
+            <w:pPr>
+              <w:spacing w:line="240" w:lineRule="auto"/>
               <w:ind w:firstLineChars="0" w:firstLine="0"/>
               <w:jc w:val="center"/>
               <w:rPr>
@@ -10025,11 +10236,11 @@
         </w:tc>
         <w:tc>
           <w:tcPr>
-            <w:tcW w:w="1476" w:type="dxa"/>
-          </w:tcPr>
-          <w:p>
-            <w:pPr>
-              <w:spacing w:line="360" w:lineRule="auto"/>
+            <w:tcW w:w="1417" w:type="dxa"/>
+          </w:tcPr>
+          <w:p>
+            <w:pPr>
+              <w:spacing w:line="240" w:lineRule="auto"/>
               <w:ind w:firstLineChars="0" w:firstLine="0"/>
               <w:jc w:val="center"/>
               <w:rPr>
@@ -10051,7 +10262,7 @@
           </w:tcPr>
           <w:p>
             <w:pPr>
-              <w:spacing w:line="360" w:lineRule="auto"/>
+              <w:spacing w:line="240" w:lineRule="auto"/>
               <w:ind w:firstLineChars="0" w:firstLine="0"/>
               <w:jc w:val="center"/>
               <w:rPr>
@@ -10068,11 +10279,11 @@
         </w:tc>
         <w:tc>
           <w:tcPr>
-            <w:tcW w:w="1985" w:type="dxa"/>
-          </w:tcPr>
-          <w:p>
-            <w:pPr>
-              <w:spacing w:line="360" w:lineRule="auto"/>
+            <w:tcW w:w="1843" w:type="dxa"/>
+          </w:tcPr>
+          <w:p>
+            <w:pPr>
+              <w:spacing w:line="240" w:lineRule="auto"/>
               <w:ind w:firstLineChars="0" w:firstLine="0"/>
               <w:jc w:val="center"/>
               <w:rPr>
@@ -10089,11 +10300,11 @@
         </w:tc>
         <w:tc>
           <w:tcPr>
-            <w:tcW w:w="1865" w:type="dxa"/>
-          </w:tcPr>
-          <w:p>
-            <w:pPr>
-              <w:spacing w:line="360" w:lineRule="auto"/>
+            <w:tcW w:w="1440" w:type="dxa"/>
+          </w:tcPr>
+          <w:p>
+            <w:pPr>
+              <w:spacing w:line="240" w:lineRule="auto"/>
               <w:ind w:firstLineChars="0" w:firstLine="0"/>
               <w:jc w:val="center"/>
               <w:rPr>
@@ -10122,7 +10333,7 @@
           </w:tcPr>
           <w:p>
             <w:pPr>
-              <w:spacing w:line="360" w:lineRule="auto"/>
+              <w:spacing w:line="240" w:lineRule="auto"/>
               <w:ind w:firstLine="480"/>
               <w:jc w:val="center"/>
               <w:rPr>
@@ -10133,33 +10344,33 @@
         </w:tc>
         <w:tc>
           <w:tcPr>
+            <w:tcW w:w="2813" w:type="dxa"/>
+            <w:vAlign w:val="center"/>
+          </w:tcPr>
+          <w:p>
+            <w:pPr>
+              <w:spacing w:line="240" w:lineRule="auto"/>
+              <w:ind w:firstLineChars="0" w:firstLine="0"/>
+              <w:jc w:val="center"/>
+              <w:rPr>
+                <w:rFonts w:ascii="宋体" w:hAnsi="宋体"/>
+              </w:rPr>
+            </w:pPr>
+            <w:r>
+              <w:rPr>
+                <w:rFonts w:ascii="宋体" w:hAnsi="宋体" w:hint="eastAsia"/>
+              </w:rPr>
+              <w:t>固体推进剂最小应力</w:t>
+            </w:r>
+          </w:p>
+        </w:tc>
+        <w:tc>
+          <w:tcPr>
             <w:tcW w:w="1843" w:type="dxa"/>
-            <w:vAlign w:val="center"/>
-          </w:tcPr>
-          <w:p>
-            <w:pPr>
-              <w:spacing w:line="360" w:lineRule="auto"/>
-              <w:ind w:firstLineChars="0" w:firstLine="0"/>
-              <w:jc w:val="center"/>
-              <w:rPr>
-                <w:rFonts w:ascii="宋体" w:hAnsi="宋体"/>
-              </w:rPr>
-            </w:pPr>
-            <w:r>
-              <w:rPr>
-                <w:rFonts w:ascii="宋体" w:hAnsi="宋体" w:hint="eastAsia"/>
-              </w:rPr>
-              <w:t>固体推进剂最小应力</w:t>
-            </w:r>
-          </w:p>
-        </w:tc>
-        <w:tc>
-          <w:tcPr>
-            <w:tcW w:w="2187" w:type="dxa"/>
-          </w:tcPr>
-          <w:p>
-            <w:pPr>
-              <w:spacing w:line="360" w:lineRule="auto"/>
+          </w:tcPr>
+          <w:p>
+            <w:pPr>
+              <w:spacing w:line="240" w:lineRule="auto"/>
               <w:ind w:firstLineChars="0" w:firstLine="0"/>
               <w:jc w:val="center"/>
               <w:rPr>
@@ -10176,11 +10387,11 @@
         </w:tc>
         <w:tc>
           <w:tcPr>
-            <w:tcW w:w="1476" w:type="dxa"/>
-          </w:tcPr>
-          <w:p>
-            <w:pPr>
-              <w:spacing w:line="360" w:lineRule="auto"/>
+            <w:tcW w:w="1417" w:type="dxa"/>
+          </w:tcPr>
+          <w:p>
+            <w:pPr>
+              <w:spacing w:line="240" w:lineRule="auto"/>
               <w:ind w:firstLineChars="0" w:firstLine="0"/>
               <w:jc w:val="center"/>
               <w:rPr>
@@ -10202,7 +10413,7 @@
           </w:tcPr>
           <w:p>
             <w:pPr>
-              <w:spacing w:line="360" w:lineRule="auto"/>
+              <w:spacing w:line="240" w:lineRule="auto"/>
               <w:ind w:firstLineChars="0" w:firstLine="0"/>
               <w:jc w:val="center"/>
               <w:rPr>
@@ -10219,11 +10430,11 @@
         </w:tc>
         <w:tc>
           <w:tcPr>
-            <w:tcW w:w="1985" w:type="dxa"/>
-          </w:tcPr>
-          <w:p>
-            <w:pPr>
-              <w:spacing w:line="360" w:lineRule="auto"/>
+            <w:tcW w:w="1843" w:type="dxa"/>
+          </w:tcPr>
+          <w:p>
+            <w:pPr>
+              <w:spacing w:line="240" w:lineRule="auto"/>
               <w:ind w:firstLineChars="0" w:firstLine="0"/>
               <w:jc w:val="center"/>
               <w:rPr>
@@ -10240,11 +10451,11 @@
         </w:tc>
         <w:tc>
           <w:tcPr>
-            <w:tcW w:w="1865" w:type="dxa"/>
-          </w:tcPr>
-          <w:p>
-            <w:pPr>
-              <w:spacing w:line="360" w:lineRule="auto"/>
+            <w:tcW w:w="1440" w:type="dxa"/>
+          </w:tcPr>
+          <w:p>
+            <w:pPr>
+              <w:spacing w:line="240" w:lineRule="auto"/>
               <w:ind w:firstLineChars="0" w:firstLine="0"/>
               <w:jc w:val="center"/>
               <w:rPr>
@@ -10273,7 +10484,7 @@
           </w:tcPr>
           <w:p>
             <w:pPr>
-              <w:spacing w:line="360" w:lineRule="auto"/>
+              <w:spacing w:line="240" w:lineRule="auto"/>
               <w:ind w:firstLine="480"/>
               <w:jc w:val="center"/>
               <w:rPr>
@@ -10284,33 +10495,33 @@
         </w:tc>
         <w:tc>
           <w:tcPr>
+            <w:tcW w:w="2813" w:type="dxa"/>
+            <w:vAlign w:val="center"/>
+          </w:tcPr>
+          <w:p>
+            <w:pPr>
+              <w:spacing w:line="240" w:lineRule="auto"/>
+              <w:ind w:firstLineChars="0" w:firstLine="0"/>
+              <w:jc w:val="center"/>
+              <w:rPr>
+                <w:rFonts w:ascii="宋体" w:hAnsi="宋体"/>
+              </w:rPr>
+            </w:pPr>
+            <w:r>
+              <w:rPr>
+                <w:rFonts w:ascii="宋体" w:hAnsi="宋体" w:hint="eastAsia"/>
+              </w:rPr>
+              <w:t>固体推进剂平均应力</w:t>
+            </w:r>
+          </w:p>
+        </w:tc>
+        <w:tc>
+          <w:tcPr>
             <w:tcW w:w="1843" w:type="dxa"/>
-            <w:vAlign w:val="center"/>
-          </w:tcPr>
-          <w:p>
-            <w:pPr>
-              <w:spacing w:line="360" w:lineRule="auto"/>
-              <w:ind w:firstLineChars="0" w:firstLine="0"/>
-              <w:jc w:val="center"/>
-              <w:rPr>
-                <w:rFonts w:ascii="宋体" w:hAnsi="宋体"/>
-              </w:rPr>
-            </w:pPr>
-            <w:r>
-              <w:rPr>
-                <w:rFonts w:ascii="宋体" w:hAnsi="宋体" w:hint="eastAsia"/>
-              </w:rPr>
-              <w:t>固体推进剂平均应力</w:t>
-            </w:r>
-          </w:p>
-        </w:tc>
-        <w:tc>
-          <w:tcPr>
-            <w:tcW w:w="2187" w:type="dxa"/>
-          </w:tcPr>
-          <w:p>
-            <w:pPr>
-              <w:spacing w:line="360" w:lineRule="auto"/>
+          </w:tcPr>
+          <w:p>
+            <w:pPr>
+              <w:spacing w:line="240" w:lineRule="auto"/>
               <w:ind w:firstLineChars="0" w:firstLine="0"/>
               <w:jc w:val="center"/>
               <w:rPr>
@@ -10327,11 +10538,11 @@
         </w:tc>
         <w:tc>
           <w:tcPr>
-            <w:tcW w:w="1476" w:type="dxa"/>
-          </w:tcPr>
-          <w:p>
-            <w:pPr>
-              <w:spacing w:line="360" w:lineRule="auto"/>
+            <w:tcW w:w="1417" w:type="dxa"/>
+          </w:tcPr>
+          <w:p>
+            <w:pPr>
+              <w:spacing w:line="240" w:lineRule="auto"/>
               <w:ind w:firstLineChars="0" w:firstLine="0"/>
               <w:jc w:val="center"/>
               <w:rPr>
@@ -10353,7 +10564,7 @@
           </w:tcPr>
           <w:p>
             <w:pPr>
-              <w:spacing w:line="360" w:lineRule="auto"/>
+              <w:spacing w:line="240" w:lineRule="auto"/>
               <w:ind w:firstLineChars="0" w:firstLine="0"/>
               <w:jc w:val="center"/>
               <w:rPr>
@@ -10370,11 +10581,11 @@
         </w:tc>
         <w:tc>
           <w:tcPr>
-            <w:tcW w:w="1985" w:type="dxa"/>
-          </w:tcPr>
-          <w:p>
-            <w:pPr>
-              <w:spacing w:line="360" w:lineRule="auto"/>
+            <w:tcW w:w="1843" w:type="dxa"/>
+          </w:tcPr>
+          <w:p>
+            <w:pPr>
+              <w:spacing w:line="240" w:lineRule="auto"/>
               <w:ind w:firstLineChars="0" w:firstLine="0"/>
               <w:jc w:val="center"/>
               <w:rPr>
@@ -10391,11 +10602,11 @@
         </w:tc>
         <w:tc>
           <w:tcPr>
-            <w:tcW w:w="1865" w:type="dxa"/>
-          </w:tcPr>
-          <w:p>
-            <w:pPr>
-              <w:spacing w:line="360" w:lineRule="auto"/>
+            <w:tcW w:w="1440" w:type="dxa"/>
+          </w:tcPr>
+          <w:p>
+            <w:pPr>
+              <w:spacing w:line="240" w:lineRule="auto"/>
               <w:ind w:firstLineChars="0" w:firstLine="0"/>
               <w:jc w:val="center"/>
               <w:rPr>
@@ -10424,7 +10635,7 @@
           </w:tcPr>
           <w:p>
             <w:pPr>
-              <w:spacing w:line="360" w:lineRule="auto"/>
+              <w:spacing w:line="240" w:lineRule="auto"/>
               <w:ind w:firstLine="480"/>
               <w:jc w:val="center"/>
               <w:rPr>
@@ -10435,33 +10646,33 @@
         </w:tc>
         <w:tc>
           <w:tcPr>
+            <w:tcW w:w="2813" w:type="dxa"/>
+            <w:vAlign w:val="center"/>
+          </w:tcPr>
+          <w:p>
+            <w:pPr>
+              <w:spacing w:line="240" w:lineRule="auto"/>
+              <w:ind w:firstLineChars="0" w:firstLine="0"/>
+              <w:jc w:val="center"/>
+              <w:rPr>
+                <w:rFonts w:ascii="宋体" w:hAnsi="宋体"/>
+              </w:rPr>
+            </w:pPr>
+            <w:r>
+              <w:rPr>
+                <w:rFonts w:ascii="宋体" w:hAnsi="宋体" w:hint="eastAsia"/>
+              </w:rPr>
+              <w:t>固体推进剂应力标准差</w:t>
+            </w:r>
+          </w:p>
+        </w:tc>
+        <w:tc>
+          <w:tcPr>
             <w:tcW w:w="1843" w:type="dxa"/>
-            <w:vAlign w:val="center"/>
-          </w:tcPr>
-          <w:p>
-            <w:pPr>
-              <w:spacing w:line="360" w:lineRule="auto"/>
-              <w:ind w:firstLineChars="0" w:firstLine="0"/>
-              <w:jc w:val="center"/>
-              <w:rPr>
-                <w:rFonts w:ascii="宋体" w:hAnsi="宋体"/>
-              </w:rPr>
-            </w:pPr>
-            <w:r>
-              <w:rPr>
-                <w:rFonts w:ascii="宋体" w:hAnsi="宋体" w:hint="eastAsia"/>
-              </w:rPr>
-              <w:t>固体推进剂应力标准差</w:t>
-            </w:r>
-          </w:p>
-        </w:tc>
-        <w:tc>
-          <w:tcPr>
-            <w:tcW w:w="2187" w:type="dxa"/>
-          </w:tcPr>
-          <w:p>
-            <w:pPr>
-              <w:spacing w:line="360" w:lineRule="auto"/>
+          </w:tcPr>
+          <w:p>
+            <w:pPr>
+              <w:spacing w:line="240" w:lineRule="auto"/>
               <w:ind w:firstLineChars="0" w:firstLine="0"/>
               <w:jc w:val="center"/>
               <w:rPr>
@@ -10478,11 +10689,11 @@
         </w:tc>
         <w:tc>
           <w:tcPr>
-            <w:tcW w:w="1476" w:type="dxa"/>
-          </w:tcPr>
-          <w:p>
-            <w:pPr>
-              <w:spacing w:line="360" w:lineRule="auto"/>
+            <w:tcW w:w="1417" w:type="dxa"/>
+          </w:tcPr>
+          <w:p>
+            <w:pPr>
+              <w:spacing w:line="240" w:lineRule="auto"/>
               <w:ind w:firstLineChars="0" w:firstLine="0"/>
               <w:jc w:val="center"/>
               <w:rPr>
@@ -10503,7 +10714,7 @@
           </w:tcPr>
           <w:p>
             <w:pPr>
-              <w:spacing w:line="360" w:lineRule="auto"/>
+              <w:spacing w:line="240" w:lineRule="auto"/>
               <w:ind w:firstLineChars="0" w:firstLine="0"/>
               <w:jc w:val="center"/>
               <w:rPr>
@@ -10520,11 +10731,11 @@
         </w:tc>
         <w:tc>
           <w:tcPr>
-            <w:tcW w:w="1985" w:type="dxa"/>
-          </w:tcPr>
-          <w:p>
-            <w:pPr>
-              <w:spacing w:line="360" w:lineRule="auto"/>
+            <w:tcW w:w="1843" w:type="dxa"/>
+          </w:tcPr>
+          <w:p>
+            <w:pPr>
+              <w:spacing w:line="240" w:lineRule="auto"/>
               <w:ind w:firstLineChars="0" w:firstLine="0"/>
               <w:jc w:val="center"/>
               <w:rPr>
@@ -10541,11 +10752,11 @@
         </w:tc>
         <w:tc>
           <w:tcPr>
-            <w:tcW w:w="1865" w:type="dxa"/>
-          </w:tcPr>
-          <w:p>
-            <w:pPr>
-              <w:spacing w:line="360" w:lineRule="auto"/>
+            <w:tcW w:w="1440" w:type="dxa"/>
+          </w:tcPr>
+          <w:p>
+            <w:pPr>
+              <w:spacing w:line="240" w:lineRule="auto"/>
               <w:ind w:firstLineChars="0" w:firstLine="0"/>
               <w:jc w:val="center"/>
               <w:rPr>
@@ -10574,7 +10785,7 @@
           </w:tcPr>
           <w:p>
             <w:pPr>
-              <w:spacing w:line="360" w:lineRule="auto"/>
+              <w:spacing w:line="240" w:lineRule="auto"/>
               <w:ind w:firstLine="480"/>
               <w:jc w:val="center"/>
               <w:rPr>
@@ -10585,39 +10796,40 @@
               <w:rPr>
                 <w:rFonts w:ascii="宋体" w:hAnsi="宋体" w:hint="eastAsia"/>
               </w:rPr>
+              <w:lastRenderedPageBreak/>
               <w:t>应变数据</w:t>
             </w:r>
           </w:p>
         </w:tc>
         <w:tc>
           <w:tcPr>
+            <w:tcW w:w="2813" w:type="dxa"/>
+            <w:vAlign w:val="center"/>
+          </w:tcPr>
+          <w:p>
+            <w:pPr>
+              <w:spacing w:line="240" w:lineRule="auto"/>
+              <w:ind w:firstLineChars="0" w:firstLine="0"/>
+              <w:jc w:val="center"/>
+              <w:rPr>
+                <w:rFonts w:ascii="宋体" w:hAnsi="宋体"/>
+              </w:rPr>
+            </w:pPr>
+            <w:r>
+              <w:rPr>
+                <w:rFonts w:ascii="宋体" w:hAnsi="宋体" w:hint="eastAsia"/>
+              </w:rPr>
+              <w:t>发动机壳体最大应变</w:t>
+            </w:r>
+          </w:p>
+        </w:tc>
+        <w:tc>
+          <w:tcPr>
             <w:tcW w:w="1843" w:type="dxa"/>
-            <w:vAlign w:val="center"/>
-          </w:tcPr>
-          <w:p>
-            <w:pPr>
-              <w:spacing w:line="360" w:lineRule="auto"/>
-              <w:ind w:firstLineChars="0" w:firstLine="0"/>
-              <w:jc w:val="center"/>
-              <w:rPr>
-                <w:rFonts w:ascii="宋体" w:hAnsi="宋体"/>
-              </w:rPr>
-            </w:pPr>
-            <w:r>
-              <w:rPr>
-                <w:rFonts w:ascii="宋体" w:hAnsi="宋体" w:hint="eastAsia"/>
-              </w:rPr>
-              <w:t>发动机壳体最大应变</w:t>
-            </w:r>
-          </w:p>
-        </w:tc>
-        <w:tc>
-          <w:tcPr>
-            <w:tcW w:w="2187" w:type="dxa"/>
-          </w:tcPr>
-          <w:p>
-            <w:pPr>
-              <w:spacing w:line="360" w:lineRule="auto"/>
+          </w:tcPr>
+          <w:p>
+            <w:pPr>
+              <w:spacing w:line="240" w:lineRule="auto"/>
               <w:ind w:firstLineChars="0" w:firstLine="0"/>
               <w:jc w:val="center"/>
               <w:rPr>
@@ -10634,11 +10846,11 @@
         </w:tc>
         <w:tc>
           <w:tcPr>
-            <w:tcW w:w="1476" w:type="dxa"/>
-          </w:tcPr>
-          <w:p>
-            <w:pPr>
-              <w:spacing w:line="360" w:lineRule="auto"/>
+            <w:tcW w:w="1417" w:type="dxa"/>
+          </w:tcPr>
+          <w:p>
+            <w:pPr>
+              <w:spacing w:line="240" w:lineRule="auto"/>
               <w:ind w:firstLineChars="0" w:firstLine="0"/>
               <w:jc w:val="center"/>
               <w:rPr>
@@ -10660,7 +10872,7 @@
           </w:tcPr>
           <w:p>
             <w:pPr>
-              <w:spacing w:line="360" w:lineRule="auto"/>
+              <w:spacing w:line="240" w:lineRule="auto"/>
               <w:ind w:firstLineChars="0" w:firstLine="0"/>
               <w:jc w:val="center"/>
               <w:rPr>
@@ -10677,11 +10889,11 @@
         </w:tc>
         <w:tc>
           <w:tcPr>
-            <w:tcW w:w="1985" w:type="dxa"/>
-          </w:tcPr>
-          <w:p>
-            <w:pPr>
-              <w:spacing w:line="360" w:lineRule="auto"/>
+            <w:tcW w:w="1843" w:type="dxa"/>
+          </w:tcPr>
+          <w:p>
+            <w:pPr>
+              <w:spacing w:line="240" w:lineRule="auto"/>
               <w:ind w:firstLineChars="0" w:firstLine="0"/>
               <w:jc w:val="center"/>
               <w:rPr>
@@ -10698,11 +10910,11 @@
         </w:tc>
         <w:tc>
           <w:tcPr>
-            <w:tcW w:w="1865" w:type="dxa"/>
-          </w:tcPr>
-          <w:p>
-            <w:pPr>
-              <w:spacing w:line="360" w:lineRule="auto"/>
+            <w:tcW w:w="1440" w:type="dxa"/>
+          </w:tcPr>
+          <w:p>
+            <w:pPr>
+              <w:spacing w:line="240" w:lineRule="auto"/>
               <w:ind w:firstLineChars="0" w:firstLine="0"/>
               <w:jc w:val="center"/>
               <w:rPr>
@@ -10731,7 +10943,7 @@
           </w:tcPr>
           <w:p>
             <w:pPr>
-              <w:spacing w:line="360" w:lineRule="auto"/>
+              <w:spacing w:line="240" w:lineRule="auto"/>
               <w:ind w:firstLine="480"/>
               <w:jc w:val="center"/>
               <w:rPr>
@@ -10742,33 +10954,33 @@
         </w:tc>
         <w:tc>
           <w:tcPr>
+            <w:tcW w:w="2813" w:type="dxa"/>
+            <w:vAlign w:val="center"/>
+          </w:tcPr>
+          <w:p>
+            <w:pPr>
+              <w:spacing w:line="240" w:lineRule="auto"/>
+              <w:ind w:firstLineChars="0" w:firstLine="0"/>
+              <w:jc w:val="center"/>
+              <w:rPr>
+                <w:rFonts w:ascii="宋体" w:hAnsi="宋体"/>
+              </w:rPr>
+            </w:pPr>
+            <w:r>
+              <w:rPr>
+                <w:rFonts w:ascii="宋体" w:hAnsi="宋体" w:hint="eastAsia"/>
+              </w:rPr>
+              <w:t>发动机壳体最小应变</w:t>
+            </w:r>
+          </w:p>
+        </w:tc>
+        <w:tc>
+          <w:tcPr>
             <w:tcW w:w="1843" w:type="dxa"/>
-            <w:vAlign w:val="center"/>
-          </w:tcPr>
-          <w:p>
-            <w:pPr>
-              <w:spacing w:line="360" w:lineRule="auto"/>
-              <w:ind w:firstLineChars="0" w:firstLine="0"/>
-              <w:jc w:val="center"/>
-              <w:rPr>
-                <w:rFonts w:ascii="宋体" w:hAnsi="宋体"/>
-              </w:rPr>
-            </w:pPr>
-            <w:r>
-              <w:rPr>
-                <w:rFonts w:ascii="宋体" w:hAnsi="宋体" w:hint="eastAsia"/>
-              </w:rPr>
-              <w:t>发动机壳体最小应变</w:t>
-            </w:r>
-          </w:p>
-        </w:tc>
-        <w:tc>
-          <w:tcPr>
-            <w:tcW w:w="2187" w:type="dxa"/>
-          </w:tcPr>
-          <w:p>
-            <w:pPr>
-              <w:spacing w:line="360" w:lineRule="auto"/>
+          </w:tcPr>
+          <w:p>
+            <w:pPr>
+              <w:spacing w:line="240" w:lineRule="auto"/>
               <w:ind w:firstLineChars="0" w:firstLine="0"/>
               <w:jc w:val="center"/>
               <w:rPr>
@@ -10785,11 +10997,11 @@
         </w:tc>
         <w:tc>
           <w:tcPr>
-            <w:tcW w:w="1476" w:type="dxa"/>
-          </w:tcPr>
-          <w:p>
-            <w:pPr>
-              <w:spacing w:line="360" w:lineRule="auto"/>
+            <w:tcW w:w="1417" w:type="dxa"/>
+          </w:tcPr>
+          <w:p>
+            <w:pPr>
+              <w:spacing w:line="240" w:lineRule="auto"/>
               <w:ind w:firstLineChars="0" w:firstLine="0"/>
               <w:jc w:val="center"/>
               <w:rPr>
@@ -10811,7 +11023,7 @@
           </w:tcPr>
           <w:p>
             <w:pPr>
-              <w:spacing w:line="360" w:lineRule="auto"/>
+              <w:spacing w:line="240" w:lineRule="auto"/>
               <w:ind w:firstLineChars="0" w:firstLine="0"/>
               <w:jc w:val="center"/>
               <w:rPr>
@@ -10828,11 +11040,11 @@
         </w:tc>
         <w:tc>
           <w:tcPr>
-            <w:tcW w:w="1985" w:type="dxa"/>
-          </w:tcPr>
-          <w:p>
-            <w:pPr>
-              <w:spacing w:line="360" w:lineRule="auto"/>
+            <w:tcW w:w="1843" w:type="dxa"/>
+          </w:tcPr>
+          <w:p>
+            <w:pPr>
+              <w:spacing w:line="240" w:lineRule="auto"/>
               <w:ind w:firstLineChars="0" w:firstLine="0"/>
               <w:jc w:val="center"/>
               <w:rPr>
@@ -10849,11 +11061,11 @@
         </w:tc>
         <w:tc>
           <w:tcPr>
-            <w:tcW w:w="1865" w:type="dxa"/>
-          </w:tcPr>
-          <w:p>
-            <w:pPr>
-              <w:spacing w:line="360" w:lineRule="auto"/>
+            <w:tcW w:w="1440" w:type="dxa"/>
+          </w:tcPr>
+          <w:p>
+            <w:pPr>
+              <w:spacing w:line="240" w:lineRule="auto"/>
               <w:ind w:firstLineChars="0" w:firstLine="0"/>
               <w:jc w:val="center"/>
               <w:rPr>
@@ -10882,7 +11094,7 @@
           </w:tcPr>
           <w:p>
             <w:pPr>
-              <w:spacing w:line="360" w:lineRule="auto"/>
+              <w:spacing w:line="240" w:lineRule="auto"/>
               <w:ind w:firstLine="480"/>
               <w:jc w:val="center"/>
               <w:rPr>
@@ -10893,33 +11105,33 @@
         </w:tc>
         <w:tc>
           <w:tcPr>
+            <w:tcW w:w="2813" w:type="dxa"/>
+            <w:vAlign w:val="center"/>
+          </w:tcPr>
+          <w:p>
+            <w:pPr>
+              <w:spacing w:line="240" w:lineRule="auto"/>
+              <w:ind w:firstLineChars="0" w:firstLine="0"/>
+              <w:jc w:val="center"/>
+              <w:rPr>
+                <w:rFonts w:ascii="宋体" w:hAnsi="宋体"/>
+              </w:rPr>
+            </w:pPr>
+            <w:r>
+              <w:rPr>
+                <w:rFonts w:ascii="宋体" w:hAnsi="宋体" w:hint="eastAsia"/>
+              </w:rPr>
+              <w:t>发动机壳体平均应变</w:t>
+            </w:r>
+          </w:p>
+        </w:tc>
+        <w:tc>
+          <w:tcPr>
             <w:tcW w:w="1843" w:type="dxa"/>
-            <w:vAlign w:val="center"/>
-          </w:tcPr>
-          <w:p>
-            <w:pPr>
-              <w:spacing w:line="360" w:lineRule="auto"/>
-              <w:ind w:firstLineChars="0" w:firstLine="0"/>
-              <w:jc w:val="center"/>
-              <w:rPr>
-                <w:rFonts w:ascii="宋体" w:hAnsi="宋体"/>
-              </w:rPr>
-            </w:pPr>
-            <w:r>
-              <w:rPr>
-                <w:rFonts w:ascii="宋体" w:hAnsi="宋体" w:hint="eastAsia"/>
-              </w:rPr>
-              <w:t>发动机壳体平均应变</w:t>
-            </w:r>
-          </w:p>
-        </w:tc>
-        <w:tc>
-          <w:tcPr>
-            <w:tcW w:w="2187" w:type="dxa"/>
-          </w:tcPr>
-          <w:p>
-            <w:pPr>
-              <w:spacing w:line="360" w:lineRule="auto"/>
+          </w:tcPr>
+          <w:p>
+            <w:pPr>
+              <w:spacing w:line="240" w:lineRule="auto"/>
               <w:ind w:firstLineChars="0" w:firstLine="0"/>
               <w:jc w:val="center"/>
               <w:rPr>
@@ -10936,11 +11148,11 @@
         </w:tc>
         <w:tc>
           <w:tcPr>
-            <w:tcW w:w="1476" w:type="dxa"/>
-          </w:tcPr>
-          <w:p>
-            <w:pPr>
-              <w:spacing w:line="360" w:lineRule="auto"/>
+            <w:tcW w:w="1417" w:type="dxa"/>
+          </w:tcPr>
+          <w:p>
+            <w:pPr>
+              <w:spacing w:line="240" w:lineRule="auto"/>
               <w:ind w:firstLineChars="0" w:firstLine="0"/>
               <w:jc w:val="center"/>
               <w:rPr>
@@ -10962,7 +11174,7 @@
           </w:tcPr>
           <w:p>
             <w:pPr>
-              <w:spacing w:line="360" w:lineRule="auto"/>
+              <w:spacing w:line="240" w:lineRule="auto"/>
               <w:ind w:firstLineChars="0" w:firstLine="0"/>
               <w:jc w:val="center"/>
               <w:rPr>
@@ -10979,11 +11191,11 @@
         </w:tc>
         <w:tc>
           <w:tcPr>
-            <w:tcW w:w="1985" w:type="dxa"/>
-          </w:tcPr>
-          <w:p>
-            <w:pPr>
-              <w:spacing w:line="360" w:lineRule="auto"/>
+            <w:tcW w:w="1843" w:type="dxa"/>
+          </w:tcPr>
+          <w:p>
+            <w:pPr>
+              <w:spacing w:line="240" w:lineRule="auto"/>
               <w:ind w:firstLineChars="0" w:firstLine="0"/>
               <w:jc w:val="center"/>
               <w:rPr>
@@ -11000,11 +11212,11 @@
         </w:tc>
         <w:tc>
           <w:tcPr>
-            <w:tcW w:w="1865" w:type="dxa"/>
-          </w:tcPr>
-          <w:p>
-            <w:pPr>
-              <w:spacing w:line="360" w:lineRule="auto"/>
+            <w:tcW w:w="1440" w:type="dxa"/>
+          </w:tcPr>
+          <w:p>
+            <w:pPr>
+              <w:spacing w:line="240" w:lineRule="auto"/>
               <w:ind w:firstLineChars="0" w:firstLine="0"/>
               <w:jc w:val="center"/>
               <w:rPr>
@@ -11033,7 +11245,7 @@
           </w:tcPr>
           <w:p>
             <w:pPr>
-              <w:spacing w:line="360" w:lineRule="auto"/>
+              <w:spacing w:line="240" w:lineRule="auto"/>
               <w:ind w:firstLine="480"/>
               <w:jc w:val="center"/>
               <w:rPr>
@@ -11044,33 +11256,33 @@
         </w:tc>
         <w:tc>
           <w:tcPr>
+            <w:tcW w:w="2813" w:type="dxa"/>
+            <w:vAlign w:val="center"/>
+          </w:tcPr>
+          <w:p>
+            <w:pPr>
+              <w:spacing w:line="240" w:lineRule="auto"/>
+              <w:ind w:firstLineChars="0" w:firstLine="0"/>
+              <w:jc w:val="center"/>
+              <w:rPr>
+                <w:rFonts w:ascii="宋体" w:hAnsi="宋体"/>
+              </w:rPr>
+            </w:pPr>
+            <w:r>
+              <w:rPr>
+                <w:rFonts w:ascii="宋体" w:hAnsi="宋体" w:hint="eastAsia"/>
+              </w:rPr>
+              <w:t>发动机壳体应变标准差</w:t>
+            </w:r>
+          </w:p>
+        </w:tc>
+        <w:tc>
+          <w:tcPr>
             <w:tcW w:w="1843" w:type="dxa"/>
-            <w:vAlign w:val="center"/>
-          </w:tcPr>
-          <w:p>
-            <w:pPr>
-              <w:spacing w:line="360" w:lineRule="auto"/>
-              <w:ind w:firstLineChars="0" w:firstLine="0"/>
-              <w:jc w:val="center"/>
-              <w:rPr>
-                <w:rFonts w:ascii="宋体" w:hAnsi="宋体"/>
-              </w:rPr>
-            </w:pPr>
-            <w:r>
-              <w:rPr>
-                <w:rFonts w:ascii="宋体" w:hAnsi="宋体" w:hint="eastAsia"/>
-              </w:rPr>
-              <w:t>发动机壳体应变标准差</w:t>
-            </w:r>
-          </w:p>
-        </w:tc>
-        <w:tc>
-          <w:tcPr>
-            <w:tcW w:w="2187" w:type="dxa"/>
-          </w:tcPr>
-          <w:p>
-            <w:pPr>
-              <w:spacing w:line="360" w:lineRule="auto"/>
+          </w:tcPr>
+          <w:p>
+            <w:pPr>
+              <w:spacing w:line="240" w:lineRule="auto"/>
               <w:ind w:firstLineChars="0" w:firstLine="0"/>
               <w:jc w:val="center"/>
               <w:rPr>
@@ -11087,11 +11299,11 @@
         </w:tc>
         <w:tc>
           <w:tcPr>
-            <w:tcW w:w="1476" w:type="dxa"/>
-          </w:tcPr>
-          <w:p>
-            <w:pPr>
-              <w:spacing w:line="360" w:lineRule="auto"/>
+            <w:tcW w:w="1417" w:type="dxa"/>
+          </w:tcPr>
+          <w:p>
+            <w:pPr>
+              <w:spacing w:line="240" w:lineRule="auto"/>
               <w:ind w:firstLineChars="0" w:firstLine="0"/>
               <w:jc w:val="center"/>
               <w:rPr>
@@ -11113,7 +11325,7 @@
           </w:tcPr>
           <w:p>
             <w:pPr>
-              <w:spacing w:line="360" w:lineRule="auto"/>
+              <w:spacing w:line="240" w:lineRule="auto"/>
               <w:ind w:firstLineChars="0" w:firstLine="0"/>
               <w:jc w:val="center"/>
               <w:rPr>
@@ -11130,11 +11342,11 @@
         </w:tc>
         <w:tc>
           <w:tcPr>
-            <w:tcW w:w="1985" w:type="dxa"/>
-          </w:tcPr>
-          <w:p>
-            <w:pPr>
-              <w:spacing w:line="360" w:lineRule="auto"/>
+            <w:tcW w:w="1843" w:type="dxa"/>
+          </w:tcPr>
+          <w:p>
+            <w:pPr>
+              <w:spacing w:line="240" w:lineRule="auto"/>
               <w:ind w:firstLineChars="0" w:firstLine="0"/>
               <w:jc w:val="center"/>
               <w:rPr>
@@ -11151,11 +11363,11 @@
         </w:tc>
         <w:tc>
           <w:tcPr>
-            <w:tcW w:w="1865" w:type="dxa"/>
-          </w:tcPr>
-          <w:p>
-            <w:pPr>
-              <w:spacing w:line="360" w:lineRule="auto"/>
+            <w:tcW w:w="1440" w:type="dxa"/>
+          </w:tcPr>
+          <w:p>
+            <w:pPr>
+              <w:spacing w:line="240" w:lineRule="auto"/>
               <w:ind w:firstLineChars="0" w:firstLine="0"/>
               <w:jc w:val="center"/>
               <w:rPr>
@@ -11184,7 +11396,7 @@
           </w:tcPr>
           <w:p>
             <w:pPr>
-              <w:spacing w:line="360" w:lineRule="auto"/>
+              <w:spacing w:line="240" w:lineRule="auto"/>
               <w:ind w:firstLine="480"/>
               <w:jc w:val="center"/>
               <w:rPr>
@@ -11195,33 +11407,33 @@
         </w:tc>
         <w:tc>
           <w:tcPr>
+            <w:tcW w:w="2813" w:type="dxa"/>
+            <w:vAlign w:val="center"/>
+          </w:tcPr>
+          <w:p>
+            <w:pPr>
+              <w:spacing w:line="240" w:lineRule="auto"/>
+              <w:ind w:firstLineChars="0" w:firstLine="0"/>
+              <w:jc w:val="center"/>
+              <w:rPr>
+                <w:rFonts w:ascii="宋体" w:hAnsi="宋体"/>
+              </w:rPr>
+            </w:pPr>
+            <w:r>
+              <w:rPr>
+                <w:rFonts w:ascii="宋体" w:hAnsi="宋体" w:hint="eastAsia"/>
+              </w:rPr>
+              <w:t>固体推进剂最大应变</w:t>
+            </w:r>
+          </w:p>
+        </w:tc>
+        <w:tc>
+          <w:tcPr>
             <w:tcW w:w="1843" w:type="dxa"/>
-            <w:vAlign w:val="center"/>
-          </w:tcPr>
-          <w:p>
-            <w:pPr>
-              <w:spacing w:line="360" w:lineRule="auto"/>
-              <w:ind w:firstLineChars="0" w:firstLine="0"/>
-              <w:jc w:val="center"/>
-              <w:rPr>
-                <w:rFonts w:ascii="宋体" w:hAnsi="宋体"/>
-              </w:rPr>
-            </w:pPr>
-            <w:r>
-              <w:rPr>
-                <w:rFonts w:ascii="宋体" w:hAnsi="宋体" w:hint="eastAsia"/>
-              </w:rPr>
-              <w:t>固体推进剂最大应变</w:t>
-            </w:r>
-          </w:p>
-        </w:tc>
-        <w:tc>
-          <w:tcPr>
-            <w:tcW w:w="2187" w:type="dxa"/>
-          </w:tcPr>
-          <w:p>
-            <w:pPr>
-              <w:spacing w:line="360" w:lineRule="auto"/>
+          </w:tcPr>
+          <w:p>
+            <w:pPr>
+              <w:spacing w:line="240" w:lineRule="auto"/>
               <w:ind w:firstLineChars="0" w:firstLine="0"/>
               <w:jc w:val="center"/>
               <w:rPr>
@@ -11238,11 +11450,11 @@
         </w:tc>
         <w:tc>
           <w:tcPr>
-            <w:tcW w:w="1476" w:type="dxa"/>
-          </w:tcPr>
-          <w:p>
-            <w:pPr>
-              <w:spacing w:line="360" w:lineRule="auto"/>
+            <w:tcW w:w="1417" w:type="dxa"/>
+          </w:tcPr>
+          <w:p>
+            <w:pPr>
+              <w:spacing w:line="240" w:lineRule="auto"/>
               <w:ind w:firstLineChars="0" w:firstLine="0"/>
               <w:jc w:val="center"/>
               <w:rPr>
@@ -11264,7 +11476,7 @@
           </w:tcPr>
           <w:p>
             <w:pPr>
-              <w:spacing w:line="360" w:lineRule="auto"/>
+              <w:spacing w:line="240" w:lineRule="auto"/>
               <w:ind w:firstLineChars="0" w:firstLine="0"/>
               <w:jc w:val="center"/>
               <w:rPr>
@@ -11281,11 +11493,11 @@
         </w:tc>
         <w:tc>
           <w:tcPr>
-            <w:tcW w:w="1985" w:type="dxa"/>
-          </w:tcPr>
-          <w:p>
-            <w:pPr>
-              <w:spacing w:line="360" w:lineRule="auto"/>
+            <w:tcW w:w="1843" w:type="dxa"/>
+          </w:tcPr>
+          <w:p>
+            <w:pPr>
+              <w:spacing w:line="240" w:lineRule="auto"/>
               <w:ind w:firstLineChars="0" w:firstLine="0"/>
               <w:jc w:val="center"/>
               <w:rPr>
@@ -11302,11 +11514,11 @@
         </w:tc>
         <w:tc>
           <w:tcPr>
-            <w:tcW w:w="1865" w:type="dxa"/>
-          </w:tcPr>
-          <w:p>
-            <w:pPr>
-              <w:spacing w:line="360" w:lineRule="auto"/>
+            <w:tcW w:w="1440" w:type="dxa"/>
+          </w:tcPr>
+          <w:p>
+            <w:pPr>
+              <w:spacing w:line="240" w:lineRule="auto"/>
               <w:ind w:firstLineChars="0" w:firstLine="0"/>
               <w:jc w:val="center"/>
               <w:rPr>
@@ -11335,7 +11547,7 @@
           </w:tcPr>
           <w:p>
             <w:pPr>
-              <w:spacing w:line="360" w:lineRule="auto"/>
+              <w:spacing w:line="240" w:lineRule="auto"/>
               <w:ind w:firstLine="480"/>
               <w:jc w:val="center"/>
               <w:rPr>
@@ -11346,33 +11558,33 @@
         </w:tc>
         <w:tc>
           <w:tcPr>
+            <w:tcW w:w="2813" w:type="dxa"/>
+            <w:vAlign w:val="center"/>
+          </w:tcPr>
+          <w:p>
+            <w:pPr>
+              <w:spacing w:line="240" w:lineRule="auto"/>
+              <w:ind w:firstLineChars="0" w:firstLine="0"/>
+              <w:jc w:val="center"/>
+              <w:rPr>
+                <w:rFonts w:ascii="宋体" w:hAnsi="宋体"/>
+              </w:rPr>
+            </w:pPr>
+            <w:r>
+              <w:rPr>
+                <w:rFonts w:ascii="宋体" w:hAnsi="宋体" w:hint="eastAsia"/>
+              </w:rPr>
+              <w:t>固体推进剂最小应变</w:t>
+            </w:r>
+          </w:p>
+        </w:tc>
+        <w:tc>
+          <w:tcPr>
             <w:tcW w:w="1843" w:type="dxa"/>
-            <w:vAlign w:val="center"/>
-          </w:tcPr>
-          <w:p>
-            <w:pPr>
-              <w:spacing w:line="360" w:lineRule="auto"/>
-              <w:ind w:firstLineChars="0" w:firstLine="0"/>
-              <w:jc w:val="center"/>
-              <w:rPr>
-                <w:rFonts w:ascii="宋体" w:hAnsi="宋体"/>
-              </w:rPr>
-            </w:pPr>
-            <w:r>
-              <w:rPr>
-                <w:rFonts w:ascii="宋体" w:hAnsi="宋体" w:hint="eastAsia"/>
-              </w:rPr>
-              <w:t>固体推进剂最小应变</w:t>
-            </w:r>
-          </w:p>
-        </w:tc>
-        <w:tc>
-          <w:tcPr>
-            <w:tcW w:w="2187" w:type="dxa"/>
-          </w:tcPr>
-          <w:p>
-            <w:pPr>
-              <w:spacing w:line="360" w:lineRule="auto"/>
+          </w:tcPr>
+          <w:p>
+            <w:pPr>
+              <w:spacing w:line="240" w:lineRule="auto"/>
               <w:ind w:firstLineChars="0" w:firstLine="0"/>
               <w:jc w:val="center"/>
               <w:rPr>
@@ -11389,11 +11601,11 @@
         </w:tc>
         <w:tc>
           <w:tcPr>
-            <w:tcW w:w="1476" w:type="dxa"/>
-          </w:tcPr>
-          <w:p>
-            <w:pPr>
-              <w:spacing w:line="360" w:lineRule="auto"/>
+            <w:tcW w:w="1417" w:type="dxa"/>
+          </w:tcPr>
+          <w:p>
+            <w:pPr>
+              <w:spacing w:line="240" w:lineRule="auto"/>
               <w:ind w:firstLineChars="0" w:firstLine="0"/>
               <w:jc w:val="center"/>
               <w:rPr>
@@ -11415,7 +11627,7 @@
           </w:tcPr>
           <w:p>
             <w:pPr>
-              <w:spacing w:line="360" w:lineRule="auto"/>
+              <w:spacing w:line="240" w:lineRule="auto"/>
               <w:ind w:firstLineChars="0" w:firstLine="0"/>
               <w:jc w:val="center"/>
               <w:rPr>
@@ -11432,11 +11644,11 @@
         </w:tc>
         <w:tc>
           <w:tcPr>
-            <w:tcW w:w="1985" w:type="dxa"/>
-          </w:tcPr>
-          <w:p>
-            <w:pPr>
-              <w:spacing w:line="360" w:lineRule="auto"/>
+            <w:tcW w:w="1843" w:type="dxa"/>
+          </w:tcPr>
+          <w:p>
+            <w:pPr>
+              <w:spacing w:line="240" w:lineRule="auto"/>
               <w:ind w:firstLineChars="0" w:firstLine="0"/>
               <w:jc w:val="center"/>
               <w:rPr>
@@ -11453,11 +11665,11 @@
         </w:tc>
         <w:tc>
           <w:tcPr>
-            <w:tcW w:w="1865" w:type="dxa"/>
-          </w:tcPr>
-          <w:p>
-            <w:pPr>
-              <w:spacing w:line="360" w:lineRule="auto"/>
+            <w:tcW w:w="1440" w:type="dxa"/>
+          </w:tcPr>
+          <w:p>
+            <w:pPr>
+              <w:spacing w:line="240" w:lineRule="auto"/>
               <w:ind w:firstLineChars="0" w:firstLine="0"/>
               <w:jc w:val="center"/>
               <w:rPr>
@@ -11486,7 +11698,7 @@
           </w:tcPr>
           <w:p>
             <w:pPr>
-              <w:spacing w:line="360" w:lineRule="auto"/>
+              <w:spacing w:line="240" w:lineRule="auto"/>
               <w:ind w:firstLine="480"/>
               <w:jc w:val="center"/>
               <w:rPr>
@@ -11497,33 +11709,33 @@
         </w:tc>
         <w:tc>
           <w:tcPr>
+            <w:tcW w:w="2813" w:type="dxa"/>
+            <w:vAlign w:val="center"/>
+          </w:tcPr>
+          <w:p>
+            <w:pPr>
+              <w:spacing w:line="240" w:lineRule="auto"/>
+              <w:ind w:firstLineChars="0" w:firstLine="0"/>
+              <w:jc w:val="center"/>
+              <w:rPr>
+                <w:rFonts w:ascii="宋体" w:hAnsi="宋体"/>
+              </w:rPr>
+            </w:pPr>
+            <w:r>
+              <w:rPr>
+                <w:rFonts w:ascii="宋体" w:hAnsi="宋体" w:hint="eastAsia"/>
+              </w:rPr>
+              <w:t>固体推进剂平均应变</w:t>
+            </w:r>
+          </w:p>
+        </w:tc>
+        <w:tc>
+          <w:tcPr>
             <w:tcW w:w="1843" w:type="dxa"/>
-            <w:vAlign w:val="center"/>
-          </w:tcPr>
-          <w:p>
-            <w:pPr>
-              <w:spacing w:line="360" w:lineRule="auto"/>
-              <w:ind w:firstLineChars="0" w:firstLine="0"/>
-              <w:jc w:val="center"/>
-              <w:rPr>
-                <w:rFonts w:ascii="宋体" w:hAnsi="宋体"/>
-              </w:rPr>
-            </w:pPr>
-            <w:r>
-              <w:rPr>
-                <w:rFonts w:ascii="宋体" w:hAnsi="宋体" w:hint="eastAsia"/>
-              </w:rPr>
-              <w:t>固体推进剂平均应变</w:t>
-            </w:r>
-          </w:p>
-        </w:tc>
-        <w:tc>
-          <w:tcPr>
-            <w:tcW w:w="2187" w:type="dxa"/>
-          </w:tcPr>
-          <w:p>
-            <w:pPr>
-              <w:spacing w:line="360" w:lineRule="auto"/>
+          </w:tcPr>
+          <w:p>
+            <w:pPr>
+              <w:spacing w:line="240" w:lineRule="auto"/>
               <w:ind w:firstLineChars="0" w:firstLine="0"/>
               <w:jc w:val="center"/>
               <w:rPr>
@@ -11540,11 +11752,11 @@
         </w:tc>
         <w:tc>
           <w:tcPr>
-            <w:tcW w:w="1476" w:type="dxa"/>
-          </w:tcPr>
-          <w:p>
-            <w:pPr>
-              <w:spacing w:line="360" w:lineRule="auto"/>
+            <w:tcW w:w="1417" w:type="dxa"/>
+          </w:tcPr>
+          <w:p>
+            <w:pPr>
+              <w:spacing w:line="240" w:lineRule="auto"/>
               <w:ind w:firstLineChars="0" w:firstLine="0"/>
               <w:jc w:val="center"/>
               <w:rPr>
@@ -11566,7 +11778,7 @@
           </w:tcPr>
           <w:p>
             <w:pPr>
-              <w:spacing w:line="360" w:lineRule="auto"/>
+              <w:spacing w:line="240" w:lineRule="auto"/>
               <w:ind w:firstLineChars="0" w:firstLine="0"/>
               <w:jc w:val="center"/>
               <w:rPr>
@@ -11583,11 +11795,11 @@
         </w:tc>
         <w:tc>
           <w:tcPr>
-            <w:tcW w:w="1985" w:type="dxa"/>
-          </w:tcPr>
-          <w:p>
-            <w:pPr>
-              <w:spacing w:line="360" w:lineRule="auto"/>
+            <w:tcW w:w="1843" w:type="dxa"/>
+          </w:tcPr>
+          <w:p>
+            <w:pPr>
+              <w:spacing w:line="240" w:lineRule="auto"/>
               <w:ind w:firstLineChars="0" w:firstLine="0"/>
               <w:jc w:val="center"/>
               <w:rPr>
@@ -11604,11 +11816,11 @@
         </w:tc>
         <w:tc>
           <w:tcPr>
-            <w:tcW w:w="1865" w:type="dxa"/>
-          </w:tcPr>
-          <w:p>
-            <w:pPr>
-              <w:spacing w:line="360" w:lineRule="auto"/>
+            <w:tcW w:w="1440" w:type="dxa"/>
+          </w:tcPr>
+          <w:p>
+            <w:pPr>
+              <w:spacing w:line="240" w:lineRule="auto"/>
               <w:ind w:firstLineChars="0" w:firstLine="0"/>
               <w:jc w:val="center"/>
               <w:rPr>
@@ -11637,7 +11849,7 @@
           </w:tcPr>
           <w:p>
             <w:pPr>
-              <w:spacing w:line="360" w:lineRule="auto"/>
+              <w:spacing w:line="240" w:lineRule="auto"/>
               <w:ind w:firstLine="480"/>
               <w:jc w:val="center"/>
               <w:rPr>
@@ -11648,33 +11860,33 @@
         </w:tc>
         <w:tc>
           <w:tcPr>
+            <w:tcW w:w="2813" w:type="dxa"/>
+            <w:vAlign w:val="center"/>
+          </w:tcPr>
+          <w:p>
+            <w:pPr>
+              <w:spacing w:line="240" w:lineRule="auto"/>
+              <w:ind w:firstLineChars="0" w:firstLine="0"/>
+              <w:jc w:val="center"/>
+              <w:rPr>
+                <w:rFonts w:ascii="宋体" w:hAnsi="宋体"/>
+              </w:rPr>
+            </w:pPr>
+            <w:r>
+              <w:rPr>
+                <w:rFonts w:ascii="宋体" w:hAnsi="宋体" w:hint="eastAsia"/>
+              </w:rPr>
+              <w:t>固体推进剂应变标准差</w:t>
+            </w:r>
+          </w:p>
+        </w:tc>
+        <w:tc>
+          <w:tcPr>
             <w:tcW w:w="1843" w:type="dxa"/>
-            <w:vAlign w:val="center"/>
-          </w:tcPr>
-          <w:p>
-            <w:pPr>
-              <w:spacing w:line="360" w:lineRule="auto"/>
-              <w:ind w:firstLineChars="0" w:firstLine="0"/>
-              <w:jc w:val="center"/>
-              <w:rPr>
-                <w:rFonts w:ascii="宋体" w:hAnsi="宋体"/>
-              </w:rPr>
-            </w:pPr>
-            <w:r>
-              <w:rPr>
-                <w:rFonts w:ascii="宋体" w:hAnsi="宋体" w:hint="eastAsia"/>
-              </w:rPr>
-              <w:t>固体推进剂应变标准差</w:t>
-            </w:r>
-          </w:p>
-        </w:tc>
-        <w:tc>
-          <w:tcPr>
-            <w:tcW w:w="2187" w:type="dxa"/>
-          </w:tcPr>
-          <w:p>
-            <w:pPr>
-              <w:spacing w:line="360" w:lineRule="auto"/>
+          </w:tcPr>
+          <w:p>
+            <w:pPr>
+              <w:spacing w:line="240" w:lineRule="auto"/>
               <w:ind w:firstLineChars="0" w:firstLine="0"/>
               <w:jc w:val="center"/>
               <w:rPr>
@@ -11691,11 +11903,11 @@
         </w:tc>
         <w:tc>
           <w:tcPr>
-            <w:tcW w:w="1476" w:type="dxa"/>
-          </w:tcPr>
-          <w:p>
-            <w:pPr>
-              <w:spacing w:line="360" w:lineRule="auto"/>
+            <w:tcW w:w="1417" w:type="dxa"/>
+          </w:tcPr>
+          <w:p>
+            <w:pPr>
+              <w:spacing w:line="240" w:lineRule="auto"/>
               <w:ind w:firstLineChars="0" w:firstLine="0"/>
               <w:jc w:val="center"/>
               <w:rPr>
@@ -11716,7 +11928,7 @@
           </w:tcPr>
           <w:p>
             <w:pPr>
-              <w:spacing w:line="360" w:lineRule="auto"/>
+              <w:spacing w:line="240" w:lineRule="auto"/>
               <w:ind w:firstLineChars="0" w:firstLine="0"/>
               <w:jc w:val="center"/>
               <w:rPr>
@@ -11733,11 +11945,11 @@
         </w:tc>
         <w:tc>
           <w:tcPr>
-            <w:tcW w:w="1985" w:type="dxa"/>
-          </w:tcPr>
-          <w:p>
-            <w:pPr>
-              <w:spacing w:line="360" w:lineRule="auto"/>
+            <w:tcW w:w="1843" w:type="dxa"/>
+          </w:tcPr>
+          <w:p>
+            <w:pPr>
+              <w:spacing w:line="240" w:lineRule="auto"/>
               <w:ind w:firstLineChars="0" w:firstLine="0"/>
               <w:jc w:val="center"/>
               <w:rPr>
@@ -11754,11 +11966,11 @@
         </w:tc>
         <w:tc>
           <w:tcPr>
-            <w:tcW w:w="1865" w:type="dxa"/>
-          </w:tcPr>
-          <w:p>
-            <w:pPr>
-              <w:spacing w:line="360" w:lineRule="auto"/>
+            <w:tcW w:w="1440" w:type="dxa"/>
+          </w:tcPr>
+          <w:p>
+            <w:pPr>
+              <w:spacing w:line="240" w:lineRule="auto"/>
               <w:ind w:firstLineChars="0" w:firstLine="0"/>
               <w:jc w:val="center"/>
               <w:rPr>
@@ -11787,7 +11999,7 @@
           </w:tcPr>
           <w:p>
             <w:pPr>
-              <w:spacing w:line="360" w:lineRule="auto"/>
+              <w:spacing w:line="240" w:lineRule="auto"/>
               <w:ind w:firstLineChars="0" w:firstLine="0"/>
               <w:jc w:val="center"/>
               <w:rPr>
@@ -11804,33 +12016,33 @@
         </w:tc>
         <w:tc>
           <w:tcPr>
+            <w:tcW w:w="2813" w:type="dxa"/>
+            <w:vAlign w:val="center"/>
+          </w:tcPr>
+          <w:p>
+            <w:pPr>
+              <w:spacing w:line="240" w:lineRule="auto"/>
+              <w:ind w:firstLineChars="0" w:firstLine="0"/>
+              <w:jc w:val="center"/>
+              <w:rPr>
+                <w:rFonts w:ascii="宋体" w:hAnsi="宋体"/>
+              </w:rPr>
+            </w:pPr>
+            <w:r>
+              <w:rPr>
+                <w:rFonts w:ascii="宋体" w:hAnsi="宋体" w:hint="eastAsia"/>
+              </w:rPr>
+              <w:t>发动机壳体最高温度</w:t>
+            </w:r>
+          </w:p>
+        </w:tc>
+        <w:tc>
+          <w:tcPr>
             <w:tcW w:w="1843" w:type="dxa"/>
-            <w:vAlign w:val="center"/>
-          </w:tcPr>
-          <w:p>
-            <w:pPr>
-              <w:spacing w:line="360" w:lineRule="auto"/>
-              <w:ind w:firstLineChars="0" w:firstLine="0"/>
-              <w:jc w:val="center"/>
-              <w:rPr>
-                <w:rFonts w:ascii="宋体" w:hAnsi="宋体"/>
-              </w:rPr>
-            </w:pPr>
-            <w:r>
-              <w:rPr>
-                <w:rFonts w:ascii="宋体" w:hAnsi="宋体" w:hint="eastAsia"/>
-              </w:rPr>
-              <w:t>发动机壳体最高温度</w:t>
-            </w:r>
-          </w:p>
-        </w:tc>
-        <w:tc>
-          <w:tcPr>
-            <w:tcW w:w="2187" w:type="dxa"/>
-          </w:tcPr>
-          <w:p>
-            <w:pPr>
-              <w:spacing w:line="360" w:lineRule="auto"/>
+          </w:tcPr>
+          <w:p>
+            <w:pPr>
+              <w:spacing w:line="240" w:lineRule="auto"/>
               <w:ind w:firstLineChars="0" w:firstLine="0"/>
               <w:jc w:val="center"/>
               <w:rPr>
@@ -11847,11 +12059,11 @@
         </w:tc>
         <w:tc>
           <w:tcPr>
-            <w:tcW w:w="1476" w:type="dxa"/>
-          </w:tcPr>
-          <w:p>
-            <w:pPr>
-              <w:spacing w:line="360" w:lineRule="auto"/>
+            <w:tcW w:w="1417" w:type="dxa"/>
+          </w:tcPr>
+          <w:p>
+            <w:pPr>
+              <w:spacing w:line="240" w:lineRule="auto"/>
               <w:ind w:firstLineChars="0" w:firstLine="0"/>
               <w:jc w:val="center"/>
               <w:rPr>
@@ -11873,7 +12085,7 @@
           </w:tcPr>
           <w:p>
             <w:pPr>
-              <w:spacing w:line="360" w:lineRule="auto"/>
+              <w:spacing w:line="240" w:lineRule="auto"/>
               <w:ind w:firstLineChars="0" w:firstLine="0"/>
               <w:jc w:val="center"/>
               <w:rPr>
@@ -11904,11 +12116,11 @@
         </w:tc>
         <w:tc>
           <w:tcPr>
-            <w:tcW w:w="1985" w:type="dxa"/>
-          </w:tcPr>
-          <w:p>
-            <w:pPr>
-              <w:spacing w:line="360" w:lineRule="auto"/>
+            <w:tcW w:w="1843" w:type="dxa"/>
+          </w:tcPr>
+          <w:p>
+            <w:pPr>
+              <w:spacing w:line="240" w:lineRule="auto"/>
               <w:ind w:firstLineChars="0" w:firstLine="0"/>
               <w:jc w:val="center"/>
               <w:rPr>
@@ -11939,11 +12151,11 @@
         </w:tc>
         <w:tc>
           <w:tcPr>
-            <w:tcW w:w="1865" w:type="dxa"/>
-          </w:tcPr>
-          <w:p>
-            <w:pPr>
-              <w:spacing w:line="360" w:lineRule="auto"/>
+            <w:tcW w:w="1440" w:type="dxa"/>
+          </w:tcPr>
+          <w:p>
+            <w:pPr>
+              <w:spacing w:line="240" w:lineRule="auto"/>
               <w:ind w:firstLineChars="0" w:firstLine="0"/>
               <w:jc w:val="center"/>
               <w:rPr>
@@ -11972,7 +12184,7 @@
           </w:tcPr>
           <w:p>
             <w:pPr>
-              <w:spacing w:line="360" w:lineRule="auto"/>
+              <w:spacing w:line="240" w:lineRule="auto"/>
               <w:ind w:firstLine="480"/>
               <w:jc w:val="center"/>
               <w:rPr>
@@ -11983,33 +12195,33 @@
         </w:tc>
         <w:tc>
           <w:tcPr>
+            <w:tcW w:w="2813" w:type="dxa"/>
+            <w:vAlign w:val="center"/>
+          </w:tcPr>
+          <w:p>
+            <w:pPr>
+              <w:spacing w:line="240" w:lineRule="auto"/>
+              <w:ind w:firstLineChars="0" w:firstLine="0"/>
+              <w:jc w:val="center"/>
+              <w:rPr>
+                <w:rFonts w:ascii="宋体" w:hAnsi="宋体"/>
+              </w:rPr>
+            </w:pPr>
+            <w:r>
+              <w:rPr>
+                <w:rFonts w:ascii="宋体" w:hAnsi="宋体" w:hint="eastAsia"/>
+              </w:rPr>
+              <w:t>发动机壳体最低温度</w:t>
+            </w:r>
+          </w:p>
+        </w:tc>
+        <w:tc>
+          <w:tcPr>
             <w:tcW w:w="1843" w:type="dxa"/>
-            <w:vAlign w:val="center"/>
-          </w:tcPr>
-          <w:p>
-            <w:pPr>
-              <w:spacing w:line="360" w:lineRule="auto"/>
-              <w:ind w:firstLineChars="0" w:firstLine="0"/>
-              <w:jc w:val="center"/>
-              <w:rPr>
-                <w:rFonts w:ascii="宋体" w:hAnsi="宋体"/>
-              </w:rPr>
-            </w:pPr>
-            <w:r>
-              <w:rPr>
-                <w:rFonts w:ascii="宋体" w:hAnsi="宋体" w:hint="eastAsia"/>
-              </w:rPr>
-              <w:t>发动机壳体最低温度</w:t>
-            </w:r>
-          </w:p>
-        </w:tc>
-        <w:tc>
-          <w:tcPr>
-            <w:tcW w:w="2187" w:type="dxa"/>
-          </w:tcPr>
-          <w:p>
-            <w:pPr>
-              <w:spacing w:line="360" w:lineRule="auto"/>
+          </w:tcPr>
+          <w:p>
+            <w:pPr>
+              <w:spacing w:line="240" w:lineRule="auto"/>
               <w:ind w:firstLineChars="0" w:firstLine="0"/>
               <w:jc w:val="center"/>
               <w:rPr>
@@ -12026,11 +12238,11 @@
         </w:tc>
         <w:tc>
           <w:tcPr>
-            <w:tcW w:w="1476" w:type="dxa"/>
-          </w:tcPr>
-          <w:p>
-            <w:pPr>
-              <w:spacing w:line="360" w:lineRule="auto"/>
+            <w:tcW w:w="1417" w:type="dxa"/>
+          </w:tcPr>
+          <w:p>
+            <w:pPr>
+              <w:spacing w:line="240" w:lineRule="auto"/>
               <w:ind w:firstLineChars="0" w:firstLine="0"/>
               <w:jc w:val="center"/>
               <w:rPr>
@@ -12052,7 +12264,7 @@
           </w:tcPr>
           <w:p>
             <w:pPr>
-              <w:spacing w:line="360" w:lineRule="auto"/>
+              <w:spacing w:line="240" w:lineRule="auto"/>
               <w:ind w:firstLineChars="0" w:firstLine="0"/>
               <w:jc w:val="center"/>
               <w:rPr>
@@ -12069,11 +12281,11 @@
         </w:tc>
         <w:tc>
           <w:tcPr>
-            <w:tcW w:w="1985" w:type="dxa"/>
-          </w:tcPr>
-          <w:p>
-            <w:pPr>
-              <w:spacing w:line="360" w:lineRule="auto"/>
+            <w:tcW w:w="1843" w:type="dxa"/>
+          </w:tcPr>
+          <w:p>
+            <w:pPr>
+              <w:spacing w:line="240" w:lineRule="auto"/>
               <w:ind w:firstLineChars="0" w:firstLine="0"/>
               <w:jc w:val="center"/>
               <w:rPr>
@@ -12090,11 +12302,11 @@
         </w:tc>
         <w:tc>
           <w:tcPr>
-            <w:tcW w:w="1865" w:type="dxa"/>
-          </w:tcPr>
-          <w:p>
-            <w:pPr>
-              <w:spacing w:line="360" w:lineRule="auto"/>
+            <w:tcW w:w="1440" w:type="dxa"/>
+          </w:tcPr>
+          <w:p>
+            <w:pPr>
+              <w:spacing w:line="240" w:lineRule="auto"/>
               <w:ind w:firstLineChars="0" w:firstLine="0"/>
               <w:jc w:val="center"/>
               <w:rPr>
@@ -12123,7 +12335,7 @@
           </w:tcPr>
           <w:p>
             <w:pPr>
-              <w:spacing w:line="360" w:lineRule="auto"/>
+              <w:spacing w:line="240" w:lineRule="auto"/>
               <w:ind w:firstLine="480"/>
               <w:jc w:val="center"/>
               <w:rPr>
@@ -12134,33 +12346,33 @@
         </w:tc>
         <w:tc>
           <w:tcPr>
+            <w:tcW w:w="2813" w:type="dxa"/>
+            <w:vAlign w:val="center"/>
+          </w:tcPr>
+          <w:p>
+            <w:pPr>
+              <w:spacing w:line="240" w:lineRule="auto"/>
+              <w:ind w:firstLineChars="0" w:firstLine="0"/>
+              <w:jc w:val="center"/>
+              <w:rPr>
+                <w:rFonts w:ascii="宋体" w:hAnsi="宋体"/>
+              </w:rPr>
+            </w:pPr>
+            <w:r>
+              <w:rPr>
+                <w:rFonts w:ascii="宋体" w:hAnsi="宋体" w:hint="eastAsia"/>
+              </w:rPr>
+              <w:t>发动机壳体平均温度</w:t>
+            </w:r>
+          </w:p>
+        </w:tc>
+        <w:tc>
+          <w:tcPr>
             <w:tcW w:w="1843" w:type="dxa"/>
-            <w:vAlign w:val="center"/>
-          </w:tcPr>
-          <w:p>
-            <w:pPr>
-              <w:spacing w:line="360" w:lineRule="auto"/>
-              <w:ind w:firstLineChars="0" w:firstLine="0"/>
-              <w:jc w:val="center"/>
-              <w:rPr>
-                <w:rFonts w:ascii="宋体" w:hAnsi="宋体"/>
-              </w:rPr>
-            </w:pPr>
-            <w:r>
-              <w:rPr>
-                <w:rFonts w:ascii="宋体" w:hAnsi="宋体" w:hint="eastAsia"/>
-              </w:rPr>
-              <w:t>发动机壳体平均温度</w:t>
-            </w:r>
-          </w:p>
-        </w:tc>
-        <w:tc>
-          <w:tcPr>
-            <w:tcW w:w="2187" w:type="dxa"/>
-          </w:tcPr>
-          <w:p>
-            <w:pPr>
-              <w:spacing w:line="360" w:lineRule="auto"/>
+          </w:tcPr>
+          <w:p>
+            <w:pPr>
+              <w:spacing w:line="240" w:lineRule="auto"/>
               <w:ind w:firstLineChars="0" w:firstLine="0"/>
               <w:jc w:val="center"/>
               <w:rPr>
@@ -12177,11 +12389,11 @@
         </w:tc>
         <w:tc>
           <w:tcPr>
-            <w:tcW w:w="1476" w:type="dxa"/>
-          </w:tcPr>
-          <w:p>
-            <w:pPr>
-              <w:spacing w:line="360" w:lineRule="auto"/>
+            <w:tcW w:w="1417" w:type="dxa"/>
+          </w:tcPr>
+          <w:p>
+            <w:pPr>
+              <w:spacing w:line="240" w:lineRule="auto"/>
               <w:ind w:firstLineChars="0" w:firstLine="0"/>
               <w:jc w:val="center"/>
               <w:rPr>
@@ -12203,7 +12415,7 @@
           </w:tcPr>
           <w:p>
             <w:pPr>
-              <w:spacing w:line="360" w:lineRule="auto"/>
+              <w:spacing w:line="240" w:lineRule="auto"/>
               <w:ind w:firstLineChars="0" w:firstLine="0"/>
               <w:jc w:val="center"/>
               <w:rPr>
@@ -12234,11 +12446,11 @@
         </w:tc>
         <w:tc>
           <w:tcPr>
-            <w:tcW w:w="1985" w:type="dxa"/>
-          </w:tcPr>
-          <w:p>
-            <w:pPr>
-              <w:spacing w:line="360" w:lineRule="auto"/>
+            <w:tcW w:w="1843" w:type="dxa"/>
+          </w:tcPr>
+          <w:p>
+            <w:pPr>
+              <w:spacing w:line="240" w:lineRule="auto"/>
               <w:ind w:firstLineChars="0" w:firstLine="0"/>
               <w:jc w:val="center"/>
               <w:rPr>
@@ -12269,11 +12481,11 @@
         </w:tc>
         <w:tc>
           <w:tcPr>
-            <w:tcW w:w="1865" w:type="dxa"/>
-          </w:tcPr>
-          <w:p>
-            <w:pPr>
-              <w:spacing w:line="360" w:lineRule="auto"/>
+            <w:tcW w:w="1440" w:type="dxa"/>
+          </w:tcPr>
+          <w:p>
+            <w:pPr>
+              <w:spacing w:line="240" w:lineRule="auto"/>
               <w:ind w:firstLineChars="0" w:firstLine="0"/>
               <w:jc w:val="center"/>
               <w:rPr>
@@ -12302,7 +12514,7 @@
           </w:tcPr>
           <w:p>
             <w:pPr>
-              <w:spacing w:line="360" w:lineRule="auto"/>
+              <w:spacing w:line="240" w:lineRule="auto"/>
               <w:ind w:firstLine="480"/>
               <w:jc w:val="center"/>
               <w:rPr>
@@ -12313,33 +12525,33 @@
         </w:tc>
         <w:tc>
           <w:tcPr>
+            <w:tcW w:w="2813" w:type="dxa"/>
+            <w:vAlign w:val="center"/>
+          </w:tcPr>
+          <w:p>
+            <w:pPr>
+              <w:spacing w:line="240" w:lineRule="auto"/>
+              <w:ind w:firstLineChars="0" w:firstLine="0"/>
+              <w:jc w:val="center"/>
+              <w:rPr>
+                <w:rFonts w:ascii="宋体" w:hAnsi="宋体"/>
+              </w:rPr>
+            </w:pPr>
+            <w:r>
+              <w:rPr>
+                <w:rFonts w:ascii="宋体" w:hAnsi="宋体" w:hint="eastAsia"/>
+              </w:rPr>
+              <w:t>发动机壳体温度标准差</w:t>
+            </w:r>
+          </w:p>
+        </w:tc>
+        <w:tc>
+          <w:tcPr>
             <w:tcW w:w="1843" w:type="dxa"/>
-            <w:vAlign w:val="center"/>
-          </w:tcPr>
-          <w:p>
-            <w:pPr>
-              <w:spacing w:line="360" w:lineRule="auto"/>
-              <w:ind w:firstLineChars="0" w:firstLine="0"/>
-              <w:jc w:val="center"/>
-              <w:rPr>
-                <w:rFonts w:ascii="宋体" w:hAnsi="宋体"/>
-              </w:rPr>
-            </w:pPr>
-            <w:r>
-              <w:rPr>
-                <w:rFonts w:ascii="宋体" w:hAnsi="宋体" w:hint="eastAsia"/>
-              </w:rPr>
-              <w:t>发动机壳体温度标准差</w:t>
-            </w:r>
-          </w:p>
-        </w:tc>
-        <w:tc>
-          <w:tcPr>
-            <w:tcW w:w="2187" w:type="dxa"/>
-          </w:tcPr>
-          <w:p>
-            <w:pPr>
-              <w:spacing w:line="360" w:lineRule="auto"/>
+          </w:tcPr>
+          <w:p>
+            <w:pPr>
+              <w:spacing w:line="240" w:lineRule="auto"/>
               <w:ind w:firstLineChars="0" w:firstLine="0"/>
               <w:jc w:val="center"/>
               <w:rPr>
@@ -12356,11 +12568,11 @@
         </w:tc>
         <w:tc>
           <w:tcPr>
-            <w:tcW w:w="1476" w:type="dxa"/>
-          </w:tcPr>
-          <w:p>
-            <w:pPr>
-              <w:spacing w:line="360" w:lineRule="auto"/>
+            <w:tcW w:w="1417" w:type="dxa"/>
+          </w:tcPr>
+          <w:p>
+            <w:pPr>
+              <w:spacing w:line="240" w:lineRule="auto"/>
               <w:ind w:firstLineChars="0" w:firstLine="0"/>
               <w:jc w:val="center"/>
               <w:rPr>
@@ -12382,7 +12594,7 @@
           </w:tcPr>
           <w:p>
             <w:pPr>
-              <w:spacing w:line="360" w:lineRule="auto"/>
+              <w:spacing w:line="240" w:lineRule="auto"/>
               <w:ind w:firstLineChars="0" w:firstLine="0"/>
               <w:jc w:val="center"/>
               <w:rPr>
@@ -12399,11 +12611,11 @@
         </w:tc>
         <w:tc>
           <w:tcPr>
-            <w:tcW w:w="1985" w:type="dxa"/>
-          </w:tcPr>
-          <w:p>
-            <w:pPr>
-              <w:spacing w:line="360" w:lineRule="auto"/>
+            <w:tcW w:w="1843" w:type="dxa"/>
+          </w:tcPr>
+          <w:p>
+            <w:pPr>
+              <w:spacing w:line="240" w:lineRule="auto"/>
               <w:ind w:firstLineChars="0" w:firstLine="0"/>
               <w:jc w:val="center"/>
               <w:rPr>
@@ -12420,11 +12632,11 @@
         </w:tc>
         <w:tc>
           <w:tcPr>
-            <w:tcW w:w="1865" w:type="dxa"/>
-          </w:tcPr>
-          <w:p>
-            <w:pPr>
-              <w:spacing w:line="360" w:lineRule="auto"/>
+            <w:tcW w:w="1440" w:type="dxa"/>
+          </w:tcPr>
+          <w:p>
+            <w:pPr>
+              <w:spacing w:line="240" w:lineRule="auto"/>
               <w:ind w:firstLineChars="0" w:firstLine="0"/>
               <w:jc w:val="center"/>
               <w:rPr>
@@ -12453,7 +12665,7 @@
           </w:tcPr>
           <w:p>
             <w:pPr>
-              <w:spacing w:line="360" w:lineRule="auto"/>
+              <w:spacing w:line="240" w:lineRule="auto"/>
               <w:ind w:firstLine="480"/>
               <w:jc w:val="center"/>
               <w:rPr>
@@ -12464,33 +12676,33 @@
         </w:tc>
         <w:tc>
           <w:tcPr>
+            <w:tcW w:w="2813" w:type="dxa"/>
+            <w:vAlign w:val="center"/>
+          </w:tcPr>
+          <w:p>
+            <w:pPr>
+              <w:spacing w:line="240" w:lineRule="auto"/>
+              <w:ind w:firstLineChars="0" w:firstLine="0"/>
+              <w:jc w:val="center"/>
+              <w:rPr>
+                <w:rFonts w:ascii="宋体" w:hAnsi="宋体"/>
+              </w:rPr>
+            </w:pPr>
+            <w:r>
+              <w:rPr>
+                <w:rFonts w:ascii="宋体" w:hAnsi="宋体" w:hint="eastAsia"/>
+              </w:rPr>
+              <w:t>固体推进剂最高温度</w:t>
+            </w:r>
+          </w:p>
+        </w:tc>
+        <w:tc>
+          <w:tcPr>
             <w:tcW w:w="1843" w:type="dxa"/>
-            <w:vAlign w:val="center"/>
-          </w:tcPr>
-          <w:p>
-            <w:pPr>
-              <w:spacing w:line="360" w:lineRule="auto"/>
-              <w:ind w:firstLineChars="0" w:firstLine="0"/>
-              <w:jc w:val="center"/>
-              <w:rPr>
-                <w:rFonts w:ascii="宋体" w:hAnsi="宋体"/>
-              </w:rPr>
-            </w:pPr>
-            <w:r>
-              <w:rPr>
-                <w:rFonts w:ascii="宋体" w:hAnsi="宋体" w:hint="eastAsia"/>
-              </w:rPr>
-              <w:t>固体推进剂最高温度</w:t>
-            </w:r>
-          </w:p>
-        </w:tc>
-        <w:tc>
-          <w:tcPr>
-            <w:tcW w:w="2187" w:type="dxa"/>
-          </w:tcPr>
-          <w:p>
-            <w:pPr>
-              <w:spacing w:line="360" w:lineRule="auto"/>
+          </w:tcPr>
+          <w:p>
+            <w:pPr>
+              <w:spacing w:line="240" w:lineRule="auto"/>
               <w:ind w:firstLineChars="0" w:firstLine="0"/>
               <w:jc w:val="center"/>
               <w:rPr>
@@ -12507,11 +12719,11 @@
         </w:tc>
         <w:tc>
           <w:tcPr>
-            <w:tcW w:w="1476" w:type="dxa"/>
-          </w:tcPr>
-          <w:p>
-            <w:pPr>
-              <w:spacing w:line="360" w:lineRule="auto"/>
+            <w:tcW w:w="1417" w:type="dxa"/>
+          </w:tcPr>
+          <w:p>
+            <w:pPr>
+              <w:spacing w:line="240" w:lineRule="auto"/>
               <w:ind w:firstLineChars="0" w:firstLine="0"/>
               <w:jc w:val="center"/>
               <w:rPr>
@@ -12533,7 +12745,7 @@
           </w:tcPr>
           <w:p>
             <w:pPr>
-              <w:spacing w:line="360" w:lineRule="auto"/>
+              <w:spacing w:line="240" w:lineRule="auto"/>
               <w:ind w:firstLineChars="0" w:firstLine="0"/>
               <w:jc w:val="center"/>
               <w:rPr>
@@ -12550,11 +12762,11 @@
         </w:tc>
         <w:tc>
           <w:tcPr>
-            <w:tcW w:w="1985" w:type="dxa"/>
-          </w:tcPr>
-          <w:p>
-            <w:pPr>
-              <w:spacing w:line="360" w:lineRule="auto"/>
+            <w:tcW w:w="1843" w:type="dxa"/>
+          </w:tcPr>
+          <w:p>
+            <w:pPr>
+              <w:spacing w:line="240" w:lineRule="auto"/>
               <w:ind w:firstLineChars="0" w:firstLine="0"/>
               <w:jc w:val="center"/>
               <w:rPr>
@@ -12571,11 +12783,11 @@
         </w:tc>
         <w:tc>
           <w:tcPr>
-            <w:tcW w:w="1865" w:type="dxa"/>
-          </w:tcPr>
-          <w:p>
-            <w:pPr>
-              <w:spacing w:line="360" w:lineRule="auto"/>
+            <w:tcW w:w="1440" w:type="dxa"/>
+          </w:tcPr>
+          <w:p>
+            <w:pPr>
+              <w:spacing w:line="240" w:lineRule="auto"/>
               <w:ind w:firstLineChars="0" w:firstLine="0"/>
               <w:jc w:val="center"/>
               <w:rPr>
@@ -12604,7 +12816,7 @@
           </w:tcPr>
           <w:p>
             <w:pPr>
-              <w:spacing w:line="360" w:lineRule="auto"/>
+              <w:spacing w:line="240" w:lineRule="auto"/>
               <w:ind w:firstLine="480"/>
               <w:jc w:val="center"/>
               <w:rPr>
@@ -12615,33 +12827,33 @@
         </w:tc>
         <w:tc>
           <w:tcPr>
+            <w:tcW w:w="2813" w:type="dxa"/>
+            <w:vAlign w:val="center"/>
+          </w:tcPr>
+          <w:p>
+            <w:pPr>
+              <w:spacing w:line="240" w:lineRule="auto"/>
+              <w:ind w:firstLineChars="0" w:firstLine="0"/>
+              <w:jc w:val="center"/>
+              <w:rPr>
+                <w:rFonts w:ascii="宋体" w:hAnsi="宋体"/>
+              </w:rPr>
+            </w:pPr>
+            <w:r>
+              <w:rPr>
+                <w:rFonts w:ascii="宋体" w:hAnsi="宋体" w:hint="eastAsia"/>
+              </w:rPr>
+              <w:t>固体推进剂最低温度</w:t>
+            </w:r>
+          </w:p>
+        </w:tc>
+        <w:tc>
+          <w:tcPr>
             <w:tcW w:w="1843" w:type="dxa"/>
-            <w:vAlign w:val="center"/>
-          </w:tcPr>
-          <w:p>
-            <w:pPr>
-              <w:spacing w:line="360" w:lineRule="auto"/>
-              <w:ind w:firstLineChars="0" w:firstLine="0"/>
-              <w:jc w:val="center"/>
-              <w:rPr>
-                <w:rFonts w:ascii="宋体" w:hAnsi="宋体"/>
-              </w:rPr>
-            </w:pPr>
-            <w:r>
-              <w:rPr>
-                <w:rFonts w:ascii="宋体" w:hAnsi="宋体" w:hint="eastAsia"/>
-              </w:rPr>
-              <w:t>固体推进剂最低温度</w:t>
-            </w:r>
-          </w:p>
-        </w:tc>
-        <w:tc>
-          <w:tcPr>
-            <w:tcW w:w="2187" w:type="dxa"/>
-          </w:tcPr>
-          <w:p>
-            <w:pPr>
-              <w:spacing w:line="360" w:lineRule="auto"/>
+          </w:tcPr>
+          <w:p>
+            <w:pPr>
+              <w:spacing w:line="240" w:lineRule="auto"/>
               <w:ind w:firstLineChars="0" w:firstLine="0"/>
               <w:jc w:val="center"/>
               <w:rPr>
@@ -12658,11 +12870,11 @@
         </w:tc>
         <w:tc>
           <w:tcPr>
-            <w:tcW w:w="1476" w:type="dxa"/>
-          </w:tcPr>
-          <w:p>
-            <w:pPr>
-              <w:spacing w:line="360" w:lineRule="auto"/>
+            <w:tcW w:w="1417" w:type="dxa"/>
+          </w:tcPr>
+          <w:p>
+            <w:pPr>
+              <w:spacing w:line="240" w:lineRule="auto"/>
               <w:ind w:firstLineChars="0" w:firstLine="0"/>
               <w:jc w:val="center"/>
               <w:rPr>
@@ -12684,7 +12896,7 @@
           </w:tcPr>
           <w:p>
             <w:pPr>
-              <w:spacing w:line="360" w:lineRule="auto"/>
+              <w:spacing w:line="240" w:lineRule="auto"/>
               <w:ind w:firstLineChars="0" w:firstLine="0"/>
               <w:jc w:val="center"/>
               <w:rPr>
@@ -12701,11 +12913,11 @@
         </w:tc>
         <w:tc>
           <w:tcPr>
-            <w:tcW w:w="1985" w:type="dxa"/>
-          </w:tcPr>
-          <w:p>
-            <w:pPr>
-              <w:spacing w:line="360" w:lineRule="auto"/>
+            <w:tcW w:w="1843" w:type="dxa"/>
+          </w:tcPr>
+          <w:p>
+            <w:pPr>
+              <w:spacing w:line="240" w:lineRule="auto"/>
               <w:ind w:firstLineChars="0" w:firstLine="0"/>
               <w:jc w:val="center"/>
               <w:rPr>
@@ -12722,11 +12934,11 @@
         </w:tc>
         <w:tc>
           <w:tcPr>
-            <w:tcW w:w="1865" w:type="dxa"/>
-          </w:tcPr>
-          <w:p>
-            <w:pPr>
-              <w:spacing w:line="360" w:lineRule="auto"/>
+            <w:tcW w:w="1440" w:type="dxa"/>
+          </w:tcPr>
+          <w:p>
+            <w:pPr>
+              <w:spacing w:line="240" w:lineRule="auto"/>
               <w:ind w:firstLineChars="0" w:firstLine="0"/>
               <w:jc w:val="center"/>
               <w:rPr>
@@ -12755,7 +12967,7 @@
           </w:tcPr>
           <w:p>
             <w:pPr>
-              <w:spacing w:line="360" w:lineRule="auto"/>
+              <w:spacing w:line="240" w:lineRule="auto"/>
               <w:ind w:firstLine="480"/>
               <w:jc w:val="center"/>
               <w:rPr>
@@ -12766,33 +12978,33 @@
         </w:tc>
         <w:tc>
           <w:tcPr>
+            <w:tcW w:w="2813" w:type="dxa"/>
+            <w:vAlign w:val="center"/>
+          </w:tcPr>
+          <w:p>
+            <w:pPr>
+              <w:spacing w:line="240" w:lineRule="auto"/>
+              <w:ind w:firstLineChars="0" w:firstLine="0"/>
+              <w:jc w:val="center"/>
+              <w:rPr>
+                <w:rFonts w:ascii="宋体" w:hAnsi="宋体"/>
+              </w:rPr>
+            </w:pPr>
+            <w:r>
+              <w:rPr>
+                <w:rFonts w:ascii="宋体" w:hAnsi="宋体" w:hint="eastAsia"/>
+              </w:rPr>
+              <w:t>固体推进剂平均温度</w:t>
+            </w:r>
+          </w:p>
+        </w:tc>
+        <w:tc>
+          <w:tcPr>
             <w:tcW w:w="1843" w:type="dxa"/>
-            <w:vAlign w:val="center"/>
-          </w:tcPr>
-          <w:p>
-            <w:pPr>
-              <w:spacing w:line="360" w:lineRule="auto"/>
-              <w:ind w:firstLineChars="0" w:firstLine="0"/>
-              <w:jc w:val="center"/>
-              <w:rPr>
-                <w:rFonts w:ascii="宋体" w:hAnsi="宋体"/>
-              </w:rPr>
-            </w:pPr>
-            <w:r>
-              <w:rPr>
-                <w:rFonts w:ascii="宋体" w:hAnsi="宋体" w:hint="eastAsia"/>
-              </w:rPr>
-              <w:t>固体推进剂平均温度</w:t>
-            </w:r>
-          </w:p>
-        </w:tc>
-        <w:tc>
-          <w:tcPr>
-            <w:tcW w:w="2187" w:type="dxa"/>
-          </w:tcPr>
-          <w:p>
-            <w:pPr>
-              <w:spacing w:line="360" w:lineRule="auto"/>
+          </w:tcPr>
+          <w:p>
+            <w:pPr>
+              <w:spacing w:line="240" w:lineRule="auto"/>
               <w:ind w:firstLineChars="0" w:firstLine="0"/>
               <w:jc w:val="center"/>
               <w:rPr>
@@ -12809,11 +13021,11 @@
         </w:tc>
         <w:tc>
           <w:tcPr>
-            <w:tcW w:w="1476" w:type="dxa"/>
-          </w:tcPr>
-          <w:p>
-            <w:pPr>
-              <w:spacing w:line="360" w:lineRule="auto"/>
+            <w:tcW w:w="1417" w:type="dxa"/>
+          </w:tcPr>
+          <w:p>
+            <w:pPr>
+              <w:spacing w:line="240" w:lineRule="auto"/>
               <w:ind w:firstLineChars="0" w:firstLine="0"/>
               <w:jc w:val="center"/>
               <w:rPr>
@@ -12835,7 +13047,7 @@
           </w:tcPr>
           <w:p>
             <w:pPr>
-              <w:spacing w:line="360" w:lineRule="auto"/>
+              <w:spacing w:line="240" w:lineRule="auto"/>
               <w:ind w:firstLineChars="0" w:firstLine="0"/>
               <w:jc w:val="center"/>
               <w:rPr>
@@ -12852,11 +13064,11 @@
         </w:tc>
         <w:tc>
           <w:tcPr>
-            <w:tcW w:w="1985" w:type="dxa"/>
-          </w:tcPr>
-          <w:p>
-            <w:pPr>
-              <w:spacing w:line="360" w:lineRule="auto"/>
+            <w:tcW w:w="1843" w:type="dxa"/>
+          </w:tcPr>
+          <w:p>
+            <w:pPr>
+              <w:spacing w:line="240" w:lineRule="auto"/>
               <w:ind w:firstLineChars="0" w:firstLine="0"/>
               <w:jc w:val="center"/>
               <w:rPr>
@@ -12873,11 +13085,11 @@
         </w:tc>
         <w:tc>
           <w:tcPr>
-            <w:tcW w:w="1865" w:type="dxa"/>
-          </w:tcPr>
-          <w:p>
-            <w:pPr>
-              <w:spacing w:line="360" w:lineRule="auto"/>
+            <w:tcW w:w="1440" w:type="dxa"/>
+          </w:tcPr>
+          <w:p>
+            <w:pPr>
+              <w:spacing w:line="240" w:lineRule="auto"/>
               <w:ind w:firstLineChars="0" w:firstLine="0"/>
               <w:jc w:val="center"/>
               <w:rPr>
@@ -12906,7 +13118,7 @@
           </w:tcPr>
           <w:p>
             <w:pPr>
-              <w:spacing w:line="360" w:lineRule="auto"/>
+              <w:spacing w:line="240" w:lineRule="auto"/>
               <w:ind w:firstLine="480"/>
               <w:jc w:val="center"/>
               <w:rPr>
@@ -12917,33 +13129,33 @@
         </w:tc>
         <w:tc>
           <w:tcPr>
+            <w:tcW w:w="2813" w:type="dxa"/>
+            <w:vAlign w:val="center"/>
+          </w:tcPr>
+          <w:p>
+            <w:pPr>
+              <w:spacing w:line="240" w:lineRule="auto"/>
+              <w:ind w:firstLineChars="0" w:firstLine="0"/>
+              <w:jc w:val="center"/>
+              <w:rPr>
+                <w:rFonts w:ascii="宋体" w:hAnsi="宋体"/>
+              </w:rPr>
+            </w:pPr>
+            <w:r>
+              <w:rPr>
+                <w:rFonts w:ascii="宋体" w:hAnsi="宋体" w:hint="eastAsia"/>
+              </w:rPr>
+              <w:t>固体推进剂温度标准差</w:t>
+            </w:r>
+          </w:p>
+        </w:tc>
+        <w:tc>
+          <w:tcPr>
             <w:tcW w:w="1843" w:type="dxa"/>
-            <w:vAlign w:val="center"/>
-          </w:tcPr>
-          <w:p>
-            <w:pPr>
-              <w:spacing w:line="360" w:lineRule="auto"/>
-              <w:ind w:firstLineChars="0" w:firstLine="0"/>
-              <w:jc w:val="center"/>
-              <w:rPr>
-                <w:rFonts w:ascii="宋体" w:hAnsi="宋体"/>
-              </w:rPr>
-            </w:pPr>
-            <w:r>
-              <w:rPr>
-                <w:rFonts w:ascii="宋体" w:hAnsi="宋体" w:hint="eastAsia"/>
-              </w:rPr>
-              <w:t>固体推进剂温度标准差</w:t>
-            </w:r>
-          </w:p>
-        </w:tc>
-        <w:tc>
-          <w:tcPr>
-            <w:tcW w:w="2187" w:type="dxa"/>
-          </w:tcPr>
-          <w:p>
-            <w:pPr>
-              <w:spacing w:line="360" w:lineRule="auto"/>
+          </w:tcPr>
+          <w:p>
+            <w:pPr>
+              <w:spacing w:line="240" w:lineRule="auto"/>
               <w:ind w:firstLineChars="0" w:firstLine="0"/>
               <w:jc w:val="center"/>
               <w:rPr>
@@ -12960,11 +13172,11 @@
         </w:tc>
         <w:tc>
           <w:tcPr>
-            <w:tcW w:w="1476" w:type="dxa"/>
-          </w:tcPr>
-          <w:p>
-            <w:pPr>
-              <w:spacing w:line="360" w:lineRule="auto"/>
+            <w:tcW w:w="1417" w:type="dxa"/>
+          </w:tcPr>
+          <w:p>
+            <w:pPr>
+              <w:spacing w:line="240" w:lineRule="auto"/>
               <w:ind w:firstLineChars="0" w:firstLine="0"/>
               <w:jc w:val="center"/>
               <w:rPr>
@@ -12986,7 +13198,7 @@
           </w:tcPr>
           <w:p>
             <w:pPr>
-              <w:spacing w:line="360" w:lineRule="auto"/>
+              <w:spacing w:line="240" w:lineRule="auto"/>
               <w:ind w:firstLineChars="0" w:firstLine="0"/>
               <w:jc w:val="center"/>
               <w:rPr>
@@ -13003,11 +13215,11 @@
         </w:tc>
         <w:tc>
           <w:tcPr>
-            <w:tcW w:w="1985" w:type="dxa"/>
-          </w:tcPr>
-          <w:p>
-            <w:pPr>
-              <w:spacing w:line="360" w:lineRule="auto"/>
+            <w:tcW w:w="1843" w:type="dxa"/>
+          </w:tcPr>
+          <w:p>
+            <w:pPr>
+              <w:spacing w:line="240" w:lineRule="auto"/>
               <w:ind w:firstLineChars="0" w:firstLine="0"/>
               <w:jc w:val="center"/>
               <w:rPr>
@@ -13024,11 +13236,11 @@
         </w:tc>
         <w:tc>
           <w:tcPr>
-            <w:tcW w:w="1865" w:type="dxa"/>
-          </w:tcPr>
-          <w:p>
-            <w:pPr>
-              <w:spacing w:line="360" w:lineRule="auto"/>
+            <w:tcW w:w="1440" w:type="dxa"/>
+          </w:tcPr>
+          <w:p>
+            <w:pPr>
+              <w:spacing w:line="240" w:lineRule="auto"/>
               <w:ind w:firstLineChars="0" w:firstLine="0"/>
               <w:jc w:val="center"/>
               <w:rPr>
@@ -13057,7 +13269,7 @@
           </w:tcPr>
           <w:p>
             <w:pPr>
-              <w:spacing w:line="360" w:lineRule="auto"/>
+              <w:spacing w:line="240" w:lineRule="auto"/>
               <w:ind w:firstLineChars="0" w:firstLine="0"/>
               <w:jc w:val="center"/>
               <w:rPr>
@@ -13074,33 +13286,33 @@
         </w:tc>
         <w:tc>
           <w:tcPr>
+            <w:tcW w:w="2813" w:type="dxa"/>
+            <w:vAlign w:val="center"/>
+          </w:tcPr>
+          <w:p>
+            <w:pPr>
+              <w:spacing w:line="240" w:lineRule="auto"/>
+              <w:ind w:firstLineChars="0" w:firstLine="0"/>
+              <w:jc w:val="center"/>
+              <w:rPr>
+                <w:rFonts w:ascii="宋体" w:hAnsi="宋体"/>
+              </w:rPr>
+            </w:pPr>
+            <w:r>
+              <w:rPr>
+                <w:rFonts w:ascii="宋体" w:hAnsi="宋体" w:hint="eastAsia"/>
+              </w:rPr>
+              <w:t>发动机壳体最大超压</w:t>
+            </w:r>
+          </w:p>
+        </w:tc>
+        <w:tc>
+          <w:tcPr>
             <w:tcW w:w="1843" w:type="dxa"/>
-            <w:vAlign w:val="center"/>
-          </w:tcPr>
-          <w:p>
-            <w:pPr>
-              <w:spacing w:line="360" w:lineRule="auto"/>
-              <w:ind w:firstLineChars="0" w:firstLine="0"/>
-              <w:jc w:val="center"/>
-              <w:rPr>
-                <w:rFonts w:ascii="宋体" w:hAnsi="宋体"/>
-              </w:rPr>
-            </w:pPr>
-            <w:r>
-              <w:rPr>
-                <w:rFonts w:ascii="宋体" w:hAnsi="宋体" w:hint="eastAsia"/>
-              </w:rPr>
-              <w:t>发动机壳体最大超压</w:t>
-            </w:r>
-          </w:p>
-        </w:tc>
-        <w:tc>
-          <w:tcPr>
-            <w:tcW w:w="2187" w:type="dxa"/>
-          </w:tcPr>
-          <w:p>
-            <w:pPr>
-              <w:spacing w:line="360" w:lineRule="auto"/>
+          </w:tcPr>
+          <w:p>
+            <w:pPr>
+              <w:spacing w:line="240" w:lineRule="auto"/>
               <w:ind w:firstLineChars="0" w:firstLine="0"/>
               <w:jc w:val="center"/>
               <w:rPr>
@@ -13117,11 +13329,11 @@
         </w:tc>
         <w:tc>
           <w:tcPr>
-            <w:tcW w:w="1476" w:type="dxa"/>
-          </w:tcPr>
-          <w:p>
-            <w:pPr>
-              <w:spacing w:line="360" w:lineRule="auto"/>
+            <w:tcW w:w="1417" w:type="dxa"/>
+          </w:tcPr>
+          <w:p>
+            <w:pPr>
+              <w:spacing w:line="240" w:lineRule="auto"/>
               <w:ind w:firstLineChars="0" w:firstLine="0"/>
               <w:jc w:val="center"/>
               <w:rPr>
@@ -13143,7 +13355,7 @@
           </w:tcPr>
           <w:p>
             <w:pPr>
-              <w:spacing w:line="360" w:lineRule="auto"/>
+              <w:spacing w:line="240" w:lineRule="auto"/>
               <w:ind w:firstLineChars="0" w:firstLine="0"/>
               <w:jc w:val="center"/>
               <w:rPr>
@@ -13174,11 +13386,11 @@
         </w:tc>
         <w:tc>
           <w:tcPr>
-            <w:tcW w:w="1985" w:type="dxa"/>
-          </w:tcPr>
-          <w:p>
-            <w:pPr>
-              <w:spacing w:line="360" w:lineRule="auto"/>
+            <w:tcW w:w="1843" w:type="dxa"/>
+          </w:tcPr>
+          <w:p>
+            <w:pPr>
+              <w:spacing w:line="240" w:lineRule="auto"/>
               <w:ind w:firstLineChars="0" w:firstLine="0"/>
               <w:jc w:val="center"/>
               <w:rPr>
@@ -13209,11 +13421,11 @@
         </w:tc>
         <w:tc>
           <w:tcPr>
-            <w:tcW w:w="1865" w:type="dxa"/>
-          </w:tcPr>
-          <w:p>
-            <w:pPr>
-              <w:spacing w:line="360" w:lineRule="auto"/>
+            <w:tcW w:w="1440" w:type="dxa"/>
+          </w:tcPr>
+          <w:p>
+            <w:pPr>
+              <w:spacing w:line="240" w:lineRule="auto"/>
               <w:ind w:firstLineChars="0" w:firstLine="0"/>
               <w:jc w:val="center"/>
               <w:rPr>
@@ -13242,7 +13454,7 @@
           </w:tcPr>
           <w:p>
             <w:pPr>
-              <w:spacing w:line="360" w:lineRule="auto"/>
+              <w:spacing w:line="240" w:lineRule="auto"/>
               <w:ind w:firstLine="480"/>
               <w:jc w:val="center"/>
               <w:rPr>
@@ -13253,33 +13465,33 @@
         </w:tc>
         <w:tc>
           <w:tcPr>
+            <w:tcW w:w="2813" w:type="dxa"/>
+            <w:vAlign w:val="center"/>
+          </w:tcPr>
+          <w:p>
+            <w:pPr>
+              <w:spacing w:line="240" w:lineRule="auto"/>
+              <w:ind w:firstLineChars="0" w:firstLine="0"/>
+              <w:jc w:val="center"/>
+              <w:rPr>
+                <w:rFonts w:ascii="宋体" w:hAnsi="宋体"/>
+              </w:rPr>
+            </w:pPr>
+            <w:r>
+              <w:rPr>
+                <w:rFonts w:ascii="宋体" w:hAnsi="宋体" w:hint="eastAsia"/>
+              </w:rPr>
+              <w:t>发动机壳体最小超压</w:t>
+            </w:r>
+          </w:p>
+        </w:tc>
+        <w:tc>
+          <w:tcPr>
             <w:tcW w:w="1843" w:type="dxa"/>
-            <w:vAlign w:val="center"/>
-          </w:tcPr>
-          <w:p>
-            <w:pPr>
-              <w:spacing w:line="360" w:lineRule="auto"/>
-              <w:ind w:firstLineChars="0" w:firstLine="0"/>
-              <w:jc w:val="center"/>
-              <w:rPr>
-                <w:rFonts w:ascii="宋体" w:hAnsi="宋体"/>
-              </w:rPr>
-            </w:pPr>
-            <w:r>
-              <w:rPr>
-                <w:rFonts w:ascii="宋体" w:hAnsi="宋体" w:hint="eastAsia"/>
-              </w:rPr>
-              <w:t>发动机壳体最小超压</w:t>
-            </w:r>
-          </w:p>
-        </w:tc>
-        <w:tc>
-          <w:tcPr>
-            <w:tcW w:w="2187" w:type="dxa"/>
-          </w:tcPr>
-          <w:p>
-            <w:pPr>
-              <w:spacing w:line="360" w:lineRule="auto"/>
+          </w:tcPr>
+          <w:p>
+            <w:pPr>
+              <w:spacing w:line="240" w:lineRule="auto"/>
               <w:ind w:firstLineChars="0" w:firstLine="0"/>
               <w:jc w:val="center"/>
               <w:rPr>
@@ -13296,11 +13508,11 @@
         </w:tc>
         <w:tc>
           <w:tcPr>
-            <w:tcW w:w="1476" w:type="dxa"/>
-          </w:tcPr>
-          <w:p>
-            <w:pPr>
-              <w:spacing w:line="360" w:lineRule="auto"/>
+            <w:tcW w:w="1417" w:type="dxa"/>
+          </w:tcPr>
+          <w:p>
+            <w:pPr>
+              <w:spacing w:line="240" w:lineRule="auto"/>
               <w:ind w:firstLineChars="0" w:firstLine="0"/>
               <w:jc w:val="center"/>
               <w:rPr>
@@ -13322,7 +13534,7 @@
           </w:tcPr>
           <w:p>
             <w:pPr>
-              <w:spacing w:line="360" w:lineRule="auto"/>
+              <w:spacing w:line="240" w:lineRule="auto"/>
               <w:ind w:firstLineChars="0" w:firstLine="0"/>
               <w:jc w:val="center"/>
               <w:rPr>
@@ -13339,11 +13551,11 @@
         </w:tc>
         <w:tc>
           <w:tcPr>
-            <w:tcW w:w="1985" w:type="dxa"/>
-          </w:tcPr>
-          <w:p>
-            <w:pPr>
-              <w:spacing w:line="360" w:lineRule="auto"/>
+            <w:tcW w:w="1843" w:type="dxa"/>
+          </w:tcPr>
+          <w:p>
+            <w:pPr>
+              <w:spacing w:line="240" w:lineRule="auto"/>
               <w:ind w:firstLineChars="0" w:firstLine="0"/>
               <w:jc w:val="center"/>
               <w:rPr>
@@ -13360,11 +13572,11 @@
         </w:tc>
         <w:tc>
           <w:tcPr>
-            <w:tcW w:w="1865" w:type="dxa"/>
-          </w:tcPr>
-          <w:p>
-            <w:pPr>
-              <w:spacing w:line="360" w:lineRule="auto"/>
+            <w:tcW w:w="1440" w:type="dxa"/>
+          </w:tcPr>
+          <w:p>
+            <w:pPr>
+              <w:spacing w:line="240" w:lineRule="auto"/>
               <w:ind w:firstLineChars="0" w:firstLine="0"/>
               <w:jc w:val="center"/>
               <w:rPr>
@@ -13393,7 +13605,7 @@
           </w:tcPr>
           <w:p>
             <w:pPr>
-              <w:spacing w:line="360" w:lineRule="auto"/>
+              <w:spacing w:line="240" w:lineRule="auto"/>
               <w:ind w:firstLine="480"/>
               <w:jc w:val="center"/>
               <w:rPr>
@@ -13404,33 +13616,33 @@
         </w:tc>
         <w:tc>
           <w:tcPr>
+            <w:tcW w:w="2813" w:type="dxa"/>
+            <w:vAlign w:val="center"/>
+          </w:tcPr>
+          <w:p>
+            <w:pPr>
+              <w:spacing w:line="240" w:lineRule="auto"/>
+              <w:ind w:firstLineChars="0" w:firstLine="0"/>
+              <w:jc w:val="center"/>
+              <w:rPr>
+                <w:rFonts w:ascii="宋体" w:hAnsi="宋体"/>
+              </w:rPr>
+            </w:pPr>
+            <w:r>
+              <w:rPr>
+                <w:rFonts w:ascii="宋体" w:hAnsi="宋体" w:hint="eastAsia"/>
+              </w:rPr>
+              <w:t>发动机壳体平均超压</w:t>
+            </w:r>
+          </w:p>
+        </w:tc>
+        <w:tc>
+          <w:tcPr>
             <w:tcW w:w="1843" w:type="dxa"/>
-            <w:vAlign w:val="center"/>
-          </w:tcPr>
-          <w:p>
-            <w:pPr>
-              <w:spacing w:line="360" w:lineRule="auto"/>
-              <w:ind w:firstLineChars="0" w:firstLine="0"/>
-              <w:jc w:val="center"/>
-              <w:rPr>
-                <w:rFonts w:ascii="宋体" w:hAnsi="宋体"/>
-              </w:rPr>
-            </w:pPr>
-            <w:r>
-              <w:rPr>
-                <w:rFonts w:ascii="宋体" w:hAnsi="宋体" w:hint="eastAsia"/>
-              </w:rPr>
-              <w:t>发动机壳体平均超压</w:t>
-            </w:r>
-          </w:p>
-        </w:tc>
-        <w:tc>
-          <w:tcPr>
-            <w:tcW w:w="2187" w:type="dxa"/>
-          </w:tcPr>
-          <w:p>
-            <w:pPr>
-              <w:spacing w:line="360" w:lineRule="auto"/>
+          </w:tcPr>
+          <w:p>
+            <w:pPr>
+              <w:spacing w:line="240" w:lineRule="auto"/>
               <w:ind w:firstLineChars="0" w:firstLine="0"/>
               <w:jc w:val="center"/>
               <w:rPr>
@@ -13447,11 +13659,11 @@
         </w:tc>
         <w:tc>
           <w:tcPr>
-            <w:tcW w:w="1476" w:type="dxa"/>
-          </w:tcPr>
-          <w:p>
-            <w:pPr>
-              <w:spacing w:line="360" w:lineRule="auto"/>
+            <w:tcW w:w="1417" w:type="dxa"/>
+          </w:tcPr>
+          <w:p>
+            <w:pPr>
+              <w:spacing w:line="240" w:lineRule="auto"/>
               <w:ind w:firstLineChars="0" w:firstLine="0"/>
               <w:jc w:val="center"/>
               <w:rPr>
@@ -13473,7 +13685,7 @@
           </w:tcPr>
           <w:p>
             <w:pPr>
-              <w:spacing w:line="360" w:lineRule="auto"/>
+              <w:spacing w:line="240" w:lineRule="auto"/>
               <w:ind w:firstLineChars="0" w:firstLine="0"/>
               <w:jc w:val="center"/>
               <w:rPr>
@@ -13504,11 +13716,11 @@
         </w:tc>
         <w:tc>
           <w:tcPr>
-            <w:tcW w:w="1985" w:type="dxa"/>
-          </w:tcPr>
-          <w:p>
-            <w:pPr>
-              <w:spacing w:line="360" w:lineRule="auto"/>
+            <w:tcW w:w="1843" w:type="dxa"/>
+          </w:tcPr>
+          <w:p>
+            <w:pPr>
+              <w:spacing w:line="240" w:lineRule="auto"/>
               <w:ind w:firstLineChars="0" w:firstLine="0"/>
               <w:jc w:val="center"/>
               <w:rPr>
@@ -13539,11 +13751,11 @@
         </w:tc>
         <w:tc>
           <w:tcPr>
-            <w:tcW w:w="1865" w:type="dxa"/>
-          </w:tcPr>
-          <w:p>
-            <w:pPr>
-              <w:spacing w:line="360" w:lineRule="auto"/>
+            <w:tcW w:w="1440" w:type="dxa"/>
+          </w:tcPr>
+          <w:p>
+            <w:pPr>
+              <w:spacing w:line="240" w:lineRule="auto"/>
               <w:ind w:firstLineChars="0" w:firstLine="0"/>
               <w:jc w:val="center"/>
               <w:rPr>
@@ -13572,7 +13784,7 @@
           </w:tcPr>
           <w:p>
             <w:pPr>
-              <w:spacing w:line="360" w:lineRule="auto"/>
+              <w:spacing w:line="240" w:lineRule="auto"/>
               <w:ind w:firstLine="480"/>
               <w:jc w:val="center"/>
               <w:rPr>
@@ -13583,33 +13795,33 @@
         </w:tc>
         <w:tc>
           <w:tcPr>
+            <w:tcW w:w="2813" w:type="dxa"/>
+            <w:vAlign w:val="center"/>
+          </w:tcPr>
+          <w:p>
+            <w:pPr>
+              <w:spacing w:line="240" w:lineRule="auto"/>
+              <w:ind w:firstLineChars="0" w:firstLine="0"/>
+              <w:jc w:val="center"/>
+              <w:rPr>
+                <w:rFonts w:ascii="宋体" w:hAnsi="宋体"/>
+              </w:rPr>
+            </w:pPr>
+            <w:r>
+              <w:rPr>
+                <w:rFonts w:ascii="宋体" w:hAnsi="宋体" w:hint="eastAsia"/>
+              </w:rPr>
+              <w:t>发动机壳体超压标准差</w:t>
+            </w:r>
+          </w:p>
+        </w:tc>
+        <w:tc>
+          <w:tcPr>
             <w:tcW w:w="1843" w:type="dxa"/>
-            <w:vAlign w:val="center"/>
-          </w:tcPr>
-          <w:p>
-            <w:pPr>
-              <w:spacing w:line="360" w:lineRule="auto"/>
-              <w:ind w:firstLineChars="0" w:firstLine="0"/>
-              <w:jc w:val="center"/>
-              <w:rPr>
-                <w:rFonts w:ascii="宋体" w:hAnsi="宋体"/>
-              </w:rPr>
-            </w:pPr>
-            <w:r>
-              <w:rPr>
-                <w:rFonts w:ascii="宋体" w:hAnsi="宋体" w:hint="eastAsia"/>
-              </w:rPr>
-              <w:t>发动机壳体超压标准差</w:t>
-            </w:r>
-          </w:p>
-        </w:tc>
-        <w:tc>
-          <w:tcPr>
-            <w:tcW w:w="2187" w:type="dxa"/>
-          </w:tcPr>
-          <w:p>
-            <w:pPr>
-              <w:spacing w:line="360" w:lineRule="auto"/>
+          </w:tcPr>
+          <w:p>
+            <w:pPr>
+              <w:spacing w:line="240" w:lineRule="auto"/>
               <w:ind w:firstLineChars="0" w:firstLine="0"/>
               <w:jc w:val="center"/>
               <w:rPr>
@@ -13626,11 +13838,11 @@
         </w:tc>
         <w:tc>
           <w:tcPr>
-            <w:tcW w:w="1476" w:type="dxa"/>
-          </w:tcPr>
-          <w:p>
-            <w:pPr>
-              <w:spacing w:line="360" w:lineRule="auto"/>
+            <w:tcW w:w="1417" w:type="dxa"/>
+          </w:tcPr>
+          <w:p>
+            <w:pPr>
+              <w:spacing w:line="240" w:lineRule="auto"/>
               <w:ind w:firstLineChars="0" w:firstLine="0"/>
               <w:jc w:val="center"/>
               <w:rPr>
@@ -13652,7 +13864,7 @@
           </w:tcPr>
           <w:p>
             <w:pPr>
-              <w:spacing w:line="360" w:lineRule="auto"/>
+              <w:spacing w:line="240" w:lineRule="auto"/>
               <w:ind w:firstLineChars="0" w:firstLine="0"/>
               <w:jc w:val="center"/>
               <w:rPr>
@@ -13669,11 +13881,11 @@
         </w:tc>
         <w:tc>
           <w:tcPr>
-            <w:tcW w:w="1985" w:type="dxa"/>
-          </w:tcPr>
-          <w:p>
-            <w:pPr>
-              <w:spacing w:line="360" w:lineRule="auto"/>
+            <w:tcW w:w="1843" w:type="dxa"/>
+          </w:tcPr>
+          <w:p>
+            <w:pPr>
+              <w:spacing w:line="240" w:lineRule="auto"/>
               <w:ind w:firstLineChars="0" w:firstLine="0"/>
               <w:jc w:val="center"/>
               <w:rPr>
@@ -13690,11 +13902,11 @@
         </w:tc>
         <w:tc>
           <w:tcPr>
-            <w:tcW w:w="1865" w:type="dxa"/>
-          </w:tcPr>
-          <w:p>
-            <w:pPr>
-              <w:spacing w:line="360" w:lineRule="auto"/>
+            <w:tcW w:w="1440" w:type="dxa"/>
+          </w:tcPr>
+          <w:p>
+            <w:pPr>
+              <w:spacing w:line="240" w:lineRule="auto"/>
               <w:ind w:firstLineChars="0" w:firstLine="0"/>
               <w:jc w:val="center"/>
               <w:rPr>
@@ -13723,7 +13935,7 @@
           </w:tcPr>
           <w:p>
             <w:pPr>
-              <w:spacing w:line="360" w:lineRule="auto"/>
+              <w:spacing w:line="240" w:lineRule="auto"/>
               <w:ind w:firstLine="480"/>
               <w:jc w:val="center"/>
               <w:rPr>
@@ -13734,33 +13946,33 @@
         </w:tc>
         <w:tc>
           <w:tcPr>
+            <w:tcW w:w="2813" w:type="dxa"/>
+            <w:vAlign w:val="center"/>
+          </w:tcPr>
+          <w:p>
+            <w:pPr>
+              <w:spacing w:line="240" w:lineRule="auto"/>
+              <w:ind w:firstLineChars="0" w:firstLine="0"/>
+              <w:jc w:val="center"/>
+              <w:rPr>
+                <w:rFonts w:ascii="宋体" w:hAnsi="宋体"/>
+              </w:rPr>
+            </w:pPr>
+            <w:r>
+              <w:rPr>
+                <w:rFonts w:ascii="宋体" w:hAnsi="宋体" w:hint="eastAsia"/>
+              </w:rPr>
+              <w:t>固体推进剂最大超压</w:t>
+            </w:r>
+          </w:p>
+        </w:tc>
+        <w:tc>
+          <w:tcPr>
             <w:tcW w:w="1843" w:type="dxa"/>
-            <w:vAlign w:val="center"/>
-          </w:tcPr>
-          <w:p>
-            <w:pPr>
-              <w:spacing w:line="360" w:lineRule="auto"/>
-              <w:ind w:firstLineChars="0" w:firstLine="0"/>
-              <w:jc w:val="center"/>
-              <w:rPr>
-                <w:rFonts w:ascii="宋体" w:hAnsi="宋体"/>
-              </w:rPr>
-            </w:pPr>
-            <w:r>
-              <w:rPr>
-                <w:rFonts w:ascii="宋体" w:hAnsi="宋体" w:hint="eastAsia"/>
-              </w:rPr>
-              <w:t>固体推进剂最大超压</w:t>
-            </w:r>
-          </w:p>
-        </w:tc>
-        <w:tc>
-          <w:tcPr>
-            <w:tcW w:w="2187" w:type="dxa"/>
-          </w:tcPr>
-          <w:p>
-            <w:pPr>
-              <w:spacing w:line="360" w:lineRule="auto"/>
+          </w:tcPr>
+          <w:p>
+            <w:pPr>
+              <w:spacing w:line="240" w:lineRule="auto"/>
               <w:ind w:firstLineChars="0" w:firstLine="0"/>
               <w:jc w:val="center"/>
               <w:rPr>
@@ -13777,11 +13989,11 @@
         </w:tc>
         <w:tc>
           <w:tcPr>
-            <w:tcW w:w="1476" w:type="dxa"/>
-          </w:tcPr>
-          <w:p>
-            <w:pPr>
-              <w:spacing w:line="360" w:lineRule="auto"/>
+            <w:tcW w:w="1417" w:type="dxa"/>
+          </w:tcPr>
+          <w:p>
+            <w:pPr>
+              <w:spacing w:line="240" w:lineRule="auto"/>
               <w:ind w:firstLineChars="0" w:firstLine="0"/>
               <w:jc w:val="center"/>
               <w:rPr>
@@ -13803,7 +14015,7 @@
           </w:tcPr>
           <w:p>
             <w:pPr>
-              <w:spacing w:line="360" w:lineRule="auto"/>
+              <w:spacing w:line="240" w:lineRule="auto"/>
               <w:ind w:firstLineChars="0" w:firstLine="0"/>
               <w:jc w:val="center"/>
               <w:rPr>
@@ -13820,11 +14032,11 @@
         </w:tc>
         <w:tc>
           <w:tcPr>
-            <w:tcW w:w="1985" w:type="dxa"/>
-          </w:tcPr>
-          <w:p>
-            <w:pPr>
-              <w:spacing w:line="360" w:lineRule="auto"/>
+            <w:tcW w:w="1843" w:type="dxa"/>
+          </w:tcPr>
+          <w:p>
+            <w:pPr>
+              <w:spacing w:line="240" w:lineRule="auto"/>
               <w:ind w:firstLineChars="0" w:firstLine="0"/>
               <w:jc w:val="center"/>
               <w:rPr>
@@ -13841,11 +14053,11 @@
         </w:tc>
         <w:tc>
           <w:tcPr>
-            <w:tcW w:w="1865" w:type="dxa"/>
-          </w:tcPr>
-          <w:p>
-            <w:pPr>
-              <w:spacing w:line="360" w:lineRule="auto"/>
+            <w:tcW w:w="1440" w:type="dxa"/>
+          </w:tcPr>
+          <w:p>
+            <w:pPr>
+              <w:spacing w:line="240" w:lineRule="auto"/>
               <w:ind w:firstLineChars="0" w:firstLine="0"/>
               <w:jc w:val="center"/>
               <w:rPr>
@@ -13874,7 +14086,7 @@
           </w:tcPr>
           <w:p>
             <w:pPr>
-              <w:spacing w:line="360" w:lineRule="auto"/>
+              <w:spacing w:line="240" w:lineRule="auto"/>
               <w:ind w:firstLine="480"/>
               <w:jc w:val="center"/>
               <w:rPr>
@@ -13885,33 +14097,33 @@
         </w:tc>
         <w:tc>
           <w:tcPr>
+            <w:tcW w:w="2813" w:type="dxa"/>
+            <w:vAlign w:val="center"/>
+          </w:tcPr>
+          <w:p>
+            <w:pPr>
+              <w:spacing w:line="240" w:lineRule="auto"/>
+              <w:ind w:firstLineChars="0" w:firstLine="0"/>
+              <w:jc w:val="center"/>
+              <w:rPr>
+                <w:rFonts w:ascii="宋体" w:hAnsi="宋体"/>
+              </w:rPr>
+            </w:pPr>
+            <w:r>
+              <w:rPr>
+                <w:rFonts w:ascii="宋体" w:hAnsi="宋体" w:hint="eastAsia"/>
+              </w:rPr>
+              <w:t>固体推进剂最小超压</w:t>
+            </w:r>
+          </w:p>
+        </w:tc>
+        <w:tc>
+          <w:tcPr>
             <w:tcW w:w="1843" w:type="dxa"/>
-            <w:vAlign w:val="center"/>
-          </w:tcPr>
-          <w:p>
-            <w:pPr>
-              <w:spacing w:line="360" w:lineRule="auto"/>
-              <w:ind w:firstLineChars="0" w:firstLine="0"/>
-              <w:jc w:val="center"/>
-              <w:rPr>
-                <w:rFonts w:ascii="宋体" w:hAnsi="宋体"/>
-              </w:rPr>
-            </w:pPr>
-            <w:r>
-              <w:rPr>
-                <w:rFonts w:ascii="宋体" w:hAnsi="宋体" w:hint="eastAsia"/>
-              </w:rPr>
-              <w:t>固体推进剂最小超压</w:t>
-            </w:r>
-          </w:p>
-        </w:tc>
-        <w:tc>
-          <w:tcPr>
-            <w:tcW w:w="2187" w:type="dxa"/>
-          </w:tcPr>
-          <w:p>
-            <w:pPr>
-              <w:spacing w:line="360" w:lineRule="auto"/>
+          </w:tcPr>
+          <w:p>
+            <w:pPr>
+              <w:spacing w:line="240" w:lineRule="auto"/>
               <w:ind w:firstLineChars="0" w:firstLine="0"/>
               <w:jc w:val="center"/>
               <w:rPr>
@@ -13928,11 +14140,11 @@
         </w:tc>
         <w:tc>
           <w:tcPr>
-            <w:tcW w:w="1476" w:type="dxa"/>
-          </w:tcPr>
-          <w:p>
-            <w:pPr>
-              <w:spacing w:line="360" w:lineRule="auto"/>
+            <w:tcW w:w="1417" w:type="dxa"/>
+          </w:tcPr>
+          <w:p>
+            <w:pPr>
+              <w:spacing w:line="240" w:lineRule="auto"/>
               <w:ind w:firstLineChars="0" w:firstLine="0"/>
               <w:jc w:val="center"/>
               <w:rPr>
@@ -13954,7 +14166,7 @@
           </w:tcPr>
           <w:p>
             <w:pPr>
-              <w:spacing w:line="360" w:lineRule="auto"/>
+              <w:spacing w:line="240" w:lineRule="auto"/>
               <w:ind w:firstLineChars="0" w:firstLine="0"/>
               <w:jc w:val="center"/>
               <w:rPr>
@@ -13971,11 +14183,11 @@
         </w:tc>
         <w:tc>
           <w:tcPr>
-            <w:tcW w:w="1985" w:type="dxa"/>
-          </w:tcPr>
-          <w:p>
-            <w:pPr>
-              <w:spacing w:line="360" w:lineRule="auto"/>
+            <w:tcW w:w="1843" w:type="dxa"/>
+          </w:tcPr>
+          <w:p>
+            <w:pPr>
+              <w:spacing w:line="240" w:lineRule="auto"/>
               <w:ind w:firstLineChars="0" w:firstLine="0"/>
               <w:jc w:val="center"/>
               <w:rPr>
@@ -13992,11 +14204,11 @@
         </w:tc>
         <w:tc>
           <w:tcPr>
-            <w:tcW w:w="1865" w:type="dxa"/>
-          </w:tcPr>
-          <w:p>
-            <w:pPr>
-              <w:spacing w:line="360" w:lineRule="auto"/>
+            <w:tcW w:w="1440" w:type="dxa"/>
+          </w:tcPr>
+          <w:p>
+            <w:pPr>
+              <w:spacing w:line="240" w:lineRule="auto"/>
               <w:ind w:firstLineChars="0" w:firstLine="0"/>
               <w:jc w:val="center"/>
               <w:rPr>
@@ -14025,7 +14237,7 @@
           </w:tcPr>
           <w:p>
             <w:pPr>
-              <w:spacing w:line="360" w:lineRule="auto"/>
+              <w:spacing w:line="240" w:lineRule="auto"/>
               <w:ind w:firstLine="480"/>
               <w:jc w:val="center"/>
               <w:rPr>
@@ -14036,33 +14248,33 @@
         </w:tc>
         <w:tc>
           <w:tcPr>
+            <w:tcW w:w="2813" w:type="dxa"/>
+            <w:vAlign w:val="center"/>
+          </w:tcPr>
+          <w:p>
+            <w:pPr>
+              <w:spacing w:line="240" w:lineRule="auto"/>
+              <w:ind w:firstLineChars="0" w:firstLine="0"/>
+              <w:jc w:val="center"/>
+              <w:rPr>
+                <w:rFonts w:ascii="宋体" w:hAnsi="宋体"/>
+              </w:rPr>
+            </w:pPr>
+            <w:r>
+              <w:rPr>
+                <w:rFonts w:ascii="宋体" w:hAnsi="宋体" w:hint="eastAsia"/>
+              </w:rPr>
+              <w:t>固体推进剂平均超压</w:t>
+            </w:r>
+          </w:p>
+        </w:tc>
+        <w:tc>
+          <w:tcPr>
             <w:tcW w:w="1843" w:type="dxa"/>
-            <w:vAlign w:val="center"/>
-          </w:tcPr>
-          <w:p>
-            <w:pPr>
-              <w:spacing w:line="360" w:lineRule="auto"/>
-              <w:ind w:firstLineChars="0" w:firstLine="0"/>
-              <w:jc w:val="center"/>
-              <w:rPr>
-                <w:rFonts w:ascii="宋体" w:hAnsi="宋体"/>
-              </w:rPr>
-            </w:pPr>
-            <w:r>
-              <w:rPr>
-                <w:rFonts w:ascii="宋体" w:hAnsi="宋体" w:hint="eastAsia"/>
-              </w:rPr>
-              <w:t>固体推进剂平均超压</w:t>
-            </w:r>
-          </w:p>
-        </w:tc>
-        <w:tc>
-          <w:tcPr>
-            <w:tcW w:w="2187" w:type="dxa"/>
-          </w:tcPr>
-          <w:p>
-            <w:pPr>
-              <w:spacing w:line="360" w:lineRule="auto"/>
+          </w:tcPr>
+          <w:p>
+            <w:pPr>
+              <w:spacing w:line="240" w:lineRule="auto"/>
               <w:ind w:firstLineChars="0" w:firstLine="0"/>
               <w:jc w:val="center"/>
               <w:rPr>
@@ -14079,11 +14291,11 @@
         </w:tc>
         <w:tc>
           <w:tcPr>
-            <w:tcW w:w="1476" w:type="dxa"/>
-          </w:tcPr>
-          <w:p>
-            <w:pPr>
-              <w:spacing w:line="360" w:lineRule="auto"/>
+            <w:tcW w:w="1417" w:type="dxa"/>
+          </w:tcPr>
+          <w:p>
+            <w:pPr>
+              <w:spacing w:line="240" w:lineRule="auto"/>
               <w:ind w:firstLineChars="0" w:firstLine="0"/>
               <w:jc w:val="center"/>
               <w:rPr>
@@ -14105,7 +14317,7 @@
           </w:tcPr>
           <w:p>
             <w:pPr>
-              <w:spacing w:line="360" w:lineRule="auto"/>
+              <w:spacing w:line="240" w:lineRule="auto"/>
               <w:ind w:firstLineChars="0" w:firstLine="0"/>
               <w:jc w:val="center"/>
               <w:rPr>
@@ -14122,11 +14334,11 @@
         </w:tc>
         <w:tc>
           <w:tcPr>
-            <w:tcW w:w="1985" w:type="dxa"/>
-          </w:tcPr>
-          <w:p>
-            <w:pPr>
-              <w:spacing w:line="360" w:lineRule="auto"/>
+            <w:tcW w:w="1843" w:type="dxa"/>
+          </w:tcPr>
+          <w:p>
+            <w:pPr>
+              <w:spacing w:line="240" w:lineRule="auto"/>
               <w:ind w:firstLineChars="0" w:firstLine="0"/>
               <w:jc w:val="center"/>
               <w:rPr>
@@ -14143,11 +14355,11 @@
         </w:tc>
         <w:tc>
           <w:tcPr>
-            <w:tcW w:w="1865" w:type="dxa"/>
-          </w:tcPr>
-          <w:p>
-            <w:pPr>
-              <w:spacing w:line="360" w:lineRule="auto"/>
+            <w:tcW w:w="1440" w:type="dxa"/>
+          </w:tcPr>
+          <w:p>
+            <w:pPr>
+              <w:spacing w:line="240" w:lineRule="auto"/>
               <w:ind w:firstLineChars="0" w:firstLine="0"/>
               <w:jc w:val="center"/>
               <w:rPr>
@@ -14176,7 +14388,7 @@
           </w:tcPr>
           <w:p>
             <w:pPr>
-              <w:spacing w:line="360" w:lineRule="auto"/>
+              <w:spacing w:line="240" w:lineRule="auto"/>
               <w:ind w:firstLine="480"/>
               <w:jc w:val="center"/>
               <w:rPr>
@@ -14187,33 +14399,33 @@
         </w:tc>
         <w:tc>
           <w:tcPr>
+            <w:tcW w:w="2813" w:type="dxa"/>
+            <w:vAlign w:val="center"/>
+          </w:tcPr>
+          <w:p>
+            <w:pPr>
+              <w:spacing w:line="240" w:lineRule="auto"/>
+              <w:ind w:firstLineChars="0" w:firstLine="0"/>
+              <w:jc w:val="center"/>
+              <w:rPr>
+                <w:rFonts w:ascii="宋体" w:hAnsi="宋体"/>
+              </w:rPr>
+            </w:pPr>
+            <w:r>
+              <w:rPr>
+                <w:rFonts w:ascii="宋体" w:hAnsi="宋体" w:hint="eastAsia"/>
+              </w:rPr>
+              <w:t>固体推进剂超压标准差</w:t>
+            </w:r>
+          </w:p>
+        </w:tc>
+        <w:tc>
+          <w:tcPr>
             <w:tcW w:w="1843" w:type="dxa"/>
-            <w:vAlign w:val="center"/>
-          </w:tcPr>
-          <w:p>
-            <w:pPr>
-              <w:spacing w:line="360" w:lineRule="auto"/>
-              <w:ind w:firstLineChars="0" w:firstLine="0"/>
-              <w:jc w:val="center"/>
-              <w:rPr>
-                <w:rFonts w:ascii="宋体" w:hAnsi="宋体"/>
-              </w:rPr>
-            </w:pPr>
-            <w:r>
-              <w:rPr>
-                <w:rFonts w:ascii="宋体" w:hAnsi="宋体" w:hint="eastAsia"/>
-              </w:rPr>
-              <w:t>固体推进剂超压标准差</w:t>
-            </w:r>
-          </w:p>
-        </w:tc>
-        <w:tc>
-          <w:tcPr>
-            <w:tcW w:w="2187" w:type="dxa"/>
-          </w:tcPr>
-          <w:p>
-            <w:pPr>
-              <w:spacing w:line="360" w:lineRule="auto"/>
+          </w:tcPr>
+          <w:p>
+            <w:pPr>
+              <w:spacing w:line="240" w:lineRule="auto"/>
               <w:ind w:firstLineChars="0" w:firstLine="0"/>
               <w:jc w:val="center"/>
               <w:rPr>
@@ -14230,11 +14442,11 @@
         </w:tc>
         <w:tc>
           <w:tcPr>
-            <w:tcW w:w="1476" w:type="dxa"/>
-          </w:tcPr>
-          <w:p>
-            <w:pPr>
-              <w:spacing w:line="360" w:lineRule="auto"/>
+            <w:tcW w:w="1417" w:type="dxa"/>
+          </w:tcPr>
+          <w:p>
+            <w:pPr>
+              <w:spacing w:line="240" w:lineRule="auto"/>
               <w:ind w:firstLineChars="0" w:firstLine="0"/>
               <w:jc w:val="center"/>
               <w:rPr>
@@ -14255,7 +14467,7 @@
           </w:tcPr>
           <w:p>
             <w:pPr>
-              <w:spacing w:line="360" w:lineRule="auto"/>
+              <w:spacing w:line="240" w:lineRule="auto"/>
               <w:ind w:firstLineChars="0" w:firstLine="0"/>
               <w:jc w:val="center"/>
               <w:rPr>
@@ -14272,11 +14484,11 @@
         </w:tc>
         <w:tc>
           <w:tcPr>
-            <w:tcW w:w="1985" w:type="dxa"/>
-          </w:tcPr>
-          <w:p>
-            <w:pPr>
-              <w:spacing w:line="360" w:lineRule="auto"/>
+            <w:tcW w:w="1843" w:type="dxa"/>
+          </w:tcPr>
+          <w:p>
+            <w:pPr>
+              <w:spacing w:line="240" w:lineRule="auto"/>
               <w:ind w:firstLineChars="0" w:firstLine="0"/>
               <w:jc w:val="center"/>
               <w:rPr>
@@ -14293,11 +14505,11 @@
         </w:tc>
         <w:tc>
           <w:tcPr>
-            <w:tcW w:w="1865" w:type="dxa"/>
-          </w:tcPr>
-          <w:p>
-            <w:pPr>
-              <w:spacing w:line="360" w:lineRule="auto"/>
+            <w:tcW w:w="1440" w:type="dxa"/>
+          </w:tcPr>
+          <w:p>
+            <w:pPr>
+              <w:spacing w:line="240" w:lineRule="auto"/>
               <w:ind w:firstLineChars="0" w:firstLine="0"/>
               <w:jc w:val="center"/>
               <w:rPr>
@@ -14318,545 +14530,6 @@
       <w:pPr>
         <w:ind w:firstLine="480"/>
         <w:jc w:val="center"/>
-      </w:pPr>
-    </w:p>
-    <w:p>
-      <w:pPr>
-        <w:ind w:firstLine="480"/>
-      </w:pPr>
-      <w:r>
-        <w:rPr>
-          <w:rFonts w:hint="eastAsia"/>
-        </w:rPr>
-        <w:tab/>
-      </w:r>
-      <w:r>
-        <w:t>应力云图</w:t>
-      </w:r>
-      <w:r>
-        <w:t>如图</w:t>
-      </w:r>
-      <w:r>
-        <w:rPr>
-          <w:rFonts w:hint="eastAsia"/>
-        </w:rPr>
-        <w:t>3</w:t>
-      </w:r>
-      <w:r>
-        <w:t>所示。</w:t>
-      </w:r>
-    </w:p>
-    <w:p>
-      <w:pPr>
-        <w:spacing w:line="240" w:lineRule="auto"/>
-        <w:ind w:firstLine="480"/>
-        <w:jc w:val="center"/>
-        <w:rPr>
-          <w:rFonts w:eastAsia="仿宋" w:hint="eastAsia"/>
-          <w:kern w:val="0"/>
-        </w:rPr>
-      </w:pPr>
-      <w:r>
-        <w:rPr>
-          <w:rFonts w:eastAsia="仿宋" w:hint="eastAsia"/>
-          <w:kern w:val="0"/>
-        </w:rPr>
-        <w:t>{{</w:t>
-      </w:r>
-      <w:r>
-        <w:rPr>
-          <w:rFonts w:eastAsia="仿宋" w:hint="eastAsia"/>
-          <w:kern w:val="0"/>
-        </w:rPr>
-        <w:t>应力云图</w:t>
-      </w:r>
-      <w:r>
-        <w:rPr>
-          <w:rFonts w:eastAsia="仿宋" w:hint="eastAsia"/>
-          <w:kern w:val="0"/>
-        </w:rPr>
-        <w:t>}}</w:t>
-      </w:r>
-    </w:p>
-    <w:p>
-      <w:pPr>
-        <w:spacing w:line="240" w:lineRule="auto"/>
-        <w:ind w:firstLine="480"/>
-        <w:jc w:val="center"/>
-      </w:pPr>
-      <w:r>
-        <w:rPr>
-          <w:rFonts w:hint="eastAsia"/>
-        </w:rPr>
-        <w:t>图</w:t>
-      </w:r>
-      <w:r>
-        <w:rPr>
-          <w:rFonts w:hint="eastAsia"/>
-        </w:rPr>
-        <w:t>3</w:t>
-      </w:r>
-      <w:r>
-        <w:rPr>
-          <w:rFonts w:hint="eastAsia"/>
-        </w:rPr>
-        <w:t>应力云图</w:t>
-      </w:r>
-    </w:p>
-    <w:p>
-      <w:pPr>
-        <w:ind w:firstLine="480"/>
-      </w:pPr>
-      <w:r>
-        <w:rPr>
-          <w:rFonts w:hint="eastAsia"/>
-        </w:rPr>
-        <w:tab/>
-      </w:r>
-      <w:r>
-        <w:t>应</w:t>
-      </w:r>
-      <w:r>
-        <w:rPr>
-          <w:rFonts w:hint="eastAsia"/>
-        </w:rPr>
-        <w:t>变</w:t>
-      </w:r>
-      <w:r>
-        <w:t>云图</w:t>
-      </w:r>
-      <w:r>
-        <w:t>如图</w:t>
-      </w:r>
-      <w:r>
-        <w:rPr>
-          <w:rFonts w:hint="eastAsia"/>
-        </w:rPr>
-        <w:t>4</w:t>
-      </w:r>
-      <w:r>
-        <w:t>所示。</w:t>
-      </w:r>
-    </w:p>
-    <w:p>
-      <w:pPr>
-        <w:spacing w:line="240" w:lineRule="auto"/>
-        <w:ind w:firstLine="480"/>
-        <w:jc w:val="center"/>
-        <w:rPr>
-          <w:rFonts w:hint="eastAsia"/>
-        </w:rPr>
-      </w:pPr>
-      <w:r>
-        <w:rPr>
-          <w:rFonts w:hint="eastAsia"/>
-        </w:rPr>
-        <w:t>{{</w:t>
-      </w:r>
-      <w:r>
-        <w:rPr>
-          <w:rFonts w:hint="eastAsia"/>
-        </w:rPr>
-        <w:t>应变</w:t>
-      </w:r>
-      <w:r>
-        <w:rPr>
-          <w:rFonts w:hint="eastAsia"/>
-        </w:rPr>
-        <w:t>云图</w:t>
-      </w:r>
-      <w:r>
-        <w:rPr>
-          <w:rFonts w:hint="eastAsia"/>
-        </w:rPr>
-        <w:t>}}</w:t>
-      </w:r>
-    </w:p>
-    <w:p>
-      <w:pPr>
-        <w:spacing w:line="240" w:lineRule="auto"/>
-        <w:ind w:firstLine="480"/>
-        <w:jc w:val="center"/>
-      </w:pPr>
-      <w:r>
-        <w:rPr>
-          <w:rFonts w:hint="eastAsia"/>
-        </w:rPr>
-        <w:t>图</w:t>
-      </w:r>
-      <w:r>
-        <w:rPr>
-          <w:rFonts w:hint="eastAsia"/>
-        </w:rPr>
-        <w:t>4</w:t>
-      </w:r>
-      <w:r>
-        <w:rPr>
-          <w:rFonts w:hint="eastAsia"/>
-        </w:rPr>
-        <w:t>应变</w:t>
-      </w:r>
-      <w:r>
-        <w:rPr>
-          <w:rFonts w:hint="eastAsia"/>
-        </w:rPr>
-        <w:t>云图</w:t>
-      </w:r>
-    </w:p>
-    <w:p>
-      <w:pPr>
-        <w:ind w:firstLine="480"/>
-      </w:pPr>
-      <w:r>
-        <w:rPr>
-          <w:rFonts w:hint="eastAsia"/>
-        </w:rPr>
-        <w:tab/>
-      </w:r>
-      <w:r>
-        <w:t>温度云图</w:t>
-      </w:r>
-      <w:r>
-        <w:t>如图</w:t>
-      </w:r>
-      <w:r>
-        <w:rPr>
-          <w:rFonts w:hint="eastAsia"/>
-        </w:rPr>
-        <w:t>5</w:t>
-      </w:r>
-      <w:r>
-        <w:t>所示。</w:t>
-      </w:r>
-    </w:p>
-    <w:p>
-      <w:pPr>
-        <w:spacing w:line="240" w:lineRule="auto"/>
-        <w:ind w:firstLine="480"/>
-        <w:jc w:val="center"/>
-        <w:rPr>
-          <w:rFonts w:hint="eastAsia"/>
-        </w:rPr>
-      </w:pPr>
-      <w:r>
-        <w:rPr>
-          <w:rFonts w:hint="eastAsia"/>
-        </w:rPr>
-        <w:t>{{</w:t>
-      </w:r>
-      <w:r>
-        <w:rPr>
-          <w:rFonts w:hint="eastAsia"/>
-        </w:rPr>
-        <w:t>温度</w:t>
-      </w:r>
-      <w:r>
-        <w:rPr>
-          <w:rFonts w:hint="eastAsia"/>
-        </w:rPr>
-        <w:t>云图</w:t>
-      </w:r>
-      <w:r>
-        <w:rPr>
-          <w:rFonts w:hint="eastAsia"/>
-        </w:rPr>
-        <w:t>}}</w:t>
-      </w:r>
-    </w:p>
-    <w:p>
-      <w:pPr>
-        <w:spacing w:line="240" w:lineRule="auto"/>
-        <w:ind w:firstLine="480"/>
-        <w:jc w:val="center"/>
-      </w:pPr>
-      <w:r>
-        <w:rPr>
-          <w:rFonts w:hint="eastAsia"/>
-        </w:rPr>
-        <w:t>图</w:t>
-      </w:r>
-      <w:r>
-        <w:rPr>
-          <w:rFonts w:hint="eastAsia"/>
-        </w:rPr>
-        <w:t>5</w:t>
-      </w:r>
-      <w:r>
-        <w:rPr>
-          <w:rFonts w:hint="eastAsia"/>
-        </w:rPr>
-        <w:t>温度</w:t>
-      </w:r>
-      <w:r>
-        <w:rPr>
-          <w:rFonts w:hint="eastAsia"/>
-        </w:rPr>
-        <w:t>云图</w:t>
-      </w:r>
-    </w:p>
-    <w:p>
-      <w:pPr>
-        <w:ind w:firstLine="480"/>
-      </w:pPr>
-      <w:r>
-        <w:rPr>
-          <w:rFonts w:hint="eastAsia"/>
-        </w:rPr>
-        <w:tab/>
-      </w:r>
-      <w:r>
-        <w:t>超压云图</w:t>
-      </w:r>
-      <w:r>
-        <w:t>如图</w:t>
-      </w:r>
-      <w:r>
-        <w:rPr>
-          <w:rFonts w:hint="eastAsia"/>
-        </w:rPr>
-        <w:t>6</w:t>
-      </w:r>
-      <w:r>
-        <w:t>所示。</w:t>
-      </w:r>
-    </w:p>
-    <w:p>
-      <w:pPr>
-        <w:spacing w:line="240" w:lineRule="auto"/>
-        <w:ind w:firstLine="480"/>
-        <w:jc w:val="center"/>
-        <w:rPr>
-          <w:rFonts w:hint="eastAsia"/>
-        </w:rPr>
-      </w:pPr>
-      <w:r>
-        <w:rPr>
-          <w:rFonts w:hint="eastAsia"/>
-        </w:rPr>
-        <w:lastRenderedPageBreak/>
-        <w:t>{{</w:t>
-      </w:r>
-      <w:r>
-        <w:rPr>
-          <w:rFonts w:hint="eastAsia"/>
-        </w:rPr>
-        <w:t>超压</w:t>
-      </w:r>
-      <w:r>
-        <w:rPr>
-          <w:rFonts w:hint="eastAsia"/>
-        </w:rPr>
-        <w:t>云图</w:t>
-      </w:r>
-      <w:r>
-        <w:rPr>
-          <w:rFonts w:hint="eastAsia"/>
-        </w:rPr>
-        <w:t>}}</w:t>
-      </w:r>
-    </w:p>
-    <w:p>
-      <w:pPr>
-        <w:spacing w:line="240" w:lineRule="auto"/>
-        <w:ind w:firstLine="480"/>
-        <w:jc w:val="center"/>
-      </w:pPr>
-      <w:bookmarkStart w:id="0" w:name="_GoBack"/>
-      <w:bookmarkEnd w:id="0"/>
-      <w:r>
-        <w:rPr>
-          <w:rFonts w:hint="eastAsia"/>
-        </w:rPr>
-        <w:t>图</w:t>
-      </w:r>
-      <w:r>
-        <w:rPr>
-          <w:rFonts w:hint="eastAsia"/>
-        </w:rPr>
-        <w:t>6</w:t>
-      </w:r>
-      <w:r>
-        <w:rPr>
-          <w:rFonts w:hint="eastAsia"/>
-        </w:rPr>
-        <w:t>超压</w:t>
-      </w:r>
-      <w:r>
-        <w:rPr>
-          <w:rFonts w:hint="eastAsia"/>
-        </w:rPr>
-        <w:t>云图</w:t>
-      </w:r>
-    </w:p>
-    <w:p>
-      <w:pPr>
-        <w:ind w:firstLine="480"/>
-        <w:jc w:val="center"/>
-      </w:pPr>
-    </w:p>
-    <w:p>
-      <w:pPr>
-        <w:ind w:firstLine="480"/>
-      </w:pPr>
-      <w:r>
-        <w:rPr>
-          <w:rFonts w:hint="eastAsia"/>
-        </w:rPr>
-        <w:t>分析</w:t>
-      </w:r>
-      <w:r>
-        <w:rPr>
-          <w:rFonts w:hint="eastAsia"/>
-        </w:rPr>
-        <w:t>:</w:t>
-      </w:r>
-      <w:r>
-        <w:rPr>
-          <w:rFonts w:hint="eastAsia"/>
-        </w:rPr>
-        <w:t>结合云图可知，</w:t>
-      </w:r>
-      <w:r>
-        <w:rPr>
-          <w:rFonts w:hint="eastAsia"/>
-        </w:rPr>
-        <w:t>殉爆距离</w:t>
-      </w:r>
-      <w:r>
-        <w:rPr>
-          <w:rFonts w:hint="eastAsia"/>
-        </w:rPr>
-        <w:t>为</w:t>
-      </w:r>
-      <w:r>
-        <w:rPr>
-          <w:rFonts w:hint="eastAsia"/>
-        </w:rPr>
-        <w:t>{{</w:t>
-      </w:r>
-      <w:r>
-        <w:rPr>
-          <w:rFonts w:hint="eastAsia"/>
-        </w:rPr>
-        <w:t>殉爆距离</w:t>
-      </w:r>
-      <w:r>
-        <w:rPr>
-          <w:rFonts w:hint="eastAsia"/>
-        </w:rPr>
-        <w:t>}}mm</w:t>
-      </w:r>
-      <w:r>
-        <w:rPr>
-          <w:rFonts w:hint="eastAsia"/>
-        </w:rPr>
-        <w:t>条件下推进剂薄弱环节位于</w:t>
-      </w:r>
-      <w:proofErr w:type="spellStart"/>
-      <w:r>
-        <w:rPr>
-          <w:rFonts w:hint="eastAsia"/>
-        </w:rPr>
-        <w:t>xxxxxx</w:t>
-      </w:r>
-      <w:proofErr w:type="spellEnd"/>
-      <w:r>
-        <w:rPr>
-          <w:rFonts w:hint="eastAsia"/>
-        </w:rPr>
-        <w:t>，发动机最大超压值为</w:t>
-      </w:r>
-      <w:r>
-        <w:rPr>
-          <w:rFonts w:hint="eastAsia"/>
-        </w:rPr>
-        <w:t>{{</w:t>
-      </w:r>
-      <w:r>
-        <w:rPr>
-          <w:rFonts w:ascii="宋体" w:hAnsi="宋体" w:hint="eastAsia"/>
-        </w:rPr>
-        <w:t>固体推进剂最大超压</w:t>
-      </w:r>
-      <w:r>
-        <w:rPr>
-          <w:rFonts w:hint="eastAsia"/>
-        </w:rPr>
-        <w:t>}}</w:t>
-      </w:r>
-      <w:r>
-        <w:rPr>
-          <w:rFonts w:hint="eastAsia"/>
-        </w:rPr>
-        <w:t>MPa</w:t>
-      </w:r>
-      <w:r>
-        <w:rPr>
-          <w:rFonts w:hint="eastAsia"/>
-        </w:rPr>
-        <w:t>。壳体薄弱环节位于</w:t>
-      </w:r>
-      <w:proofErr w:type="spellStart"/>
-      <w:r>
-        <w:rPr>
-          <w:rFonts w:hint="eastAsia"/>
-        </w:rPr>
-        <w:t>xxxxxxxx</w:t>
-      </w:r>
-      <w:proofErr w:type="spellEnd"/>
-      <w:r>
-        <w:rPr>
-          <w:rFonts w:hint="eastAsia"/>
-        </w:rPr>
-        <w:t>，最大应力为</w:t>
-      </w:r>
-      <w:r>
-        <w:rPr>
-          <w:rFonts w:hint="eastAsia"/>
-        </w:rPr>
-        <w:t>{{</w:t>
-      </w:r>
-      <w:r>
-        <w:rPr>
-          <w:rFonts w:ascii="宋体" w:hAnsi="宋体" w:hint="eastAsia"/>
-        </w:rPr>
-        <w:t>发动机壳体最大应力</w:t>
-      </w:r>
-      <w:r>
-        <w:rPr>
-          <w:rFonts w:hint="eastAsia"/>
-        </w:rPr>
-        <w:t>}}</w:t>
-      </w:r>
-      <w:r>
-        <w:rPr>
-          <w:rFonts w:hint="eastAsia"/>
-        </w:rPr>
-        <w:t>MPa</w:t>
-      </w:r>
-      <w:r>
-        <w:rPr>
-          <w:rFonts w:hint="eastAsia"/>
-        </w:rPr>
-        <w:t>。</w:t>
-      </w:r>
-    </w:p>
-    <w:p>
-      <w:pPr>
-        <w:ind w:firstLineChars="0" w:firstLine="0"/>
-      </w:pPr>
-      <w:r>
-        <w:br w:type="page"/>
-      </w:r>
-    </w:p>
-    <w:p>
-      <w:pPr>
-        <w:spacing w:beforeLines="50" w:before="163" w:afterLines="50" w:after="163"/>
-        <w:ind w:firstLine="482"/>
-        <w:rPr>
-          <w:rFonts w:ascii="黑体" w:eastAsia="黑体" w:hAnsi="黑体"/>
-          <w:b/>
-        </w:rPr>
         <w:sectPr>
           <w:pgSz w:w="16838" w:h="11906" w:orient="landscape"/>
           <w:pgMar w:top="1797" w:right="1440" w:bottom="1797" w:left="1440" w:header="567" w:footer="425" w:gutter="0"/>
@@ -14867,8 +14540,606 @@
     </w:p>
     <w:p>
       <w:pPr>
-        <w:spacing w:beforeLines="50" w:before="163" w:afterLines="50" w:after="163"/>
-        <w:ind w:firstLine="482"/>
+        <w:spacing w:beforeLines="50" w:before="120" w:afterLines="50" w:after="120"/>
+        <w:ind w:firstLine="480"/>
+      </w:pPr>
+      <w:r>
+        <w:lastRenderedPageBreak/>
+        <w:t>计算结果</w:t>
+      </w:r>
+      <w:r>
+        <w:t>云图</w:t>
+      </w:r>
+      <w:r>
+        <w:t>数据</w:t>
+      </w:r>
+      <w:r>
+        <w:t>如</w:t>
+      </w:r>
+      <w:r>
+        <w:t>表</w:t>
+      </w:r>
+      <w:r>
+        <w:rPr>
+          <w:rFonts w:hint="eastAsia"/>
+        </w:rPr>
+        <w:t>9</w:t>
+      </w:r>
+      <w:r>
+        <w:rPr>
+          <w:rFonts w:hint="eastAsia"/>
+        </w:rPr>
+        <w:t>所示</w:t>
+      </w:r>
+      <w:r>
+        <w:t>：</w:t>
+      </w:r>
+    </w:p>
+    <w:p>
+      <w:pPr>
+        <w:ind w:firstLine="480"/>
+        <w:jc w:val="center"/>
+      </w:pPr>
+      <w:r>
+        <w:t>表</w:t>
+      </w:r>
+      <w:r>
+        <w:rPr>
+          <w:rFonts w:hint="eastAsia"/>
+        </w:rPr>
+        <w:t>9</w:t>
+      </w:r>
+      <w:r>
+        <w:t>计算结果云图表</w:t>
+      </w:r>
+    </w:p>
+    <w:tbl>
+      <w:tblPr>
+        <w:tblStyle w:val="aa"/>
+        <w:tblW w:w="0" w:type="auto"/>
+        <w:tblLook w:val="04A0" w:firstRow="1" w:lastRow="0" w:firstColumn="1" w:lastColumn="0" w:noHBand="0" w:noVBand="1"/>
+      </w:tblPr>
+      <w:tblGrid>
+        <w:gridCol w:w="2518"/>
+        <w:gridCol w:w="6010"/>
+      </w:tblGrid>
+      <w:tr>
+        <w:tc>
+          <w:tcPr>
+            <w:tcW w:w="2518" w:type="dxa"/>
+          </w:tcPr>
+          <w:p>
+            <w:pPr>
+              <w:spacing w:line="240" w:lineRule="auto"/>
+              <w:ind w:firstLineChars="0" w:firstLine="0"/>
+              <w:jc w:val="center"/>
+            </w:pPr>
+            <w:bookmarkStart w:id="0" w:name="_GoBack" w:colFirst="1" w:colLast="1"/>
+            <w:r>
+              <w:t>壳体应力云图</w:t>
+            </w:r>
+          </w:p>
+        </w:tc>
+        <w:tc>
+          <w:tcPr>
+            <w:tcW w:w="6010" w:type="dxa"/>
+          </w:tcPr>
+          <w:p>
+            <w:pPr>
+              <w:spacing w:line="240" w:lineRule="auto"/>
+              <w:ind w:firstLineChars="0" w:firstLine="0"/>
+              <w:jc w:val="center"/>
+            </w:pPr>
+            <w:r>
+              <w:rPr>
+                <w:rFonts w:ascii="宋体" w:hAnsi="宋体" w:hint="eastAsia"/>
+                <w:kern w:val="0"/>
+              </w:rPr>
+              <w:t>{{壳体应力云图}}</w:t>
+            </w:r>
+          </w:p>
+        </w:tc>
+      </w:tr>
+      <w:tr>
+        <w:tc>
+          <w:tcPr>
+            <w:tcW w:w="2518" w:type="dxa"/>
+          </w:tcPr>
+          <w:p>
+            <w:pPr>
+              <w:spacing w:line="240" w:lineRule="auto"/>
+              <w:ind w:firstLineChars="0" w:firstLine="0"/>
+              <w:jc w:val="center"/>
+            </w:pPr>
+            <w:r>
+              <w:t>推进剂应力云图</w:t>
+            </w:r>
+          </w:p>
+        </w:tc>
+        <w:tc>
+          <w:tcPr>
+            <w:tcW w:w="6010" w:type="dxa"/>
+          </w:tcPr>
+          <w:p>
+            <w:pPr>
+              <w:spacing w:line="240" w:lineRule="auto"/>
+              <w:ind w:firstLineChars="0" w:firstLine="0"/>
+              <w:jc w:val="center"/>
+            </w:pPr>
+            <w:r>
+              <w:rPr>
+                <w:rFonts w:ascii="宋体" w:hAnsi="宋体" w:hint="eastAsia"/>
+                <w:kern w:val="0"/>
+              </w:rPr>
+              <w:t>{{推进剂应力云图}}</w:t>
+            </w:r>
+          </w:p>
+        </w:tc>
+      </w:tr>
+      <w:tr>
+        <w:tc>
+          <w:tcPr>
+            <w:tcW w:w="2518" w:type="dxa"/>
+          </w:tcPr>
+          <w:p>
+            <w:pPr>
+              <w:spacing w:line="240" w:lineRule="auto"/>
+              <w:ind w:firstLineChars="0" w:firstLine="0"/>
+              <w:jc w:val="center"/>
+            </w:pPr>
+            <w:r>
+              <w:t>壳体</w:t>
+            </w:r>
+            <w:r>
+              <w:rPr>
+                <w:rFonts w:hint="eastAsia"/>
+              </w:rPr>
+              <w:t>应变</w:t>
+            </w:r>
+            <w:r>
+              <w:t>云图</w:t>
+            </w:r>
+          </w:p>
+        </w:tc>
+        <w:tc>
+          <w:tcPr>
+            <w:tcW w:w="6010" w:type="dxa"/>
+          </w:tcPr>
+          <w:p>
+            <w:pPr>
+              <w:spacing w:line="240" w:lineRule="auto"/>
+              <w:ind w:firstLineChars="0" w:firstLine="0"/>
+              <w:jc w:val="center"/>
+            </w:pPr>
+            <w:r>
+              <w:rPr>
+                <w:rFonts w:ascii="宋体" w:hAnsi="宋体" w:hint="eastAsia"/>
+              </w:rPr>
+              <w:t>{{</w:t>
+            </w:r>
+            <w:r>
+              <w:rPr>
+                <w:rFonts w:ascii="宋体" w:hAnsi="宋体" w:hint="eastAsia"/>
+                <w:kern w:val="0"/>
+              </w:rPr>
+              <w:t>壳体应变云图}}</w:t>
+            </w:r>
+          </w:p>
+        </w:tc>
+      </w:tr>
+      <w:tr>
+        <w:tc>
+          <w:tcPr>
+            <w:tcW w:w="2518" w:type="dxa"/>
+          </w:tcPr>
+          <w:p>
+            <w:pPr>
+              <w:spacing w:line="240" w:lineRule="auto"/>
+              <w:ind w:firstLineChars="0" w:firstLine="0"/>
+              <w:jc w:val="center"/>
+            </w:pPr>
+            <w:r>
+              <w:t>推进剂</w:t>
+            </w:r>
+            <w:r>
+              <w:rPr>
+                <w:rFonts w:hint="eastAsia"/>
+              </w:rPr>
+              <w:t>应变</w:t>
+            </w:r>
+            <w:r>
+              <w:t>云图</w:t>
+            </w:r>
+          </w:p>
+        </w:tc>
+        <w:tc>
+          <w:tcPr>
+            <w:tcW w:w="6010" w:type="dxa"/>
+          </w:tcPr>
+          <w:p>
+            <w:pPr>
+              <w:spacing w:line="240" w:lineRule="auto"/>
+              <w:ind w:firstLineChars="0" w:firstLine="0"/>
+              <w:jc w:val="center"/>
+            </w:pPr>
+            <w:r>
+              <w:rPr>
+                <w:rFonts w:ascii="宋体" w:hAnsi="宋体" w:hint="eastAsia"/>
+              </w:rPr>
+              <w:t>{{</w:t>
+            </w:r>
+            <w:r>
+              <w:rPr>
+                <w:rFonts w:ascii="宋体" w:hAnsi="宋体" w:hint="eastAsia"/>
+                <w:kern w:val="0"/>
+              </w:rPr>
+              <w:t>推进剂应变云图}}</w:t>
+            </w:r>
+          </w:p>
+        </w:tc>
+      </w:tr>
+      <w:tr>
+        <w:tc>
+          <w:tcPr>
+            <w:tcW w:w="2518" w:type="dxa"/>
+          </w:tcPr>
+          <w:p>
+            <w:pPr>
+              <w:spacing w:line="240" w:lineRule="auto"/>
+              <w:ind w:firstLineChars="0" w:firstLine="0"/>
+              <w:jc w:val="center"/>
+            </w:pPr>
+            <w:r>
+              <w:t>壳体</w:t>
+            </w:r>
+            <w:r>
+              <w:rPr>
+                <w:rFonts w:hint="eastAsia"/>
+              </w:rPr>
+              <w:t>温度</w:t>
+            </w:r>
+            <w:r>
+              <w:t>云图</w:t>
+            </w:r>
+          </w:p>
+        </w:tc>
+        <w:tc>
+          <w:tcPr>
+            <w:tcW w:w="6010" w:type="dxa"/>
+          </w:tcPr>
+          <w:p>
+            <w:pPr>
+              <w:spacing w:line="240" w:lineRule="auto"/>
+              <w:ind w:firstLineChars="0" w:firstLine="0"/>
+              <w:jc w:val="center"/>
+            </w:pPr>
+            <w:r>
+              <w:rPr>
+                <w:rFonts w:ascii="宋体" w:hAnsi="宋体" w:hint="eastAsia"/>
+              </w:rPr>
+              <w:t>{{</w:t>
+            </w:r>
+            <w:r>
+              <w:rPr>
+                <w:rFonts w:ascii="宋体" w:hAnsi="宋体" w:hint="eastAsia"/>
+                <w:kern w:val="0"/>
+              </w:rPr>
+              <w:t>壳体温度云图}}</w:t>
+            </w:r>
+          </w:p>
+        </w:tc>
+      </w:tr>
+      <w:tr>
+        <w:tc>
+          <w:tcPr>
+            <w:tcW w:w="2518" w:type="dxa"/>
+          </w:tcPr>
+          <w:p>
+            <w:pPr>
+              <w:spacing w:line="240" w:lineRule="auto"/>
+              <w:ind w:firstLineChars="0" w:firstLine="0"/>
+              <w:jc w:val="center"/>
+            </w:pPr>
+            <w:r>
+              <w:t>推进剂</w:t>
+            </w:r>
+            <w:r>
+              <w:rPr>
+                <w:rFonts w:hint="eastAsia"/>
+              </w:rPr>
+              <w:t>温度</w:t>
+            </w:r>
+            <w:r>
+              <w:t>云图</w:t>
+            </w:r>
+          </w:p>
+        </w:tc>
+        <w:tc>
+          <w:tcPr>
+            <w:tcW w:w="6010" w:type="dxa"/>
+          </w:tcPr>
+          <w:p>
+            <w:pPr>
+              <w:spacing w:line="240" w:lineRule="auto"/>
+              <w:ind w:firstLineChars="0" w:firstLine="0"/>
+              <w:jc w:val="center"/>
+            </w:pPr>
+            <w:r>
+              <w:rPr>
+                <w:rFonts w:ascii="宋体" w:hAnsi="宋体" w:hint="eastAsia"/>
+              </w:rPr>
+              <w:t>{{</w:t>
+            </w:r>
+            <w:r>
+              <w:rPr>
+                <w:rFonts w:ascii="宋体" w:hAnsi="宋体" w:hint="eastAsia"/>
+                <w:kern w:val="0"/>
+              </w:rPr>
+              <w:t>推进剂温度云图}}</w:t>
+            </w:r>
+          </w:p>
+        </w:tc>
+      </w:tr>
+      <w:tr>
+        <w:tc>
+          <w:tcPr>
+            <w:tcW w:w="2518" w:type="dxa"/>
+          </w:tcPr>
+          <w:p>
+            <w:pPr>
+              <w:spacing w:line="240" w:lineRule="auto"/>
+              <w:ind w:firstLineChars="0" w:firstLine="0"/>
+              <w:jc w:val="center"/>
+            </w:pPr>
+            <w:r>
+              <w:t>壳体</w:t>
+            </w:r>
+            <w:r>
+              <w:rPr>
+                <w:rFonts w:hint="eastAsia"/>
+              </w:rPr>
+              <w:t>超压</w:t>
+            </w:r>
+            <w:r>
+              <w:t>云图</w:t>
+            </w:r>
+          </w:p>
+        </w:tc>
+        <w:tc>
+          <w:tcPr>
+            <w:tcW w:w="6010" w:type="dxa"/>
+          </w:tcPr>
+          <w:p>
+            <w:pPr>
+              <w:spacing w:line="240" w:lineRule="auto"/>
+              <w:ind w:firstLineChars="0" w:firstLine="0"/>
+              <w:jc w:val="center"/>
+            </w:pPr>
+            <w:r>
+              <w:rPr>
+                <w:rFonts w:ascii="宋体" w:hAnsi="宋体" w:hint="eastAsia"/>
+              </w:rPr>
+              <w:t>{{</w:t>
+            </w:r>
+            <w:r>
+              <w:rPr>
+                <w:rFonts w:ascii="宋体" w:hAnsi="宋体" w:hint="eastAsia"/>
+                <w:kern w:val="0"/>
+              </w:rPr>
+              <w:t>壳体超压云图}}</w:t>
+            </w:r>
+          </w:p>
+        </w:tc>
+      </w:tr>
+      <w:tr>
+        <w:tc>
+          <w:tcPr>
+            <w:tcW w:w="2518" w:type="dxa"/>
+          </w:tcPr>
+          <w:p>
+            <w:pPr>
+              <w:spacing w:line="240" w:lineRule="auto"/>
+              <w:ind w:firstLineChars="0" w:firstLine="0"/>
+              <w:jc w:val="center"/>
+            </w:pPr>
+            <w:r>
+              <w:t>推进剂</w:t>
+            </w:r>
+            <w:r>
+              <w:rPr>
+                <w:rFonts w:hint="eastAsia"/>
+              </w:rPr>
+              <w:t>超压</w:t>
+            </w:r>
+            <w:r>
+              <w:t>云图</w:t>
+            </w:r>
+          </w:p>
+        </w:tc>
+        <w:tc>
+          <w:tcPr>
+            <w:tcW w:w="6010" w:type="dxa"/>
+          </w:tcPr>
+          <w:p>
+            <w:pPr>
+              <w:spacing w:line="240" w:lineRule="auto"/>
+              <w:ind w:firstLineChars="0" w:firstLine="0"/>
+              <w:jc w:val="center"/>
+            </w:pPr>
+            <w:r>
+              <w:rPr>
+                <w:rFonts w:ascii="宋体" w:hAnsi="宋体" w:hint="eastAsia"/>
+              </w:rPr>
+              <w:t>{{</w:t>
+            </w:r>
+            <w:r>
+              <w:rPr>
+                <w:rFonts w:ascii="宋体" w:hAnsi="宋体" w:hint="eastAsia"/>
+                <w:kern w:val="0"/>
+              </w:rPr>
+              <w:t>推进剂超压云图}}</w:t>
+            </w:r>
+          </w:p>
+        </w:tc>
+      </w:tr>
+      <w:bookmarkEnd w:id="0"/>
+    </w:tbl>
+    <w:p>
+      <w:pPr>
+        <w:ind w:firstLineChars="0" w:firstLine="0"/>
+      </w:pPr>
+    </w:p>
+    <w:p>
+      <w:pPr>
+        <w:ind w:firstLine="480"/>
+      </w:pPr>
+      <w:r>
+        <w:rPr>
+          <w:rFonts w:hint="eastAsia"/>
+        </w:rPr>
+        <w:t>分析</w:t>
+      </w:r>
+      <w:r>
+        <w:rPr>
+          <w:rFonts w:hint="eastAsia"/>
+        </w:rPr>
+        <w:t>:</w:t>
+      </w:r>
+      <w:r>
+        <w:rPr>
+          <w:rFonts w:hint="eastAsia"/>
+        </w:rPr>
+        <w:t>结合云图可知，</w:t>
+      </w:r>
+      <w:r>
+        <w:rPr>
+          <w:rFonts w:hint="eastAsia"/>
+        </w:rPr>
+        <w:t>殉爆距离</w:t>
+      </w:r>
+      <w:r>
+        <w:rPr>
+          <w:rFonts w:hint="eastAsia"/>
+        </w:rPr>
+        <w:t>为</w:t>
+      </w:r>
+      <w:r>
+        <w:rPr>
+          <w:rFonts w:hint="eastAsia"/>
+        </w:rPr>
+        <w:t>{{</w:t>
+      </w:r>
+      <w:r>
+        <w:rPr>
+          <w:rFonts w:hint="eastAsia"/>
+        </w:rPr>
+        <w:t>殉爆距离</w:t>
+      </w:r>
+      <w:r>
+        <w:rPr>
+          <w:rFonts w:hint="eastAsia"/>
+        </w:rPr>
+        <w:t>}}mm</w:t>
+      </w:r>
+      <w:r>
+        <w:rPr>
+          <w:rFonts w:hint="eastAsia"/>
+        </w:rPr>
+        <w:t>条件下推进剂薄弱环节位于</w:t>
+      </w:r>
+      <w:proofErr w:type="spellStart"/>
+      <w:r>
+        <w:rPr>
+          <w:rFonts w:hint="eastAsia"/>
+        </w:rPr>
+        <w:t>xxxxxx</w:t>
+      </w:r>
+      <w:proofErr w:type="spellEnd"/>
+      <w:r>
+        <w:rPr>
+          <w:rFonts w:hint="eastAsia"/>
+        </w:rPr>
+        <w:t>，发动机最大超压值为</w:t>
+      </w:r>
+      <w:r>
+        <w:rPr>
+          <w:rFonts w:hint="eastAsia"/>
+        </w:rPr>
+        <w:t>{{</w:t>
+      </w:r>
+      <w:r>
+        <w:rPr>
+          <w:rFonts w:ascii="宋体" w:hAnsi="宋体" w:hint="eastAsia"/>
+        </w:rPr>
+        <w:t>固体推进剂最大超压</w:t>
+      </w:r>
+      <w:r>
+        <w:rPr>
+          <w:rFonts w:hint="eastAsia"/>
+        </w:rPr>
+        <w:t>}}</w:t>
+      </w:r>
+      <w:r>
+        <w:rPr>
+          <w:rFonts w:hint="eastAsia"/>
+        </w:rPr>
+        <w:t>MPa</w:t>
+      </w:r>
+      <w:r>
+        <w:rPr>
+          <w:rFonts w:hint="eastAsia"/>
+        </w:rPr>
+        <w:t>。壳体薄弱环节位于</w:t>
+      </w:r>
+      <w:proofErr w:type="spellStart"/>
+      <w:r>
+        <w:rPr>
+          <w:rFonts w:hint="eastAsia"/>
+        </w:rPr>
+        <w:t>xxxxxxxx</w:t>
+      </w:r>
+      <w:proofErr w:type="spellEnd"/>
+      <w:r>
+        <w:rPr>
+          <w:rFonts w:hint="eastAsia"/>
+        </w:rPr>
+        <w:t>，最大应力为</w:t>
+      </w:r>
+      <w:r>
+        <w:rPr>
+          <w:rFonts w:hint="eastAsia"/>
+        </w:rPr>
+        <w:t>{{</w:t>
+      </w:r>
+      <w:r>
+        <w:rPr>
+          <w:rFonts w:ascii="宋体" w:hAnsi="宋体" w:hint="eastAsia"/>
+        </w:rPr>
+        <w:t>发动机壳体最大应力</w:t>
+      </w:r>
+      <w:r>
+        <w:rPr>
+          <w:rFonts w:hint="eastAsia"/>
+        </w:rPr>
+        <w:t>}}</w:t>
+      </w:r>
+      <w:r>
+        <w:rPr>
+          <w:rFonts w:hint="eastAsia"/>
+        </w:rPr>
+        <w:t>MPa</w:t>
+      </w:r>
+      <w:r>
+        <w:rPr>
+          <w:rFonts w:hint="eastAsia"/>
+        </w:rPr>
+        <w:t>。</w:t>
+      </w:r>
+    </w:p>
+    <w:p>
+      <w:pPr>
+        <w:spacing w:beforeLines="50" w:before="120" w:afterLines="50" w:after="120"/>
+        <w:ind w:firstLineChars="0" w:firstLine="0"/>
         <w:rPr>
           <w:rFonts w:ascii="黑体" w:eastAsia="黑体" w:hAnsi="黑体"/>
           <w:b/>
@@ -14879,7 +15150,6 @@
           <w:rFonts w:ascii="黑体" w:eastAsia="黑体" w:hAnsi="黑体" w:hint="eastAsia"/>
           <w:b/>
         </w:rPr>
-        <w:lastRenderedPageBreak/>
         <w:t>4结论</w:t>
       </w:r>
     </w:p>
@@ -15747,7 +16017,7 @@
       <w:pgSz w:w="11906" w:h="16838"/>
       <w:pgMar w:top="1440" w:right="1797" w:bottom="1440" w:left="1797" w:header="567" w:footer="425" w:gutter="0"/>
       <w:cols w:space="425"/>
-      <w:docGrid w:type="linesAndChars" w:linePitch="326"/>
+      <w:docGrid w:linePitch="326"/>
     </w:sectPr>
   </w:body>
 </w:document>
@@ -15877,7 +16147,7 @@
                 <w:sz w:val="21"/>
                 <w:szCs w:val="21"/>
               </w:rPr>
-              <w:t>12</w:t>
+              <w:t>13</w:t>
             </w:r>
             <w:r>
               <w:rPr>
@@ -15950,7 +16220,7 @@
                 <w:sz w:val="21"/>
                 <w:szCs w:val="21"/>
               </w:rPr>
-              <w:t>16</w:t>
+              <w:t>15</w:t>
             </w:r>
             <w:r>
               <w:rPr>
@@ -18077,7 +18347,7 @@
   <a:extraClrSchemeLst/>
   <a:extLst>
     <a:ext uri="{05A4C25C-085E-4340-85A3-A5531E510DB2}">
-      <thm15:themeFamily xmlns:thm15="http://schemas.microsoft.com/office/thememl/2012/main" xmlns="" name="Office Theme" id="{2E142A2C-CD16-42D6-873A-C26D2A0506FA}" vid="{1BDDFF52-6CD6-40A5-AB3C-68EB2F1E4D0A}"/>
+      <thm15:themeFamily xmlns="" xmlns:thm15="http://schemas.microsoft.com/office/thememl/2012/main" name="Office Theme" id="{2E142A2C-CD16-42D6-873A-C26D2A0506FA}" vid="{1BDDFF52-6CD6-40A5-AB3C-68EB2F1E4D0A}"/>
     </a:ext>
   </a:extLst>
 </a:theme>

--- a/mainWidget/mainWidget/src/template/殉爆仿真计算数据表.docx
+++ b/mainWidget/mainWidget/src/template/殉爆仿真计算数据表.docx
@@ -14525,6 +14525,338 @@
           </w:p>
         </w:tc>
       </w:tr>
+      <w:tr>
+        <w:trPr>
+          <w:trHeight w:val="747"/>
+          <w:jc w:val="center"/>
+        </w:trPr>
+        <w:tc>
+          <w:tcPr>
+            <w:tcW w:w="1680" w:type="dxa"/>
+            <w:vMerge w:val="restart"/>
+            <w:vAlign w:val="center"/>
+          </w:tcPr>
+          <w:p>
+            <w:pPr>
+              <w:spacing w:line="240" w:lineRule="auto"/>
+              <w:ind w:firstLine="480"/>
+              <w:jc w:val="center"/>
+              <w:rPr>
+                <w:rFonts w:ascii="宋体" w:hAnsi="宋体"/>
+              </w:rPr>
+            </w:pPr>
+            <w:bookmarkStart w:id="0" w:name="_GoBack" w:colFirst="0" w:colLast="0"/>
+            <w:r>
+              <w:rPr>
+                <w:rFonts w:ascii="宋体" w:hAnsi="宋体"/>
+              </w:rPr>
+              <w:t>反应度</w:t>
+            </w:r>
+          </w:p>
+        </w:tc>
+        <w:tc>
+          <w:tcPr>
+            <w:tcW w:w="2813" w:type="dxa"/>
+            <w:vAlign w:val="center"/>
+          </w:tcPr>
+          <w:p>
+            <w:pPr>
+              <w:spacing w:line="240" w:lineRule="auto"/>
+              <w:ind w:firstLineChars="0" w:firstLine="0"/>
+              <w:jc w:val="center"/>
+              <w:rPr>
+                <w:rFonts w:ascii="宋体" w:hAnsi="宋体" w:hint="eastAsia"/>
+              </w:rPr>
+            </w:pPr>
+            <w:r>
+              <w:rPr>
+                <w:rFonts w:ascii="宋体" w:hAnsi="宋体" w:hint="eastAsia"/>
+              </w:rPr>
+              <w:t>固体推进剂最大反应度</w:t>
+            </w:r>
+          </w:p>
+        </w:tc>
+        <w:tc>
+          <w:tcPr>
+            <w:tcW w:w="1843" w:type="dxa"/>
+          </w:tcPr>
+          <w:p>
+            <w:pPr>
+              <w:spacing w:line="240" w:lineRule="auto"/>
+              <w:ind w:firstLineChars="0" w:firstLine="0"/>
+              <w:jc w:val="center"/>
+              <w:rPr>
+                <w:rFonts w:ascii="宋体" w:hAnsi="宋体" w:hint="eastAsia"/>
+              </w:rPr>
+            </w:pPr>
+            <w:r>
+              <w:rPr>
+                <w:rFonts w:ascii="宋体" w:hAnsi="宋体" w:hint="eastAsia"/>
+              </w:rPr>
+              <w:t>{{</w:t>
+            </w:r>
+            <w:r>
+              <w:rPr>
+                <w:rFonts w:ascii="宋体" w:hAnsi="宋体" w:hint="eastAsia"/>
+              </w:rPr>
+              <w:t>固体推进剂最大反应度</w:t>
+            </w:r>
+            <w:r>
+              <w:rPr>
+                <w:rFonts w:ascii="宋体" w:hAnsi="宋体" w:hint="eastAsia"/>
+              </w:rPr>
+              <w:t>}}</w:t>
+            </w:r>
+          </w:p>
+        </w:tc>
+        <w:tc>
+          <w:tcPr>
+            <w:tcW w:w="1417" w:type="dxa"/>
+          </w:tcPr>
+          <w:p>
+            <w:pPr>
+              <w:spacing w:line="240" w:lineRule="auto"/>
+              <w:ind w:firstLineChars="0" w:firstLine="0"/>
+              <w:jc w:val="center"/>
+              <w:rPr>
+                <w:rFonts w:ascii="宋体" w:hAnsi="宋体" w:hint="eastAsia"/>
+              </w:rPr>
+            </w:pPr>
+          </w:p>
+        </w:tc>
+        <w:tc>
+          <w:tcPr>
+            <w:tcW w:w="2268" w:type="dxa"/>
+          </w:tcPr>
+          <w:p>
+            <w:pPr>
+              <w:spacing w:line="240" w:lineRule="auto"/>
+              <w:ind w:firstLineChars="0" w:firstLine="0"/>
+              <w:jc w:val="center"/>
+              <w:rPr>
+                <w:rFonts w:ascii="宋体" w:hAnsi="宋体" w:hint="eastAsia"/>
+              </w:rPr>
+            </w:pPr>
+            <w:r>
+              <w:rPr>
+                <w:rFonts w:ascii="宋体" w:hAnsi="宋体" w:hint="eastAsia"/>
+              </w:rPr>
+              <w:t>固体推进剂最小反应度</w:t>
+            </w:r>
+          </w:p>
+        </w:tc>
+        <w:tc>
+          <w:tcPr>
+            <w:tcW w:w="1843" w:type="dxa"/>
+          </w:tcPr>
+          <w:p>
+            <w:pPr>
+              <w:spacing w:line="240" w:lineRule="auto"/>
+              <w:ind w:firstLineChars="0" w:firstLine="0"/>
+              <w:jc w:val="center"/>
+              <w:rPr>
+                <w:rFonts w:ascii="宋体" w:hAnsi="宋体" w:hint="eastAsia"/>
+              </w:rPr>
+            </w:pPr>
+            <w:r>
+              <w:rPr>
+                <w:rFonts w:ascii="宋体" w:hAnsi="宋体" w:hint="eastAsia"/>
+              </w:rPr>
+              <w:t>{{</w:t>
+            </w:r>
+            <w:r>
+              <w:rPr>
+                <w:rFonts w:ascii="宋体" w:hAnsi="宋体" w:hint="eastAsia"/>
+              </w:rPr>
+              <w:t>固体推进剂最小反应度</w:t>
+            </w:r>
+            <w:r>
+              <w:rPr>
+                <w:rFonts w:ascii="宋体" w:hAnsi="宋体" w:hint="eastAsia"/>
+              </w:rPr>
+              <w:t>}}</w:t>
+            </w:r>
+          </w:p>
+        </w:tc>
+        <w:tc>
+          <w:tcPr>
+            <w:tcW w:w="1440" w:type="dxa"/>
+          </w:tcPr>
+          <w:p>
+            <w:pPr>
+              <w:spacing w:line="240" w:lineRule="auto"/>
+              <w:ind w:firstLineChars="0" w:firstLine="0"/>
+              <w:jc w:val="center"/>
+              <w:rPr>
+                <w:rFonts w:ascii="宋体" w:hAnsi="宋体" w:hint="eastAsia"/>
+              </w:rPr>
+            </w:pPr>
+          </w:p>
+        </w:tc>
+      </w:tr>
+      <w:bookmarkEnd w:id="0"/>
+      <w:tr>
+        <w:trPr>
+          <w:trHeight w:val="747"/>
+          <w:jc w:val="center"/>
+        </w:trPr>
+        <w:tc>
+          <w:tcPr>
+            <w:tcW w:w="1680" w:type="dxa"/>
+            <w:vMerge/>
+            <w:vAlign w:val="center"/>
+          </w:tcPr>
+          <w:p>
+            <w:pPr>
+              <w:spacing w:line="240" w:lineRule="auto"/>
+              <w:ind w:firstLine="480"/>
+              <w:jc w:val="center"/>
+              <w:rPr>
+                <w:rFonts w:ascii="宋体" w:hAnsi="宋体"/>
+              </w:rPr>
+            </w:pPr>
+          </w:p>
+        </w:tc>
+        <w:tc>
+          <w:tcPr>
+            <w:tcW w:w="2813" w:type="dxa"/>
+            <w:vAlign w:val="center"/>
+          </w:tcPr>
+          <w:p>
+            <w:pPr>
+              <w:spacing w:line="240" w:lineRule="auto"/>
+              <w:ind w:firstLineChars="0" w:firstLine="0"/>
+              <w:jc w:val="center"/>
+              <w:rPr>
+                <w:rFonts w:ascii="宋体" w:hAnsi="宋体" w:hint="eastAsia"/>
+              </w:rPr>
+            </w:pPr>
+            <w:r>
+              <w:rPr>
+                <w:rFonts w:ascii="宋体" w:hAnsi="宋体" w:hint="eastAsia"/>
+              </w:rPr>
+              <w:t>固体推进剂平均反应度</w:t>
+            </w:r>
+          </w:p>
+        </w:tc>
+        <w:tc>
+          <w:tcPr>
+            <w:tcW w:w="1843" w:type="dxa"/>
+          </w:tcPr>
+          <w:p>
+            <w:pPr>
+              <w:spacing w:line="240" w:lineRule="auto"/>
+              <w:ind w:firstLineChars="0" w:firstLine="0"/>
+              <w:jc w:val="center"/>
+              <w:rPr>
+                <w:rFonts w:ascii="宋体" w:hAnsi="宋体" w:hint="eastAsia"/>
+              </w:rPr>
+            </w:pPr>
+            <w:r>
+              <w:rPr>
+                <w:rFonts w:ascii="宋体" w:hAnsi="宋体" w:hint="eastAsia"/>
+              </w:rPr>
+              <w:t>{{</w:t>
+            </w:r>
+            <w:r>
+              <w:rPr>
+                <w:rFonts w:ascii="宋体" w:hAnsi="宋体" w:hint="eastAsia"/>
+              </w:rPr>
+              <w:t>固体推进剂平均反应度</w:t>
+            </w:r>
+            <w:r>
+              <w:rPr>
+                <w:rFonts w:ascii="宋体" w:hAnsi="宋体" w:hint="eastAsia"/>
+              </w:rPr>
+              <w:t>}}</w:t>
+            </w:r>
+          </w:p>
+        </w:tc>
+        <w:tc>
+          <w:tcPr>
+            <w:tcW w:w="1417" w:type="dxa"/>
+          </w:tcPr>
+          <w:p>
+            <w:pPr>
+              <w:spacing w:line="240" w:lineRule="auto"/>
+              <w:ind w:firstLineChars="0" w:firstLine="0"/>
+              <w:jc w:val="center"/>
+              <w:rPr>
+                <w:rFonts w:ascii="宋体" w:hAnsi="宋体" w:hint="eastAsia"/>
+              </w:rPr>
+            </w:pPr>
+          </w:p>
+        </w:tc>
+        <w:tc>
+          <w:tcPr>
+            <w:tcW w:w="2268" w:type="dxa"/>
+          </w:tcPr>
+          <w:p>
+            <w:pPr>
+              <w:spacing w:line="240" w:lineRule="auto"/>
+              <w:ind w:firstLineChars="0" w:firstLine="0"/>
+              <w:jc w:val="center"/>
+              <w:rPr>
+                <w:rFonts w:ascii="宋体" w:hAnsi="宋体" w:hint="eastAsia"/>
+              </w:rPr>
+            </w:pPr>
+            <w:r>
+              <w:rPr>
+                <w:rFonts w:ascii="宋体" w:hAnsi="宋体" w:hint="eastAsia"/>
+              </w:rPr>
+              <w:t>固体推进剂反应度标准差</w:t>
+            </w:r>
+          </w:p>
+        </w:tc>
+        <w:tc>
+          <w:tcPr>
+            <w:tcW w:w="1843" w:type="dxa"/>
+          </w:tcPr>
+          <w:p>
+            <w:pPr>
+              <w:spacing w:line="240" w:lineRule="auto"/>
+              <w:ind w:firstLineChars="0" w:firstLine="0"/>
+              <w:jc w:val="center"/>
+              <w:rPr>
+                <w:rFonts w:ascii="宋体" w:hAnsi="宋体" w:hint="eastAsia"/>
+              </w:rPr>
+            </w:pPr>
+            <w:r>
+              <w:rPr>
+                <w:rFonts w:ascii="宋体" w:hAnsi="宋体" w:hint="eastAsia"/>
+              </w:rPr>
+              <w:t>{{</w:t>
+            </w:r>
+            <w:r>
+              <w:rPr>
+                <w:rFonts w:ascii="宋体" w:hAnsi="宋体" w:hint="eastAsia"/>
+              </w:rPr>
+              <w:t>固体推进剂反应度标准差</w:t>
+            </w:r>
+            <w:r>
+              <w:rPr>
+                <w:rFonts w:ascii="宋体" w:hAnsi="宋体" w:hint="eastAsia"/>
+              </w:rPr>
+              <w:t>}}</w:t>
+            </w:r>
+          </w:p>
+        </w:tc>
+        <w:tc>
+          <w:tcPr>
+            <w:tcW w:w="1440" w:type="dxa"/>
+          </w:tcPr>
+          <w:p>
+            <w:pPr>
+              <w:spacing w:line="240" w:lineRule="auto"/>
+              <w:ind w:firstLineChars="0" w:firstLine="0"/>
+              <w:jc w:val="center"/>
+              <w:rPr>
+                <w:rFonts w:ascii="宋体" w:hAnsi="宋体" w:hint="eastAsia"/>
+              </w:rPr>
+            </w:pPr>
+          </w:p>
+        </w:tc>
+      </w:tr>
     </w:tbl>
     <w:p>
       <w:pPr>
@@ -14614,7 +14946,6 @@
               <w:ind w:firstLineChars="0" w:firstLine="0"/>
               <w:jc w:val="center"/>
             </w:pPr>
-            <w:bookmarkStart w:id="0" w:name="_GoBack" w:colFirst="1" w:colLast="1"/>
             <w:r>
               <w:t>壳体应力云图</w:t>
             </w:r>
@@ -14982,7 +15313,60 @@
           </w:p>
         </w:tc>
       </w:tr>
-      <w:bookmarkEnd w:id="0"/>
+      <w:tr>
+        <w:tc>
+          <w:tcPr>
+            <w:tcW w:w="2518" w:type="dxa"/>
+          </w:tcPr>
+          <w:p>
+            <w:pPr>
+              <w:spacing w:line="240" w:lineRule="auto"/>
+              <w:ind w:firstLineChars="0" w:firstLine="0"/>
+              <w:jc w:val="center"/>
+            </w:pPr>
+            <w:r>
+              <w:rPr>
+                <w:rFonts w:hint="eastAsia"/>
+              </w:rPr>
+              <w:t>推进剂反应度云图</w:t>
+            </w:r>
+          </w:p>
+        </w:tc>
+        <w:tc>
+          <w:tcPr>
+            <w:tcW w:w="6010" w:type="dxa"/>
+          </w:tcPr>
+          <w:p>
+            <w:pPr>
+              <w:spacing w:line="240" w:lineRule="auto"/>
+              <w:ind w:firstLineChars="0" w:firstLine="0"/>
+              <w:jc w:val="center"/>
+              <w:rPr>
+                <w:rFonts w:ascii="宋体" w:hAnsi="宋体" w:hint="eastAsia"/>
+              </w:rPr>
+            </w:pPr>
+            <w:r>
+              <w:rPr>
+                <w:rFonts w:ascii="宋体" w:hAnsi="宋体" w:hint="eastAsia"/>
+              </w:rPr>
+              <w:t>{{</w:t>
+            </w:r>
+            <w:r>
+              <w:rPr>
+                <w:rFonts w:hint="eastAsia"/>
+              </w:rPr>
+              <w:t>反应度</w:t>
+            </w:r>
+            <w:r>
+              <w:rPr>
+                <w:rFonts w:ascii="宋体" w:hAnsi="宋体" w:hint="eastAsia"/>
+                <w:kern w:val="0"/>
+              </w:rPr>
+              <w:t>云图}}</w:t>
+            </w:r>
+          </w:p>
+        </w:tc>
+      </w:tr>
     </w:tbl>
     <w:p>
       <w:pPr>
@@ -16147,7 +16531,7 @@
                 <w:sz w:val="21"/>
                 <w:szCs w:val="21"/>
               </w:rPr>
-              <w:t>13</w:t>
+              <w:t>12</w:t>
             </w:r>
             <w:r>
               <w:rPr>
@@ -18347,7 +18731,7 @@
   <a:extraClrSchemeLst/>
   <a:extLst>
     <a:ext uri="{05A4C25C-085E-4340-85A3-A5531E510DB2}">
-      <thm15:themeFamily xmlns="" xmlns:thm15="http://schemas.microsoft.com/office/thememl/2012/main" name="Office Theme" id="{2E142A2C-CD16-42D6-873A-C26D2A0506FA}" vid="{1BDDFF52-6CD6-40A5-AB3C-68EB2F1E4D0A}"/>
+      <thm15:themeFamily xmlns:thm15="http://schemas.microsoft.com/office/thememl/2012/main" xmlns="" name="Office Theme" id="{2E142A2C-CD16-42D6-873A-C26D2A0506FA}" vid="{1BDDFF52-6CD6-40A5-AB3C-68EB2F1E4D0A}"/>
     </a:ext>
   </a:extLst>
 </a:theme>

--- a/mainWidget/mainWidget/src/template/殉爆仿真计算数据表.docx
+++ b/mainWidget/mainWidget/src/template/殉爆仿真计算数据表.docx
@@ -9054,73 +9054,33 @@
         </w:rPr>
         <w:t>观测点设置如下图所示。</w:t>
       </w:r>
-      <w:r>
-        <w:rPr>
-          <w:rFonts w:hint="eastAsia"/>
-          <w:highlight w:val="yellow"/>
-        </w:rPr>
-        <w:t>(</w:t>
-      </w:r>
-      <w:r>
-        <w:rPr>
-          <w:rFonts w:hint="eastAsia"/>
-          <w:highlight w:val="yellow"/>
-        </w:rPr>
-        <w:t>导入观测点分布情况，交代观测点分布的位置和数量，例如下图。</w:t>
-      </w:r>
-      <w:r>
-        <w:rPr>
-          <w:rFonts w:hint="eastAsia"/>
-          <w:highlight w:val="yellow"/>
-        </w:rPr>
-        <w:t>)</w:t>
-      </w:r>
+      <w:bookmarkStart w:id="0" w:name="_GoBack"/>
+      <w:bookmarkEnd w:id="0"/>
     </w:p>
     <w:p>
       <w:pPr>
         <w:spacing w:line="240" w:lineRule="auto"/>
         <w:ind w:firstLine="480"/>
+        <w:jc w:val="center"/>
       </w:pPr>
       <w:r>
         <w:rPr>
-          <w:noProof/>
-        </w:rPr>
-        <w:lastRenderedPageBreak/>
-        <w:drawing>
-          <wp:inline distT="0" distB="0" distL="0" distR="0" wp14:anchorId="174DA1B1" wp14:editId="02D8A488">
-            <wp:extent cx="5274310" cy="1699260"/>
-            <wp:effectExtent l="0" t="0" r="2540" b="0"/>
-            <wp:docPr id="61234768" name="图片 1"/>
-            <wp:cNvGraphicFramePr>
-              <a:graphicFrameLocks xmlns:a="http://schemas.openxmlformats.org/drawingml/2006/main" noChangeAspect="1"/>
-            </wp:cNvGraphicFramePr>
-            <a:graphic xmlns:a="http://schemas.openxmlformats.org/drawingml/2006/main">
-              <a:graphicData uri="http://schemas.openxmlformats.org/drawingml/2006/picture">
-                <pic:pic xmlns:pic="http://schemas.openxmlformats.org/drawingml/2006/picture">
-                  <pic:nvPicPr>
-                    <pic:cNvPr id="61234768" name=""/>
-                    <pic:cNvPicPr/>
-                  </pic:nvPicPr>
-                  <pic:blipFill>
-                    <a:blip r:embed="rId7"/>
-                    <a:stretch>
-                      <a:fillRect/>
-                    </a:stretch>
-                  </pic:blipFill>
-                  <pic:spPr>
-                    <a:xfrm>
-                      <a:off x="0" y="0"/>
-                      <a:ext cx="5274310" cy="1699260"/>
-                    </a:xfrm>
-                    <a:prstGeom prst="rect">
-                      <a:avLst/>
-                    </a:prstGeom>
-                  </pic:spPr>
-                </pic:pic>
-              </a:graphicData>
-            </a:graphic>
-          </wp:inline>
-        </w:drawing>
+          <w:rFonts w:ascii="宋体" w:hAnsi="宋体" w:hint="eastAsia"/>
+        </w:rPr>
+        <w:t>{{</w:t>
+      </w:r>
+      <w:r>
+        <w:rPr>
+          <w:rFonts w:hint="eastAsia"/>
+        </w:rPr>
+        <w:t>观测点分布图</w:t>
+      </w:r>
+      <w:r>
+        <w:rPr>
+          <w:rFonts w:ascii="宋体" w:hAnsi="宋体" w:hint="eastAsia"/>
+          <w:kern w:val="0"/>
+        </w:rPr>
+        <w:t>}}</w:t>
       </w:r>
     </w:p>
     <w:p>
@@ -9441,12 +9401,12 @@
       <w:pPr>
         <w:ind w:firstLine="480"/>
         <w:sectPr>
-          <w:headerReference w:type="even" r:id="rId8"/>
-          <w:headerReference w:type="default" r:id="rId9"/>
-          <w:footerReference w:type="even" r:id="rId10"/>
-          <w:footerReference w:type="default" r:id="rId11"/>
-          <w:headerReference w:type="first" r:id="rId12"/>
-          <w:footerReference w:type="first" r:id="rId13"/>
+          <w:headerReference w:type="even" r:id="rId7"/>
+          <w:headerReference w:type="default" r:id="rId8"/>
+          <w:footerReference w:type="even" r:id="rId9"/>
+          <w:footerReference w:type="default" r:id="rId10"/>
+          <w:headerReference w:type="first" r:id="rId11"/>
+          <w:footerReference w:type="first" r:id="rId12"/>
           <w:pgSz w:w="11906" w:h="16838"/>
           <w:pgMar w:top="1440" w:right="1797" w:bottom="1440" w:left="1797" w:header="567" w:footer="425" w:gutter="0"/>
           <w:cols w:space="425"/>
@@ -9454,6 +9414,7 @@
         </w:sectPr>
       </w:pPr>
       <w:r>
+        <w:lastRenderedPageBreak/>
         <w:br w:type="page"/>
       </w:r>
     </w:p>
@@ -10786,7 +10747,7 @@
           <w:p>
             <w:pPr>
               <w:spacing w:line="240" w:lineRule="auto"/>
-              <w:ind w:firstLine="480"/>
+              <w:ind w:firstLineChars="0" w:firstLine="0"/>
               <w:jc w:val="center"/>
               <w:rPr>
                 <w:rFonts w:ascii="宋体" w:hAnsi="宋体"/>
@@ -14539,19 +14500,32 @@
           <w:p>
             <w:pPr>
               <w:spacing w:line="240" w:lineRule="auto"/>
-              <w:ind w:firstLine="480"/>
-              <w:jc w:val="center"/>
-              <w:rPr>
-                <w:rFonts w:ascii="宋体" w:hAnsi="宋体"/>
-              </w:rPr>
-            </w:pPr>
-            <w:bookmarkStart w:id="0" w:name="_GoBack" w:colFirst="0" w:colLast="0"/>
-            <w:r>
-              <w:rPr>
-                <w:rFonts w:ascii="宋体" w:hAnsi="宋体"/>
-              </w:rPr>
-              <w:t>反应度</w:t>
-            </w:r>
+              <w:ind w:firstLineChars="0" w:firstLine="0"/>
+              <w:jc w:val="center"/>
+              <w:rPr>
+                <w:rFonts w:ascii="宋体" w:hAnsi="宋体"/>
+              </w:rPr>
+            </w:pPr>
+            <w:r>
+              <w:rPr>
+                <w:rFonts w:ascii="宋体" w:hAnsi="宋体"/>
+              </w:rPr>
+              <w:t>反应</w:t>
+            </w:r>
+            <w:proofErr w:type="gramStart"/>
+            <w:r>
+              <w:rPr>
+                <w:rFonts w:ascii="宋体" w:hAnsi="宋体"/>
+              </w:rPr>
+              <w:t>度</w:t>
+            </w:r>
+            <w:r>
+              <w:rPr>
+                <w:rFonts w:ascii="宋体" w:hAnsi="宋体"/>
+              </w:rPr>
+              <w:t>数据</w:t>
+            </w:r>
+            <w:proofErr w:type="gramEnd"/>
           </w:p>
         </w:tc>
         <w:tc>
@@ -14565,7 +14539,7 @@
               <w:ind w:firstLineChars="0" w:firstLine="0"/>
               <w:jc w:val="center"/>
               <w:rPr>
-                <w:rFonts w:ascii="宋体" w:hAnsi="宋体" w:hint="eastAsia"/>
+                <w:rFonts w:ascii="宋体" w:hAnsi="宋体"/>
               </w:rPr>
             </w:pPr>
             <w:r>
@@ -14586,7 +14560,7 @@
               <w:ind w:firstLineChars="0" w:firstLine="0"/>
               <w:jc w:val="center"/>
               <w:rPr>
-                <w:rFonts w:ascii="宋体" w:hAnsi="宋体" w:hint="eastAsia"/>
+                <w:rFonts w:ascii="宋体" w:hAnsi="宋体"/>
               </w:rPr>
             </w:pPr>
             <w:r>
@@ -14619,7 +14593,7 @@
               <w:ind w:firstLineChars="0" w:firstLine="0"/>
               <w:jc w:val="center"/>
               <w:rPr>
-                <w:rFonts w:ascii="宋体" w:hAnsi="宋体" w:hint="eastAsia"/>
+                <w:rFonts w:ascii="宋体" w:hAnsi="宋体"/>
               </w:rPr>
             </w:pPr>
           </w:p>
@@ -14634,7 +14608,7 @@
               <w:ind w:firstLineChars="0" w:firstLine="0"/>
               <w:jc w:val="center"/>
               <w:rPr>
-                <w:rFonts w:ascii="宋体" w:hAnsi="宋体" w:hint="eastAsia"/>
+                <w:rFonts w:ascii="宋体" w:hAnsi="宋体"/>
               </w:rPr>
             </w:pPr>
             <w:r>
@@ -14655,7 +14629,7 @@
               <w:ind w:firstLineChars="0" w:firstLine="0"/>
               <w:jc w:val="center"/>
               <w:rPr>
-                <w:rFonts w:ascii="宋体" w:hAnsi="宋体" w:hint="eastAsia"/>
+                <w:rFonts w:ascii="宋体" w:hAnsi="宋体"/>
               </w:rPr>
             </w:pPr>
             <w:r>
@@ -14688,13 +14662,12 @@
               <w:ind w:firstLineChars="0" w:firstLine="0"/>
               <w:jc w:val="center"/>
               <w:rPr>
-                <w:rFonts w:ascii="宋体" w:hAnsi="宋体" w:hint="eastAsia"/>
+                <w:rFonts w:ascii="宋体" w:hAnsi="宋体"/>
               </w:rPr>
             </w:pPr>
           </w:p>
         </w:tc>
       </w:tr>
-      <w:bookmarkEnd w:id="0"/>
       <w:tr>
         <w:trPr>
           <w:trHeight w:val="747"/>
@@ -14728,7 +14701,7 @@
               <w:ind w:firstLineChars="0" w:firstLine="0"/>
               <w:jc w:val="center"/>
               <w:rPr>
-                <w:rFonts w:ascii="宋体" w:hAnsi="宋体" w:hint="eastAsia"/>
+                <w:rFonts w:ascii="宋体" w:hAnsi="宋体"/>
               </w:rPr>
             </w:pPr>
             <w:r>
@@ -14749,7 +14722,7 @@
               <w:ind w:firstLineChars="0" w:firstLine="0"/>
               <w:jc w:val="center"/>
               <w:rPr>
-                <w:rFonts w:ascii="宋体" w:hAnsi="宋体" w:hint="eastAsia"/>
+                <w:rFonts w:ascii="宋体" w:hAnsi="宋体"/>
               </w:rPr>
             </w:pPr>
             <w:r>
@@ -14782,7 +14755,7 @@
               <w:ind w:firstLineChars="0" w:firstLine="0"/>
               <w:jc w:val="center"/>
               <w:rPr>
-                <w:rFonts w:ascii="宋体" w:hAnsi="宋体" w:hint="eastAsia"/>
+                <w:rFonts w:ascii="宋体" w:hAnsi="宋体"/>
               </w:rPr>
             </w:pPr>
           </w:p>
@@ -14797,7 +14770,7 @@
               <w:ind w:firstLineChars="0" w:firstLine="0"/>
               <w:jc w:val="center"/>
               <w:rPr>
-                <w:rFonts w:ascii="宋体" w:hAnsi="宋体" w:hint="eastAsia"/>
+                <w:rFonts w:ascii="宋体" w:hAnsi="宋体"/>
               </w:rPr>
             </w:pPr>
             <w:r>
@@ -14818,7 +14791,7 @@
               <w:ind w:firstLineChars="0" w:firstLine="0"/>
               <w:jc w:val="center"/>
               <w:rPr>
-                <w:rFonts w:ascii="宋体" w:hAnsi="宋体" w:hint="eastAsia"/>
+                <w:rFonts w:ascii="宋体" w:hAnsi="宋体"/>
               </w:rPr>
             </w:pPr>
             <w:r>
@@ -14851,7 +14824,7 @@
               <w:ind w:firstLineChars="0" w:firstLine="0"/>
               <w:jc w:val="center"/>
               <w:rPr>
-                <w:rFonts w:ascii="宋体" w:hAnsi="宋体" w:hint="eastAsia"/>
+                <w:rFonts w:ascii="宋体" w:hAnsi="宋体"/>
               </w:rPr>
             </w:pPr>
           </w:p>
@@ -15342,7 +15315,7 @@
               <w:ind w:firstLineChars="0" w:firstLine="0"/>
               <w:jc w:val="center"/>
               <w:rPr>
-                <w:rFonts w:ascii="宋体" w:hAnsi="宋体" w:hint="eastAsia"/>
+                <w:rFonts w:ascii="宋体" w:hAnsi="宋体"/>
               </w:rPr>
             </w:pPr>
             <w:r>
@@ -16531,7 +16504,7 @@
                 <w:sz w:val="21"/>
                 <w:szCs w:val="21"/>
               </w:rPr>
-              <w:t>12</w:t>
+              <w:t>8</w:t>
             </w:r>
             <w:r>
               <w:rPr>

--- a/mainWidget/mainWidget/src/template/殉爆仿真计算数据表.docx
+++ b/mainWidget/mainWidget/src/template/殉爆仿真计算数据表.docx
@@ -3356,7 +3356,7 @@
         </w:tc>
         <w:tc>
           <w:tcPr>
-            <w:tcW w:w="1038" w:type="dxa"/>
+            <w:tcW w:w="1231" w:type="dxa"/>
           </w:tcPr>
           <w:p>
             <w:pPr>
@@ -3561,7 +3561,7 @@
         </w:tc>
         <w:tc>
           <w:tcPr>
-            <w:tcW w:w="1038" w:type="dxa"/>
+            <w:tcW w:w="1231" w:type="dxa"/>
           </w:tcPr>
           <w:p>
             <w:pPr>
@@ -3733,7 +3733,7 @@
         </w:tc>
         <w:tc>
           <w:tcPr>
-            <w:tcW w:w="1038" w:type="dxa"/>
+            <w:tcW w:w="1231" w:type="dxa"/>
           </w:tcPr>
           <w:p>
             <w:pPr>
@@ -3775,6 +3775,7 @@
               <w:ind w:firstLineChars="0" w:firstLine="0"/>
               <w:jc w:val="center"/>
             </w:pPr>
+            <w:bookmarkStart w:id="0" w:name="_GoBack" w:colFirst="4" w:colLast="6"/>
             <w:r>
               <w:rPr>
                 <w:rFonts w:hint="eastAsia"/>
@@ -3899,19 +3900,7 @@
               <w:rPr>
                 <w:rFonts w:hint="eastAsia"/>
               </w:rPr>
-              <w:t>{{</w:t>
-            </w:r>
-            <w:r>
-              <w:rPr>
-                <w:rFonts w:hint="eastAsia"/>
-              </w:rPr>
-              <w:t>G1</w:t>
-            </w:r>
-            <w:r>
-              <w:rPr>
-                <w:rFonts w:hint="eastAsia"/>
-              </w:rPr>
-              <w:t>}}</w:t>
+              <w:t>6.8</w:t>
             </w:r>
           </w:p>
         </w:tc>
@@ -3923,55 +3912,31 @@
             <w:pPr>
               <w:pStyle w:val="ad"/>
               <w:ind w:firstLineChars="0" w:firstLine="0"/>
-            </w:pPr>
-            <w:r>
-              <w:rPr>
-                <w:rFonts w:hint="eastAsia"/>
-              </w:rPr>
-              <w:t>{{</w:t>
-            </w:r>
-            <w:r>
-              <w:rPr>
-                <w:rFonts w:hint="eastAsia"/>
-              </w:rPr>
-              <w:t>G2</w:t>
-            </w:r>
-            <w:r>
-              <w:rPr>
-                <w:rFonts w:hint="eastAsia"/>
-              </w:rPr>
-              <w:t>}}</w:t>
-            </w:r>
-          </w:p>
-        </w:tc>
-        <w:tc>
-          <w:tcPr>
-            <w:tcW w:w="1038" w:type="dxa"/>
+              <w:jc w:val="center"/>
+            </w:pPr>
+            <w:r>
+              <w:rPr>
+                <w:rFonts w:hint="eastAsia"/>
+              </w:rPr>
+              <w:t>2.2</w:t>
+            </w:r>
+          </w:p>
+        </w:tc>
+        <w:tc>
+          <w:tcPr>
+            <w:tcW w:w="1231" w:type="dxa"/>
           </w:tcPr>
           <w:p>
             <w:pPr>
               <w:pStyle w:val="ad"/>
               <w:ind w:firstLineChars="0" w:firstLine="0"/>
-            </w:pPr>
-            <w:r>
-              <w:rPr>
-                <w:rFonts w:hint="eastAsia"/>
-              </w:rPr>
-              <w:t>{{</w:t>
-            </w:r>
-            <w:proofErr w:type="spellStart"/>
-            <w:r>
-              <w:rPr>
-                <w:rFonts w:hint="eastAsia"/>
-              </w:rPr>
-              <w:t>Figmax</w:t>
-            </w:r>
-            <w:proofErr w:type="spellEnd"/>
-            <w:r>
-              <w:rPr>
-                <w:rFonts w:hint="eastAsia"/>
-              </w:rPr>
-              <w:t>}}</w:t>
+              <w:jc w:val="center"/>
+            </w:pPr>
+            <w:r>
+              <w:rPr>
+                <w:rFonts w:hint="eastAsia"/>
+              </w:rPr>
+              <w:t>6.8</w:t>
             </w:r>
           </w:p>
         </w:tc>
@@ -3989,6 +3954,7 @@
         </w:tc>
       </w:tr>
     </w:tbl>
+    <w:bookmarkEnd w:id="0"/>
     <w:p>
       <w:pPr>
         <w:ind w:firstLine="480"/>
@@ -9054,8 +9020,6 @@
         </w:rPr>
         <w:t>观测点设置如下图所示。</w:t>
       </w:r>
-      <w:bookmarkStart w:id="0" w:name="_GoBack"/>
-      <w:bookmarkEnd w:id="0"/>
     </w:p>
     <w:p>
       <w:pPr>
@@ -9191,101 +9155,56 @@
         </w:rPr>
         <w:t>:</w:t>
       </w:r>
-      <w:proofErr w:type="gramStart"/>
       <w:r>
         <w:rPr>
           <w:rFonts w:hint="eastAsia"/>
-        </w:rPr>
-        <w:t>FG1max:</w:t>
-      </w:r>
-      <w:proofErr w:type="gramEnd"/>
+          <w:kern w:val="0"/>
+          <w14:ligatures w14:val="none"/>
+        </w:rPr>
+        <w:t xml:space="preserve"> </w:t>
+      </w:r>
       <w:r>
         <w:rPr>
           <w:rFonts w:hint="eastAsia"/>
-        </w:rPr>
-        <w:t>{{G1}}</w:t>
+          <w:kern w:val="0"/>
+          <w14:ligatures w14:val="none"/>
+        </w:rPr>
+        <w:t>FG1max:6.8</w:t>
       </w:r>
       <w:r>
         <w:rPr>
           <w:rFonts w:hint="eastAsia"/>
+          <w:kern w:val="0"/>
+          <w14:ligatures w14:val="none"/>
         </w:rPr>
         <w:tab/>
+        <w:t xml:space="preserve"> FG2min: 2.2 </w:t>
       </w:r>
       <w:r>
         <w:rPr>
           <w:rFonts w:hint="eastAsia"/>
-        </w:rPr>
-        <w:t xml:space="preserve"> </w:t>
-      </w:r>
+          <w:kern w:val="0"/>
+          <w14:ligatures w14:val="none"/>
+        </w:rPr>
+        <w:tab/>
+      </w:r>
+      <w:proofErr w:type="spellStart"/>
       <w:r>
         <w:rPr>
           <w:rFonts w:hint="eastAsia"/>
-        </w:rPr>
-        <w:t>FG2min:</w:t>
-      </w:r>
+          <w:kern w:val="0"/>
+          <w14:ligatures w14:val="none"/>
+        </w:rPr>
+        <w:t>Figmax</w:t>
+      </w:r>
+      <w:proofErr w:type="spellEnd"/>
       <w:r>
         <w:rPr>
           <w:rFonts w:hint="eastAsia"/>
-        </w:rPr>
-        <w:t xml:space="preserve"> </w:t>
-      </w:r>
-      <w:r>
-        <w:rPr>
-          <w:rFonts w:hint="eastAsia"/>
-        </w:rPr>
-        <w:t>{{G2}}</w:t>
-      </w:r>
-      <w:r>
-        <w:rPr>
-          <w:rFonts w:hint="eastAsia"/>
-        </w:rPr>
-        <w:t xml:space="preserve"> </w:t>
-      </w:r>
-      <w:r>
-        <w:rPr>
-          <w:rFonts w:hint="eastAsia"/>
-        </w:rPr>
-        <w:tab/>
-      </w:r>
-      <w:proofErr w:type="spellStart"/>
-      <w:r>
-        <w:rPr>
-          <w:rFonts w:hint="eastAsia"/>
-        </w:rPr>
-        <w:t>Figmax</w:t>
-      </w:r>
-      <w:proofErr w:type="spellEnd"/>
-      <w:r>
-        <w:rPr>
-          <w:rFonts w:hint="eastAsia"/>
-        </w:rPr>
-        <w:t>:</w:t>
-      </w:r>
-      <w:r>
-        <w:rPr>
-          <w:rFonts w:hint="eastAsia"/>
-        </w:rPr>
-        <w:t xml:space="preserve"> </w:t>
-      </w:r>
-      <w:r>
-        <w:rPr>
-          <w:rFonts w:hint="eastAsia"/>
-        </w:rPr>
-        <w:t>{{</w:t>
-      </w:r>
-      <w:proofErr w:type="spellStart"/>
-      <w:r>
-        <w:rPr>
-          <w:rFonts w:hint="eastAsia"/>
-        </w:rPr>
-        <w:t>Figmax</w:t>
-      </w:r>
-      <w:proofErr w:type="spellEnd"/>
-      <w:r>
-        <w:rPr>
-          <w:rFonts w:hint="eastAsia"/>
-        </w:rPr>
-        <w:t>}}</w:t>
+          <w:kern w:val="0"/>
+          <w14:ligatures w14:val="none"/>
+        </w:rPr>
+        <w:t>: 6.8</w:t>
       </w:r>
     </w:p>
     <w:p>
@@ -16504,7 +16423,7 @@
                 <w:sz w:val="21"/>
                 <w:szCs w:val="21"/>
               </w:rPr>
-              <w:t>8</w:t>
+              <w:t>3</w:t>
             </w:r>
             <w:r>
               <w:rPr>
@@ -18704,7 +18623,7 @@
   <a:extraClrSchemeLst/>
   <a:extLst>
     <a:ext uri="{05A4C25C-085E-4340-85A3-A5531E510DB2}">
-      <thm15:themeFamily xmlns:thm15="http://schemas.microsoft.com/office/thememl/2012/main" xmlns="" name="Office Theme" id="{2E142A2C-CD16-42D6-873A-C26D2A0506FA}" vid="{1BDDFF52-6CD6-40A5-AB3C-68EB2F1E4D0A}"/>
+      <thm15:themeFamily xmlns="" xmlns:thm15="http://schemas.microsoft.com/office/thememl/2012/main" name="Office Theme" id="{2E142A2C-CD16-42D6-873A-C26D2A0506FA}" vid="{1BDDFF52-6CD6-40A5-AB3C-68EB2F1E4D0A}"/>
     </a:ext>
   </a:extLst>
 </a:theme>

--- a/mainWidget/mainWidget/src/template/殉爆仿真计算数据表.docx
+++ b/mainWidget/mainWidget/src/template/殉爆仿真计算数据表.docx
@@ -3342,24 +3342,6 @@
     </w:p>
     <w:p>
       <w:pPr>
-        <w:spacing w:line="360" w:lineRule="auto"/>
-        <w:ind w:firstLine="480"/>
-        <w:rPr>
-          <w:rFonts w:ascii="Times New Roman" w:hAnsi="Times New Roman" w:cs="Times New Roman"/>
-        </w:rPr>
-      </w:pPr>
-    </w:p>
-    <w:p>
-      <w:pPr>
-        <w:spacing w:line="360" w:lineRule="auto"/>
-        <w:ind w:firstLine="480"/>
-        <w:rPr>
-          <w:rFonts w:ascii="Times New Roman" w:hAnsi="Times New Roman" w:cs="Times New Roman"/>
-        </w:rPr>
-      </w:pPr>
-    </w:p>
-    <w:p>
-      <w:pPr>
         <w:ind w:firstLine="480"/>
         <w:jc w:val="center"/>
         <w:rPr>
@@ -3370,7 +3352,6 @@
         <w:rPr>
           <w:rFonts w:ascii="Times New Roman" w:hAnsi="Times New Roman" w:cs="Times New Roman" w:hint="eastAsia"/>
         </w:rPr>
-        <w:lastRenderedPageBreak/>
         <w:t>表</w:t>
       </w:r>
       <w:r>
@@ -3593,6 +3574,7 @@
                   <w:rPr>
                     <w:rFonts w:ascii="Cambria Math" w:hAnsi="Cambria Math" w:cs="Times New Roman"/>
                   </w:rPr>
+                  <w:lastRenderedPageBreak/>
                   <m:t>ρ</m:t>
                 </m:r>
               </m:oMath>
@@ -6933,6 +6915,7 @@
         <w:ind w:firstLine="480"/>
       </w:pPr>
       <w:r>
+        <w:lastRenderedPageBreak/>
         <w:t>通</w:t>
       </w:r>
       <w:r>
@@ -9949,12 +9932,14 @@
           <w:p>
             <w:pPr>
               <w:spacing w:line="240" w:lineRule="auto"/>
-              <w:ind w:firstLine="480"/>
+              <w:ind w:firstLineChars="0" w:firstLine="0"/>
               <w:jc w:val="center"/>
               <w:rPr>
                 <w:rFonts w:ascii="Times New Roman" w:hAnsi="Times New Roman" w:cs="Times New Roman"/>
               </w:rPr>
             </w:pPr>
+            <w:bookmarkStart w:id="3" w:name="_GoBack"/>
+            <w:bookmarkEnd w:id="3"/>
             <w:r>
               <w:rPr>
                 <w:rFonts w:ascii="Times New Roman" w:hAnsi="Times New Roman" w:cs="Times New Roman"/>
@@ -10057,14 +10042,11 @@
           <w:b/>
         </w:rPr>
       </w:pPr>
-      <w:bookmarkStart w:id="3" w:name="_GoBack"/>
-      <w:bookmarkEnd w:id="3"/>
       <w:r>
         <w:rPr>
           <w:rFonts w:ascii="黑体" w:eastAsia="黑体" w:hAnsi="黑体" w:hint="eastAsia"/>
           <w:b/>
         </w:rPr>
-        <w:lastRenderedPageBreak/>
         <w:t>2.3</w:t>
       </w:r>
       <w:r>
@@ -10104,6 +10086,7 @@
           <w:rFonts w:eastAsia="仿宋"/>
           <w:kern w:val="0"/>
         </w:rPr>
+        <w:lastRenderedPageBreak/>
         <w:t>{{</w:t>
       </w:r>
       <w:r>
@@ -11118,26 +11101,68 @@
               <w:rPr>
                 <w:rFonts w:hint="eastAsia"/>
               </w:rPr>
+              <w:t>10</w:t>
+            </w:r>
+          </w:p>
+        </w:tc>
+        <w:tc>
+          <w:tcPr>
+            <w:tcW w:w="2130" w:type="dxa"/>
+          </w:tcPr>
+          <w:p>
+            <w:pPr>
+              <w:spacing w:line="240" w:lineRule="auto"/>
+              <w:ind w:firstLineChars="0" w:firstLine="0"/>
+              <w:jc w:val="center"/>
+            </w:pPr>
+            <w:r>
+              <w:t>10^-5</w:t>
+            </w:r>
+            <w:r>
+              <w:t>发火概率摩擦感度</w:t>
+            </w:r>
+          </w:p>
+        </w:tc>
+        <w:tc>
+          <w:tcPr>
+            <w:tcW w:w="2131" w:type="dxa"/>
+          </w:tcPr>
+          <w:p>
+            <w:pPr>
+              <w:spacing w:line="240" w:lineRule="auto"/>
+              <w:ind w:firstLineChars="0" w:firstLine="0"/>
+              <w:jc w:val="center"/>
+            </w:pPr>
+            <w:r>
+              <w:rPr>
+                <w:rFonts w:hint="eastAsia"/>
+              </w:rPr>
+              <w:t>{{</w:t>
+            </w:r>
+            <w:r>
+              <w:rPr>
+                <w:rFonts w:hint="eastAsia"/>
+              </w:rPr>
+              <w:t>推进剂</w:t>
+            </w:r>
+            <w:r>
+              <w:rPr>
+                <w:rFonts w:hint="eastAsia"/>
+              </w:rPr>
+              <w:t>-</w:t>
+            </w:r>
+            <w:r>
+              <w:t>发火概</w:t>
+            </w:r>
+            <w:r>
               <w:lastRenderedPageBreak/>
-              <w:t>10</w:t>
-            </w:r>
-          </w:p>
-        </w:tc>
-        <w:tc>
-          <w:tcPr>
-            <w:tcW w:w="2130" w:type="dxa"/>
-          </w:tcPr>
-          <w:p>
-            <w:pPr>
-              <w:spacing w:line="240" w:lineRule="auto"/>
-              <w:ind w:firstLineChars="0" w:firstLine="0"/>
-              <w:jc w:val="center"/>
-            </w:pPr>
-            <w:r>
-              <w:t>10^-5</w:t>
-            </w:r>
-            <w:r>
-              <w:t>发火概率摩擦感度</w:t>
+              <w:t>率摩擦感度</w:t>
+            </w:r>
+            <w:r>
+              <w:rPr>
+                <w:rFonts w:hint="eastAsia"/>
+              </w:rPr>
+              <w:t>}}</w:t>
             </w:r>
           </w:p>
         </w:tc>
@@ -11152,45 +11177,7 @@
               <w:jc w:val="center"/>
             </w:pPr>
             <w:r>
-              <w:rPr>
-                <w:rFonts w:hint="eastAsia"/>
-              </w:rPr>
-              <w:t>{{</w:t>
-            </w:r>
-            <w:r>
-              <w:rPr>
-                <w:rFonts w:hint="eastAsia"/>
-              </w:rPr>
-              <w:t>推进剂</w:t>
-            </w:r>
-            <w:r>
-              <w:rPr>
-                <w:rFonts w:hint="eastAsia"/>
-              </w:rPr>
-              <w:t>-</w:t>
-            </w:r>
-            <w:r>
-              <w:t>发火概率摩擦感度</w:t>
-            </w:r>
-            <w:r>
-              <w:rPr>
-                <w:rFonts w:hint="eastAsia"/>
-              </w:rPr>
-              <w:t>}}</w:t>
-            </w:r>
-          </w:p>
-        </w:tc>
-        <w:tc>
-          <w:tcPr>
-            <w:tcW w:w="2131" w:type="dxa"/>
-          </w:tcPr>
-          <w:p>
-            <w:pPr>
-              <w:spacing w:line="240" w:lineRule="auto"/>
-              <w:ind w:firstLineChars="0" w:firstLine="0"/>
-              <w:jc w:val="center"/>
-            </w:pPr>
-            <w:r>
+              <w:lastRenderedPageBreak/>
               <w:t>N</w:t>
             </w:r>
           </w:p>
@@ -11211,6 +11198,7 @@
               <w:rPr>
                 <w:rFonts w:hint="eastAsia"/>
               </w:rPr>
+              <w:lastRenderedPageBreak/>
               <w:t>11</w:t>
             </w:r>
           </w:p>
@@ -12710,7 +12698,6 @@
               <w:rPr>
                 <w:rFonts w:hint="eastAsia"/>
               </w:rPr>
-              <w:lastRenderedPageBreak/>
               <w:t>2</w:t>
             </w:r>
           </w:p>
@@ -12803,6 +12790,7 @@
               <w:rPr>
                 <w:rFonts w:hint="eastAsia"/>
               </w:rPr>
+              <w:lastRenderedPageBreak/>
               <w:t>3</w:t>
             </w:r>
           </w:p>
@@ -14047,7 +14035,6 @@
               <w:rPr>
                 <w:rFonts w:hint="eastAsia"/>
               </w:rPr>
-              <w:lastRenderedPageBreak/>
               <w:t>5</w:t>
             </w:r>
           </w:p>
@@ -14143,6 +14130,7 @@
               <w:rPr>
                 <w:rFonts w:hint="eastAsia"/>
               </w:rPr>
+              <w:lastRenderedPageBreak/>
               <w:t>6</w:t>
             </w:r>
           </w:p>
@@ -24413,7 +24401,7 @@
   <a:extraClrSchemeLst/>
   <a:extLst>
     <a:ext uri="{05A4C25C-085E-4340-85A3-A5531E510DB2}">
-      <thm15:themeFamily xmlns="" xmlns:thm15="http://schemas.microsoft.com/office/thememl/2012/main" name="Office Theme" id="{2E142A2C-CD16-42D6-873A-C26D2A0506FA}" vid="{1BDDFF52-6CD6-40A5-AB3C-68EB2F1E4D0A}"/>
+      <thm15:themeFamily xmlns:thm15="http://schemas.microsoft.com/office/thememl/2012/main" xmlns="" name="Office Theme" id="{2E142A2C-CD16-42D6-873A-C26D2A0506FA}" vid="{1BDDFF52-6CD6-40A5-AB3C-68EB2F1E4D0A}"/>
     </a:ext>
   </a:extLst>
 </a:theme>
